--- a/doc/review/21-04-2026/ML BOSNa_V2 (1).docx
+++ b/doc/review/21-04-2026/ML BOSNa_V2 (1).docx
@@ -15,47 +15,25 @@
     </w:p>
     <w:p>
       <w:pPr>
-        <w:pStyle w:val="MDPI13authornames"/>
-        <w:rPr>
-          <w:sz w:val="36"/>
-          <w:szCs w:val="20"/>
-        </w:rPr>
-      </w:pPr>
-      <w:r>
-        <w:rPr>
-          <w:sz w:val="36"/>
-          <w:szCs w:val="20"/>
-        </w:rPr>
-        <w:t xml:space="preserve">Explainable </w:t>
-      </w:r>
-      <w:commentRangeStart w:id="0"/>
-      <w:commentRangeStart w:id="1"/>
-      <w:r>
-        <w:rPr>
-          <w:sz w:val="36"/>
-          <w:szCs w:val="20"/>
-        </w:rPr>
-        <w:t>Machine Learning-Based Streamflow Forecasting in the Bosna River Basin (Bosnia and Herzegovina)</w:t>
-      </w:r>
-      <w:r>
-        <w:rPr>
-          <w:sz w:val="36"/>
-          <w:szCs w:val="20"/>
-        </w:rPr>
-      </w:r>
-      <w:commentRangeEnd w:id="1"/>
-      <w:r>
-        <w:commentReference w:id="1"/>
-      </w:r>
-      <w:commentRangeEnd w:id="0"/>
-      <w:r>
-        <w:commentReference w:id="0"/>
-      </w:r>
-      <w:r>
-        <w:rPr>
-          <w:sz w:val="36"/>
-          <w:szCs w:val="20"/>
-        </w:rPr>
+        <w:pStyle w:val="Normal"/>
+        <w:rPr>
+          <w:b/>
+          <w:b/>
+          <w:bCs/>
+          <w:color w:val="FF0000"/>
+          <w:sz w:val="32"/>
+          <w:szCs w:val="32"/>
+        </w:rPr>
+      </w:pPr>
+      <w:r>
+        <w:rPr>
+          <w:b/>
+          <w:bCs/>
+          <w:color w:val="FF0000"/>
+          <w:sz w:val="32"/>
+          <w:szCs w:val="32"/>
+        </w:rPr>
+        <w:t>Explainable Machine Learning for Streamflow Forecasting: Application to the Bosna River Basin</w:t>
       </w:r>
     </w:p>
     <w:p>
@@ -311,6 +289,7 @@
     <w:p>
       <w:pPr>
         <w:pStyle w:val="MDPI16affiliation"/>
+        <w:ind w:hanging="0"/>
         <w:rPr/>
       </w:pPr>
       <w:r>
@@ -415,9 +394,15 @@
       </w:r>
       <w:r>
         <w:rPr>
+          <w:color w:val="000000"/>
+        </w:rPr>
+        <w:t xml:space="preserve">Moreover, as a novelty, explainable AI is performed using SHAP analysis to go beyond regular predictions of the models, providing a deeper understanding of the model’s performance described by the magnitude and direction of influence of each problem feature.  </w:t>
+      </w:r>
+      <w:r>
+        <w:rPr>
           <w:color w:val="FF0000"/>
         </w:rPr>
-        <w:t xml:space="preserve">Moreover, as a novelty, explainable AI is performed using SHAP analysis to go beyond regular predictions of the models, providing a deeper understanding of the model’s performance described by the magnitude and direction of influence of each problem feature.    </w:t>
+        <w:t xml:space="preserve">  </w:t>
       </w:r>
     </w:p>
     <w:p>
@@ -509,7 +494,7 @@
       </w:r>
       <w:r>
         <w:rPr>
-          <w:color w:val="FF0000"/>
+          <w:color w:val="000000"/>
         </w:rPr>
         <w:t>On the other hand, several studies have successfully applied alternative HBV- and SWAT-type models based on physical laws of hydrology simulating water movement step-by-step using explicit equations for monthly streamflow prediction. It has been shown particularly useful for simulating streamflows in various basins [57-59].</w:t>
       </w:r>
@@ -606,41 +591,57 @@
       </w:pPr>
       <w:r>
         <w:rPr/>
-        <w:t xml:space="preserve">The Bosna River Basin (BRB) is the largest and one of the principal basins of Bosnia and Herzegovina (BH), with its entire area situated within the national territory and extending across the central, eastern and northern parts of the country. The BRB encompasses primary urban and industrial centers, such as Sarajevo, Zenica, Tuzla, and Doboj (Figure 1), which together host more than 50% of the national population, thereby establishing the basin as an economic hotspot. The basin occupies an area of 10457 km2, covering ~20% of the overall area of BH, whereas the length of the river and mean elevation of the basin are 275 km and 640 m, respectively [34]. The river has its source at the foot of Mt Igman at 500 m a.s.l., emerging as a substantial karst spring. The upper section of the BRB features a well-developed drainage network, comprising several major and numerous smaller torrential streams. It extends from the river source to the city of Zenica. Extending from Zenica to Doboj, the middle section of the BRB is supplied by several major tributaries, including the Usora, Krivaja, and Spreča Rivers. The lower northern part of the Bosna River Basin extends from the town of Doboj to the confluence of the Bosna with the Sava River and lacking major tributaries. The Bosna River, along with its main affluents, is characterised by the Posavina subtype of the pluvial-nival water regime and exhibits peak streamflow in April and March and minimum streamflow in August and September [36]. Climatic patterns in the Bosna River basin differ from mountainous </w:t>
-      </w:r>
-      <w:r>
-        <w:rPr>
-          <w:color w:val="EE0000"/>
+        <w:t xml:space="preserve">The Bosna River Basin (BRB) is the largest and one of the principal basins of Bosnia and Herzegovina (BH), with its entire area situated within the national territory and extending across the central, eastern and northern parts of the country. The BRB encompasses primary urban and industrial centers, such as Sarajevo, Zenica, Tuzla, and Doboj (Figure 1), which together host more than 50% of the national population, thereby establishing the basin as an economic hotspot. The basin occupies an area of 10457 km2, covering ~20% of the overall area of BH, whereas the length of the river and mean elevation of the basin are 275 km and 640 m, respectively [34]. The river has its source at the foot of Mt Igman at 500 m a.s.l., emerging as a substantial karst spring. The upper section of the BRB features a well-developed drainage network, comprising several major and numerous smaller torrential streams. It extends from the river source to the city of Zenica. Extending from Zenica to Doboj, the middle section of the BRB is supplied by several major tributaries, including the Usora, Krivaja, and Spreča Rivers. The lower northern part of the Bosna River Basin extends from the town of Doboj to the confluence of the Bosna with the Sava River and lacking major tributaries. The Bosna River, along with its main affluents, is characterised by the Posavina subtype of the pluvial-nival water regime and exhibits peak streamflow in April and March and </w:t>
+      </w:r>
+      <w:r>
+        <w:rPr>
+          <w:color w:val="111111"/>
+        </w:rPr>
+        <w:t xml:space="preserve">minimum streamflow in August and September [36]. Climatic patterns in the Bosna River basin differ from mountainous </w:t>
+      </w:r>
+      <w:r>
+        <w:rPr>
+          <w:color w:val="111111"/>
         </w:rPr>
         <w:t xml:space="preserve">(Dfc) </w:t>
       </w:r>
       <w:r>
-        <w:rPr/>
+        <w:rPr>
+          <w:color w:val="111111"/>
+        </w:rPr>
         <w:t xml:space="preserve">conditions in the south to continental </w:t>
       </w:r>
       <w:r>
         <w:rPr>
-          <w:color w:val="EE0000"/>
+          <w:color w:val="111111"/>
         </w:rPr>
         <w:t xml:space="preserve">(Dfb) </w:t>
       </w:r>
       <w:r>
-        <w:rPr/>
+        <w:rPr>
+          <w:color w:val="111111"/>
+        </w:rPr>
         <w:t xml:space="preserve">and moderately continental </w:t>
       </w:r>
       <w:r>
         <w:rPr>
-          <w:color w:val="EE0000"/>
+          <w:color w:val="111111"/>
         </w:rPr>
         <w:t xml:space="preserve">(Cfb) </w:t>
       </w:r>
       <w:r>
-        <w:rPr/>
-        <w:t xml:space="preserve">types in the central and northern segments of the basin [35]. </w:t>
-      </w:r>
-      <w:r>
-        <w:rPr>
-          <w:color w:val="EE0000"/>
+        <w:rPr>
+          <w:color w:val="111111"/>
+        </w:rPr>
+        <w:t>types in the central and northern segments of the basin</w:t>
+      </w:r>
+      <w:r>
+        <w:rPr/>
+        <w:t xml:space="preserve"> [35]. </w:t>
+      </w:r>
+      <w:r>
+        <w:rPr>
+          <w:color w:val="000000"/>
         </w:rPr>
         <w:t>Mean annual air temperatures range from 9.5 to 12 °C in the northern, lower section of the basin [75]. In the middle section, mean annual air temperatures range between 7 and 10 °C, whereas in the highest, upper section they decrease to as low as 1.2 °C [75]. Mean annual precipitation generally decreases towards the north. The highest precipitation amounts are recorded in the upper section, where some areas receive more than 2000 mm annually, while lower valley areas receive around 900 mm. In the middle section of the basin, precipitation ranges from 900 to 1200 mm, whereas the northern areas experience the lowest values, between 800 and 900 mm [75].</w:t>
       </w:r>
@@ -845,7 +846,7 @@
       </w:r>
       <w:r>
         <w:rPr>
-          <w:color w:val="C9211E"/>
+          <w:color w:val="000000"/>
         </w:rPr>
         <w:t>All experiments were conducted using the Python programming language. The implementation relies on widely used open-source libraries to ensure reproducibility and transparency. The XGBoost model was implemented using the xgboost library (</w:t>
       </w:r>
@@ -853,13 +854,13 @@
         <w:rPr>
           <w:i/>
           <w:iCs/>
-          <w:color w:val="C9211E"/>
+          <w:color w:val="000000"/>
         </w:rPr>
         <w:t xml:space="preserve">XGBRegressor). </w:t>
       </w:r>
       <w:r>
         <w:rPr>
-          <w:color w:val="C9211E"/>
+          <w:color w:val="000000"/>
         </w:rPr>
         <w:t>Random Forest models were implemented using the scikit-learn library (</w:t>
       </w:r>
@@ -867,13 +868,13 @@
         <w:rPr>
           <w:i/>
           <w:iCs/>
-          <w:color w:val="C9211E"/>
+          <w:color w:val="000000"/>
         </w:rPr>
         <w:t>RandomForestRegressor</w:t>
       </w:r>
       <w:r>
         <w:rPr>
-          <w:color w:val="C9211E"/>
+          <w:color w:val="000000"/>
         </w:rPr>
         <w:t xml:space="preserve">). The LSTM model was developed using the TensorFlow framework with the </w:t>
       </w:r>
@@ -881,13 +882,13 @@
         <w:rPr>
           <w:i/>
           <w:iCs/>
-          <w:color w:val="C9211E"/>
+          <w:color w:val="000000"/>
         </w:rPr>
         <w:t>Keras</w:t>
       </w:r>
       <w:r>
         <w:rPr>
-          <w:color w:val="C9211E"/>
+          <w:color w:val="000000"/>
         </w:rPr>
         <w:t xml:space="preserve"> high-level API. Hyperparameter tuning and model selection were performed using </w:t>
       </w:r>
@@ -895,13 +896,13 @@
         <w:rPr>
           <w:i/>
           <w:iCs/>
-          <w:color w:val="C9211E"/>
+          <w:color w:val="000000"/>
         </w:rPr>
         <w:t>GridSearchCV</w:t>
       </w:r>
       <w:r>
         <w:rPr>
-          <w:color w:val="C9211E"/>
+          <w:color w:val="000000"/>
         </w:rPr>
         <w:t xml:space="preserve"> from scikit-learn. combined with </w:t>
       </w:r>
@@ -909,13 +910,13 @@
         <w:rPr>
           <w:i/>
           <w:iCs/>
-          <w:color w:val="C9211E"/>
+          <w:color w:val="000000"/>
         </w:rPr>
         <w:t>TimeSeriesSplit</w:t>
       </w:r>
       <w:r>
         <w:rPr>
-          <w:color w:val="C9211E"/>
+          <w:color w:val="000000"/>
         </w:rPr>
         <w:t xml:space="preserve"> to ensure temporally consistent cross-validation.  </w:t>
       </w:r>
@@ -969,19 +970,20 @@
       <w:pPr>
         <w:pStyle w:val="MDPI31text"/>
         <w:rPr>
+          <w:color w:val="000000"/>
+        </w:rPr>
+      </w:pPr>
+      <w:bookmarkStart w:id="0" w:name="_Hlk221601577"/>
+      <w:r>
+        <w:rPr>
+          <w:color w:val="000000"/>
           <w:lang w:val="en-GB"/>
         </w:rPr>
-      </w:pPr>
-      <w:bookmarkStart w:id="0" w:name="_Hlk221601577"/>
-      <w:r>
-        <w:rPr>
-          <w:lang w:val="en-GB"/>
-        </w:rPr>
         <w:t xml:space="preserve">To account for hydrological memory and delayed catchment responses, lagged predictor variables were incorporated into the modelling framework </w:t>
       </w:r>
       <w:r>
         <w:rPr>
-          <w:color w:val="C9211E"/>
+          <w:color w:val="000000"/>
           <w:lang w:val="en-GB"/>
         </w:rPr>
         <w:t>generating them independently for each station and time step (</w:t>
@@ -990,27 +992,28 @@
         <w:rPr>
           <w:i/>
           <w:iCs/>
-          <w:color w:val="C9211E"/>
+          <w:color w:val="000000"/>
           <w:lang w:val="en-GB"/>
         </w:rPr>
         <w:t>t</w:t>
       </w:r>
       <w:r>
         <w:rPr>
-          <w:color w:val="C9211E"/>
+          <w:color w:val="000000"/>
           <w:lang w:val="en-GB"/>
         </w:rPr>
         <w:t>).</w:t>
       </w:r>
       <w:r>
         <w:rPr>
+          <w:color w:val="000000"/>
           <w:lang w:val="en-GB"/>
         </w:rPr>
         <w:t xml:space="preserve"> Let (Pt), (Tt), and (Qt) denote precipitation, air temperature, and streamflow at time step, respectively. The predictor set comprised lagged precipitation terms at one-, two-, and three-month intervals (Pt-1, Pt-2, Pt-3), lagged temperature terms at one- and two-month intervals (Tt-1, Tt-2), and an autoregressive streamflow term representing previous-month discharge (Qt-1). The autoregressive streamflow term captures short-term persistence in river discharge and is widely used in hydrological forecasting to enhance predictive skill. </w:t>
       </w:r>
       <w:r>
         <w:rPr>
-          <w:color w:val="C9211E"/>
+          <w:color w:val="000000"/>
           <w:lang w:val="en-GB"/>
         </w:rPr>
         <w:t xml:space="preserve"> Missing values introduced by lagged feature construction were removed using a complete-case approach, excluding them from the training dataset prior to model calibration.</w:t>
@@ -1021,15 +1024,19 @@
       <w:pPr>
         <w:pStyle w:val="MDPI31text"/>
         <w:ind w:left="2608" w:hanging="0"/>
-        <w:rPr/>
-      </w:pPr>
-      <w:r>
-        <w:rPr/>
+        <w:rPr>
+          <w:color w:val="000000"/>
+        </w:rPr>
+      </w:pPr>
+      <w:r>
+        <w:rPr>
+          <w:color w:val="000000"/>
+        </w:rPr>
         <w:t xml:space="preserve">Prior to model training, all datasets were merged into a single time-indexed table, where each row corresponds to a monthly observation and columns represent hydro-meteorological variables from all stations. </w:t>
       </w:r>
       <w:r>
         <w:rPr>
-          <w:color w:val="C9211E"/>
+          <w:color w:val="000000"/>
         </w:rPr>
         <w:t xml:space="preserve">Missing values in temperature data for the Zenica station (July-December 2017) was filled using climatological monthly means computed across all available years. No additional missing values were present after merging.  </w:t>
       </w:r>
@@ -1038,12 +1045,12 @@
       <w:pPr>
         <w:pStyle w:val="MDPI31text"/>
         <w:rPr>
-          <w:color w:val="C9211E"/>
-        </w:rPr>
-      </w:pPr>
-      <w:r>
-        <w:rPr>
-          <w:color w:val="C9211E"/>
+          <w:color w:val="000000"/>
+        </w:rPr>
+      </w:pPr>
+      <w:r>
+        <w:rPr>
+          <w:color w:val="000000"/>
         </w:rPr>
         <w:t>In the case of LSTM, note that input data are structured as three-dimensional tensors of shape (</w:t>
       </w:r>
@@ -1051,13 +1058,13 @@
         <w:rPr>
           <w:i/>
           <w:iCs/>
-          <w:color w:val="C9211E"/>
+          <w:color w:val="000000"/>
         </w:rPr>
         <w:t xml:space="preserve">N, </w:t>
       </w:r>
       <w:r>
         <w:rPr>
-          <w:color w:val="C9211E"/>
+          <w:color w:val="000000"/>
         </w:rPr>
         <w:t>1</w:t>
       </w:r>
@@ -1065,13 +1072,13 @@
         <w:rPr>
           <w:i/>
           <w:iCs/>
-          <w:color w:val="C9211E"/>
+          <w:color w:val="000000"/>
         </w:rPr>
         <w:t>, F</w:t>
       </w:r>
       <w:r>
         <w:rPr>
-          <w:color w:val="C9211E"/>
+          <w:color w:val="000000"/>
         </w:rPr>
         <w:t xml:space="preserve">), where </w:t>
       </w:r>
@@ -1079,13 +1086,13 @@
         <w:rPr>
           <w:i/>
           <w:iCs/>
-          <w:color w:val="C9211E"/>
+          <w:color w:val="000000"/>
         </w:rPr>
         <w:t>N</w:t>
       </w:r>
       <w:r>
         <w:rPr>
-          <w:color w:val="C9211E"/>
+          <w:color w:val="000000"/>
         </w:rPr>
         <w:t xml:space="preserve"> is the number of samples and </w:t>
       </w:r>
@@ -1093,13 +1100,13 @@
         <w:rPr>
           <w:i/>
           <w:iCs/>
-          <w:color w:val="C9211E"/>
+          <w:color w:val="000000"/>
         </w:rPr>
         <w:t>F</w:t>
       </w:r>
       <w:r>
         <w:rPr>
-          <w:color w:val="C9211E"/>
+          <w:color w:val="000000"/>
         </w:rPr>
         <w:t xml:space="preserve"> the number of input features. A single </w:t>
       </w:r>
@@ -1107,13 +1114,13 @@
         <w:rPr>
           <w:i/>
           <w:iCs/>
-          <w:color w:val="C9211E"/>
+          <w:color w:val="000000"/>
         </w:rPr>
         <w:t>timestep</w:t>
       </w:r>
       <w:r>
         <w:rPr>
-          <w:color w:val="C9211E"/>
+          <w:color w:val="000000"/>
         </w:rPr>
         <w:t xml:space="preserve"> (</w:t>
       </w:r>
@@ -1121,13 +1128,13 @@
         <w:rPr>
           <w:i/>
           <w:iCs/>
-          <w:color w:val="C9211E"/>
+          <w:color w:val="000000"/>
         </w:rPr>
         <w:t>timesteps=1</w:t>
       </w:r>
       <w:r>
         <w:rPr>
-          <w:color w:val="C9211E"/>
+          <w:color w:val="000000"/>
         </w:rPr>
         <w:t xml:space="preserve">) was used, meaning that temporal dependencies were not modeled through sequential input windows, but instead explicitly encoded via lagged features.: lagged precipitation (Pt-1, Pt-2, Pt-3), lagged temperature (Tt-1, Tt-2), and lagged discharge (Qt-1) were included for each station. This approach ensures consistency with the feature representation used in tree-based models while still allowing nonlinear modeling through the LSTM architecture. Note that more lagged precipitation and temperature features have been involved in the experimentation, however, without any significant advantage in the overall results than those presented in the paper. </w:t>
       </w:r>
@@ -1136,12 +1143,12 @@
       <w:pPr>
         <w:pStyle w:val="MDPI31text"/>
         <w:rPr>
-          <w:color w:val="C9211E"/>
-        </w:rPr>
-      </w:pPr>
-      <w:r>
-        <w:rPr>
-          <w:color w:val="C9211E"/>
+          <w:color w:val="000000"/>
+        </w:rPr>
+      </w:pPr>
+      <w:r>
+        <w:rPr>
+          <w:color w:val="000000"/>
         </w:rPr>
         <w:t>No explicit normalization or scaling of input variables was applied either in the train nor the test phase. While normalization is often recommended for neural networks such LSTM, the model was trained directly on raw values to maintain consistency with tree-based models and preserve the physical interpretability of hydrological variables.</w:t>
       </w:r>
@@ -1151,12 +1158,12 @@
         <w:pStyle w:val="MDPI31text"/>
         <w:ind w:left="2608" w:hanging="0"/>
         <w:rPr>
-          <w:color w:val="C9211E"/>
-        </w:rPr>
-      </w:pPr>
-      <w:r>
-        <w:rPr>
-          <w:color w:val="C9211E"/>
+          <w:color w:val="000000"/>
+        </w:rPr>
+      </w:pPr>
+      <w:r>
+        <w:rPr>
+          <w:color w:val="000000"/>
         </w:rPr>
       </w:r>
     </w:p>
@@ -1203,16 +1210,24 @@
       </w:pPr>
       <w:r>
         <w:rPr/>
-        <w:t xml:space="preserve">Model performance was evaluated using hydrologically relevant efficiency metrics. Besides Minimum Absolute Error (MAE) and the Root Mean Square Error (RMSE), Nash–Sutcliffe and Kling–Gupta measures were determined. The Nash–Sutcliffe Efficiency (NSE) </w:t>
-      </w:r>
-      <w:r>
-        <w:rPr>
-          <w:color w:val="EE0000"/>
+        <w:t xml:space="preserve">Model performance was evaluated using hydrologically relevant efficiency metrics. </w:t>
+      </w:r>
+      <w:r>
+        <w:rPr>
+          <w:color w:val="000000"/>
+        </w:rPr>
+        <w:t xml:space="preserve">Besides Minimum Absolute Error (MAE) and the Root Mean Square Error (RMSE), Nash–Sutcliffe and Kling–Gupta measures were determined. The Nash–Sutcliffe Efficiency (NSE) </w:t>
+      </w:r>
+      <w:r>
+        <w:rPr>
+          <w:color w:val="000000"/>
         </w:rPr>
         <w:t xml:space="preserve">[15,60,61] </w:t>
       </w:r>
       <w:r>
-        <w:rPr/>
+        <w:rPr>
+          <w:color w:val="000000"/>
+        </w:rPr>
         <w:t>measures the predictive skill of a model relative to the mean of observed streamflow values and is defined as:</w:t>
       </w:r>
     </w:p>
@@ -1271,6 +1286,18 @@
           </wp:inline>
         </w:drawing>
       </w:r>
+      <w:r>
+        <w:rPr/>
+        <w:t xml:space="preserve">                                                                  </w:t>
+      </w:r>
+      <w:r>
+        <w:rPr/>
+        <w:t>(1)</w:t>
+      </w:r>
+      <w:r>
+        <w:rPr/>
+        <w:t xml:space="preserve">                 </w:t>
+      </w:r>
     </w:p>
     <w:p>
       <w:pPr>
@@ -1426,20 +1453,26 @@
     <w:p>
       <w:pPr>
         <w:pStyle w:val="MDPI31text"/>
-        <w:rPr/>
-      </w:pPr>
-      <w:r>
-        <w:rPr/>
+        <w:rPr>
+          <w:color w:val="000000"/>
+        </w:rPr>
+      </w:pPr>
+      <w:r>
+        <w:rPr>
+          <w:color w:val="000000"/>
+        </w:rPr>
         <w:t>The Kling–Gupta Efficiency (KGE) [</w:t>
       </w:r>
       <w:r>
         <w:rPr>
-          <w:color w:val="EE0000"/>
+          <w:color w:val="000000"/>
         </w:rPr>
         <w:t>15,60,61</w:t>
       </w:r>
       <w:r>
-        <w:rPr/>
+        <w:rPr>
+          <w:color w:val="000000"/>
+        </w:rPr>
         <w:t>] decomposes model performance into correlation, bias, and variability components:</w:t>
       </w:r>
     </w:p>
@@ -1499,6 +1532,14 @@
           </wp:inline>
         </w:drawing>
       </w:r>
+      <w:r>
+        <w:rPr/>
+        <w:t xml:space="preserve">                                      </w:t>
+      </w:r>
+      <w:r>
+        <w:rPr/>
+        <w:t>(2)</w:t>
+      </w:r>
     </w:p>
     <w:p>
       <w:pPr>
@@ -1683,12 +1724,12 @@
       <w:pPr>
         <w:pStyle w:val="MDPI31text"/>
         <w:rPr>
-          <w:color w:val="FF0000"/>
-        </w:rPr>
-      </w:pPr>
-      <w:r>
-        <w:rPr>
-          <w:color w:val="FF0000"/>
+          <w:color w:val="000000"/>
+        </w:rPr>
+      </w:pPr>
+      <w:r>
+        <w:rPr>
+          <w:color w:val="000000"/>
         </w:rPr>
         <w:t>For the sake of completeness, the formula for MAE is defined as:</w:t>
       </w:r>
@@ -1717,135 +1758,152 @@
       <w:r>
         <w:rPr/>
       </w:r>
-      <m:oMathPara xmlns:m="http://schemas.openxmlformats.org/officeDocument/2006/math">
-        <m:oMathParaPr>
-          <m:jc m:val="center"/>
-        </m:oMathParaPr>
-        <m:oMath>
-          <m:r>
-            <w:rPr>
-              <w:rFonts w:ascii="Cambria Math" w:hAnsi="Cambria Math"/>
-            </w:rPr>
-            <m:t xml:space="preserve">MAE</m:t>
-          </m:r>
-          <m:r>
-            <w:rPr>
-              <w:rFonts w:ascii="Cambria Math" w:hAnsi="Cambria Math"/>
-            </w:rPr>
-            <m:t xml:space="preserve">=</m:t>
-          </m:r>
-          <m:f>
-            <m:num>
-              <m:r>
-                <w:rPr>
-                  <w:rFonts w:ascii="Cambria Math" w:hAnsi="Cambria Math"/>
-                </w:rPr>
-                <m:t xml:space="preserve">1</m:t>
-              </m:r>
-            </m:num>
-            <m:den>
-              <m:r>
-                <w:rPr>
-                  <w:rFonts w:ascii="Cambria Math" w:hAnsi="Cambria Math"/>
-                </w:rPr>
-                <m:t xml:space="preserve">n</m:t>
-              </m:r>
-            </m:den>
-          </m:f>
-          <m:nary>
-            <m:naryPr>
-              <m:chr m:val="∑"/>
-            </m:naryPr>
-            <m:sub>
-              <m:r>
-                <w:rPr>
-                  <w:rFonts w:ascii="Cambria Math" w:hAnsi="Cambria Math"/>
-                </w:rPr>
-                <m:t xml:space="preserve">i</m:t>
-              </m:r>
-              <m:r>
-                <w:rPr>
-                  <w:rFonts w:ascii="Cambria Math" w:hAnsi="Cambria Math"/>
-                </w:rPr>
-                <m:t xml:space="preserve">=</m:t>
-              </m:r>
-              <m:r>
-                <w:rPr>
-                  <w:rFonts w:ascii="Cambria Math" w:hAnsi="Cambria Math"/>
-                </w:rPr>
-                <m:t xml:space="preserve">1</m:t>
-              </m:r>
-            </m:sub>
-            <m:sup>
-              <m:r>
-                <w:rPr>
-                  <w:rFonts w:ascii="Cambria Math" w:hAnsi="Cambria Math"/>
-                </w:rPr>
-                <m:t xml:space="preserve">n</m:t>
-              </m:r>
-            </m:sup>
-            <m:e>
-              <m:d>
-                <m:dPr>
-                  <m:begChr m:val="|"/>
-                  <m:endChr m:val="|"/>
-                </m:dPr>
-                <m:e>
-                  <m:sSub>
-                    <m:e>
-                      <m:r>
-                        <w:rPr>
-                          <w:rFonts w:ascii="Cambria Math" w:hAnsi="Cambria Math"/>
-                        </w:rPr>
-                        <m:t xml:space="preserve">Q</m:t>
-                      </m:r>
-                    </m:e>
-                    <m:sub>
-                      <m:r>
-                        <w:rPr>
-                          <w:rFonts w:ascii="Cambria Math" w:hAnsi="Cambria Math"/>
-                        </w:rPr>
-                        <m:t xml:space="preserve">i</m:t>
-                      </m:r>
-                    </m:sub>
-                  </m:sSub>
-                  <m:r>
-                    <w:rPr>
-                      <w:rFonts w:ascii="Cambria Math" w:hAnsi="Cambria Math"/>
-                    </w:rPr>
-                    <m:t xml:space="preserve">−</m:t>
-                  </m:r>
-                  <m:sSub>
-                    <m:e>
-                      <m:acc>
-                        <m:accPr>
-                          <m:chr m:val="^"/>
-                        </m:accPr>
-                        <m:e>
-                          <m:r>
-                            <w:rPr>
-                              <w:rFonts w:ascii="Cambria Math" w:hAnsi="Cambria Math"/>
-                            </w:rPr>
-                            <m:t xml:space="preserve">Q</m:t>
-                          </m:r>
-                        </m:e>
-                      </m:acc>
-                    </m:e>
-                    <m:sub>
-                      <m:r>
-                        <w:rPr>
-                          <w:rFonts w:ascii="Cambria Math" w:hAnsi="Cambria Math"/>
-                        </w:rPr>
-                        <m:t xml:space="preserve">i</m:t>
-                      </m:r>
-                    </m:sub>
-                  </m:sSub>
-                </m:e>
-              </m:d>
-            </m:e>
-          </m:nary>
-        </m:oMath>
-      </m:oMathPara>
+      <m:oMath xmlns:m="http://schemas.openxmlformats.org/officeDocument/2006/math">
+        <m:r>
+          <w:rPr>
+            <w:rFonts w:ascii="Cambria Math" w:hAnsi="Cambria Math"/>
+          </w:rPr>
+          <m:t xml:space="preserve">MAE</m:t>
+        </m:r>
+        <m:r>
+          <w:rPr>
+            <w:rFonts w:ascii="Cambria Math" w:hAnsi="Cambria Math"/>
+          </w:rPr>
+          <m:t xml:space="preserve">=</m:t>
+        </m:r>
+        <m:f>
+          <m:num>
+            <m:r>
+              <w:rPr>
+                <w:rFonts w:ascii="Cambria Math" w:hAnsi="Cambria Math"/>
+              </w:rPr>
+              <m:t xml:space="preserve">1</m:t>
+            </m:r>
+          </m:num>
+          <m:den>
+            <m:r>
+              <w:rPr>
+                <w:rFonts w:ascii="Cambria Math" w:hAnsi="Cambria Math"/>
+              </w:rPr>
+              <m:t xml:space="preserve">n</m:t>
+            </m:r>
+          </m:den>
+        </m:f>
+        <m:nary>
+          <m:naryPr>
+            <m:chr m:val="∑"/>
+          </m:naryPr>
+          <m:sub>
+            <m:r>
+              <w:rPr>
+                <w:rFonts w:ascii="Cambria Math" w:hAnsi="Cambria Math"/>
+              </w:rPr>
+              <m:t xml:space="preserve">i</m:t>
+            </m:r>
+            <m:r>
+              <w:rPr>
+                <w:rFonts w:ascii="Cambria Math" w:hAnsi="Cambria Math"/>
+              </w:rPr>
+              <m:t xml:space="preserve">=</m:t>
+            </m:r>
+            <m:r>
+              <w:rPr>
+                <w:rFonts w:ascii="Cambria Math" w:hAnsi="Cambria Math"/>
+              </w:rPr>
+              <m:t xml:space="preserve">1</m:t>
+            </m:r>
+          </m:sub>
+          <m:sup>
+            <m:r>
+              <w:rPr>
+                <w:rFonts w:ascii="Cambria Math" w:hAnsi="Cambria Math"/>
+              </w:rPr>
+              <m:t xml:space="preserve">n</m:t>
+            </m:r>
+          </m:sup>
+          <m:e>
+            <m:d>
+              <m:dPr>
+                <m:begChr m:val="|"/>
+                <m:endChr m:val="|"/>
+              </m:dPr>
+              <m:e>
+                <m:sSub>
+                  <m:e>
+                    <m:r>
+                      <w:rPr>
+                        <w:rFonts w:ascii="Cambria Math" w:hAnsi="Cambria Math"/>
+                      </w:rPr>
+                      <m:t xml:space="preserve">Q</m:t>
+                    </m:r>
+                  </m:e>
+                  <m:sub>
+                    <m:r>
+                      <w:rPr>
+                        <w:rFonts w:ascii="Cambria Math" w:hAnsi="Cambria Math"/>
+                      </w:rPr>
+                      <m:t xml:space="preserve">i</m:t>
+                    </m:r>
+                  </m:sub>
+                </m:sSub>
+                <m:r>
+                  <w:rPr>
+                    <w:rFonts w:ascii="Cambria Math" w:hAnsi="Cambria Math"/>
+                  </w:rPr>
+                  <m:t xml:space="preserve">−</m:t>
+                </m:r>
+                <m:sSub>
+                  <m:e>
+                    <m:acc>
+                      <m:accPr>
+                        <m:chr m:val="^"/>
+                      </m:accPr>
+                      <m:e>
+                        <m:r>
+                          <w:rPr>
+                            <w:rFonts w:ascii="Cambria Math" w:hAnsi="Cambria Math"/>
+                          </w:rPr>
+                          <m:t xml:space="preserve">Q</m:t>
+                        </m:r>
+                      </m:e>
+                    </m:acc>
+                  </m:e>
+                  <m:sub>
+                    <m:r>
+                      <w:rPr>
+                        <w:rFonts w:ascii="Cambria Math" w:hAnsi="Cambria Math"/>
+                      </w:rPr>
+                      <m:t xml:space="preserve">i</m:t>
+                    </m:r>
+                  </m:sub>
+                </m:sSub>
+              </m:e>
+            </m:d>
+          </m:e>
+        </m:nary>
+      </m:oMath>
+      <w:r>
+        <w:rPr/>
+        <w:t xml:space="preserve">              </w:t>
+      </w:r>
+      <w:r>
+        <w:rPr>
+          <w:color w:val="FF0000"/>
+        </w:rPr>
+        <w:t xml:space="preserve">                                                                </w:t>
+      </w:r>
+      <w:r>
+        <w:rPr>
+          <w:color w:val="000000"/>
+        </w:rPr>
+        <w:t xml:space="preserve"> </w:t>
+      </w:r>
+      <w:r>
+        <w:rPr>
+          <w:color w:val="000000"/>
+        </w:rPr>
+        <w:t>(3)</w:t>
+      </w:r>
     </w:p>
     <w:p>
       <w:pPr>
@@ -1865,6 +1923,67 @@
         <w:pStyle w:val="MDPI31text"/>
         <w:ind w:left="2608" w:hanging="0"/>
         <w:rPr>
+          <w:color w:val="000000"/>
+        </w:rPr>
+      </w:pPr>
+      <w:r>
+        <w:rPr>
+          <w:color w:val="000000"/>
+          <w:lang w:val="en-GB"/>
+        </w:rPr>
+        <w:t xml:space="preserve">where </w:t>
+      </w:r>
+      <w:r>
+        <w:rPr>
+          <w:i/>
+          <w:iCs/>
+          <w:color w:val="000000"/>
+          <w:lang w:val="en-GB"/>
+        </w:rPr>
+        <w:t>n</w:t>
+      </w:r>
+      <w:r>
+        <w:rPr>
+          <w:color w:val="000000"/>
+          <w:lang w:val="en-GB"/>
+        </w:rPr>
+        <w:t xml:space="preserve"> is the total number of observations (i.e., data points), and </w:t>
+      </w:r>
+      <w:r>
+        <w:rPr>
+          <w:rFonts w:cs="Cambria Math" w:ascii="Cambria Math" w:hAnsi="Cambria Math"/>
+          <w:color w:val="000000"/>
+          <w:lang w:val="en-GB"/>
+        </w:rPr>
+        <w:t>∣⋅∣</w:t>
+      </w:r>
+      <w:r>
+        <w:rPr>
+          <w:color w:val="000000"/>
+          <w:lang w:val="en-GB"/>
+        </w:rPr>
+        <w:t xml:space="preserve"> is the absolute-value operator. Lower MAE values indicate better model performance.</w:t>
+      </w:r>
+    </w:p>
+    <w:p>
+      <w:pPr>
+        <w:pStyle w:val="MDPI31text"/>
+        <w:rPr>
+          <w:color w:val="000000"/>
+        </w:rPr>
+      </w:pPr>
+      <w:r>
+        <w:rPr>
+          <w:color w:val="000000"/>
+          <w:lang w:val="en-GB"/>
+        </w:rPr>
+        <w:t>Root Mean Square Error (RMSE) The RMSE also quantifies prediction error but places greater emphasis on larger errors because the differences are squared before averaging. It is defined as</w:t>
+      </w:r>
+    </w:p>
+    <w:p>
+      <w:pPr>
+        <w:pStyle w:val="MDPI31text"/>
+        <w:rPr>
           <w:color w:val="FF0000"/>
           <w:lang w:val="en-GB"/>
         </w:rPr>
@@ -1874,278 +1993,239 @@
           <w:color w:val="FF0000"/>
           <w:lang w:val="en-GB"/>
         </w:rPr>
-        <w:t xml:space="preserve">where </w:t>
-      </w:r>
-      <w:r>
-        <w:rPr>
-          <w:i/>
-          <w:iCs/>
+      </w:r>
+    </w:p>
+    <w:p>
+      <w:pPr>
+        <w:pStyle w:val="MDPI31text"/>
+        <w:jc w:val="center"/>
+        <w:rPr>
           <w:color w:val="FF0000"/>
           <w:lang w:val="en-GB"/>
         </w:rPr>
-        <w:t>n</w:t>
+      </w:pPr>
+      <w:r>
+        <w:rPr/>
+      </w:r>
+      <m:oMath xmlns:m="http://schemas.openxmlformats.org/officeDocument/2006/math">
+        <m:r>
+          <w:rPr>
+            <w:rFonts w:ascii="Cambria Math" w:hAnsi="Cambria Math"/>
+          </w:rPr>
+          <m:t xml:space="preserve">RMSE</m:t>
+        </m:r>
+        <m:r>
+          <w:rPr>
+            <w:rFonts w:ascii="Cambria Math" w:hAnsi="Cambria Math"/>
+          </w:rPr>
+          <m:t xml:space="preserve">=</m:t>
+        </m:r>
+        <m:rad>
+          <m:radPr>
+            <m:degHide m:val="1"/>
+          </m:radPr>
+          <m:deg/>
+          <m:e>
+            <m:f>
+              <m:num>
+                <m:r>
+                  <w:rPr>
+                    <w:rFonts w:ascii="Cambria Math" w:hAnsi="Cambria Math"/>
+                  </w:rPr>
+                  <m:t xml:space="preserve">1</m:t>
+                </m:r>
+              </m:num>
+              <m:den>
+                <m:r>
+                  <w:rPr>
+                    <w:rFonts w:ascii="Cambria Math" w:hAnsi="Cambria Math"/>
+                  </w:rPr>
+                  <m:t xml:space="preserve">n</m:t>
+                </m:r>
+              </m:den>
+            </m:f>
+            <m:nary>
+              <m:naryPr>
+                <m:chr m:val="∑"/>
+              </m:naryPr>
+              <m:sub>
+                <m:r>
+                  <w:rPr>
+                    <w:rFonts w:ascii="Cambria Math" w:hAnsi="Cambria Math"/>
+                  </w:rPr>
+                  <m:t xml:space="preserve">i</m:t>
+                </m:r>
+                <m:r>
+                  <w:rPr>
+                    <w:rFonts w:ascii="Cambria Math" w:hAnsi="Cambria Math"/>
+                  </w:rPr>
+                  <m:t xml:space="preserve">=</m:t>
+                </m:r>
+                <m:r>
+                  <w:rPr>
+                    <w:rFonts w:ascii="Cambria Math" w:hAnsi="Cambria Math"/>
+                  </w:rPr>
+                  <m:t xml:space="preserve">1</m:t>
+                </m:r>
+              </m:sub>
+              <m:sup>
+                <m:r>
+                  <w:rPr>
+                    <w:rFonts w:ascii="Cambria Math" w:hAnsi="Cambria Math"/>
+                  </w:rPr>
+                  <m:t xml:space="preserve">n</m:t>
+                </m:r>
+              </m:sup>
+              <m:e>
+                <m:sSup>
+                  <m:e>
+                    <m:d>
+                      <m:dPr>
+                        <m:begChr m:val="("/>
+                        <m:endChr m:val=")"/>
+                      </m:dPr>
+                      <m:e>
+                        <m:sSub>
+                          <m:e>
+                            <m:r>
+                              <w:rPr>
+                                <w:rFonts w:ascii="Cambria Math" w:hAnsi="Cambria Math"/>
+                              </w:rPr>
+                              <m:t xml:space="preserve">Q</m:t>
+                            </m:r>
+                          </m:e>
+                          <m:sub>
+                            <m:r>
+                              <w:rPr>
+                                <w:rFonts w:ascii="Cambria Math" w:hAnsi="Cambria Math"/>
+                              </w:rPr>
+                              <m:t xml:space="preserve">i</m:t>
+                            </m:r>
+                          </m:sub>
+                        </m:sSub>
+                        <m:r>
+                          <w:rPr>
+                            <w:rFonts w:ascii="Cambria Math" w:hAnsi="Cambria Math"/>
+                          </w:rPr>
+                          <m:t xml:space="preserve">−</m:t>
+                        </m:r>
+                        <m:sSub>
+                          <m:e>
+                            <m:acc>
+                              <m:accPr>
+                                <m:chr m:val="^"/>
+                              </m:accPr>
+                              <m:e>
+                                <m:r>
+                                  <w:rPr>
+                                    <w:rFonts w:ascii="Cambria Math" w:hAnsi="Cambria Math"/>
+                                  </w:rPr>
+                                  <m:t xml:space="preserve">Q</m:t>
+                                </m:r>
+                              </m:e>
+                            </m:acc>
+                          </m:e>
+                          <m:sub>
+                            <m:r>
+                              <w:rPr>
+                                <w:rFonts w:ascii="Cambria Math" w:hAnsi="Cambria Math"/>
+                              </w:rPr>
+                              <m:t xml:space="preserve">i</m:t>
+                            </m:r>
+                          </m:sub>
+                        </m:sSub>
+                      </m:e>
+                    </m:d>
+                  </m:e>
+                  <m:sup>
+                    <m:r>
+                      <w:rPr>
+                        <w:rFonts w:ascii="Cambria Math" w:hAnsi="Cambria Math"/>
+                      </w:rPr>
+                      <m:t xml:space="preserve">2</m:t>
+                    </m:r>
+                  </m:sup>
+                </m:sSup>
+              </m:e>
+            </m:nary>
+          </m:e>
+        </m:rad>
+      </m:oMath>
+      <w:r>
+        <w:rPr/>
+        <w:t xml:space="preserve"> </w:t>
       </w:r>
       <w:r>
         <w:rPr>
           <w:color w:val="FF0000"/>
           <w:lang w:val="en-GB"/>
         </w:rPr>
-        <w:t xml:space="preserve"> is the total number of observations (i.e., data points), and </w:t>
-      </w:r>
-      <w:r>
-        <w:rPr>
-          <w:rFonts w:cs="Cambria Math" w:ascii="Cambria Math" w:hAnsi="Cambria Math"/>
+        <w:t xml:space="preserve">                                                             </w:t>
+      </w:r>
+      <w:r>
+        <w:rPr>
+          <w:color w:val="000000"/>
+          <w:lang w:val="en-GB"/>
+        </w:rPr>
+        <w:t xml:space="preserve">   </w:t>
+      </w:r>
+      <w:r>
+        <w:rPr>
+          <w:color w:val="000000"/>
+          <w:lang w:val="en-GB"/>
+        </w:rPr>
+        <w:t>(4)</w:t>
+      </w:r>
+    </w:p>
+    <w:p>
+      <w:pPr>
+        <w:pStyle w:val="MDPI31text"/>
+        <w:rPr>
           <w:color w:val="FF0000"/>
           <w:lang w:val="en-GB"/>
         </w:rPr>
-        <w:t>∣⋅∣</w:t>
-      </w:r>
+      </w:pPr>
       <w:r>
         <w:rPr>
           <w:color w:val="FF0000"/>
           <w:lang w:val="en-GB"/>
         </w:rPr>
-        <w:t xml:space="preserve"> is the absolute-value operator. Lower MAE values indicate better model performance.</w:t>
+        <w:t xml:space="preserve"> </w:t>
       </w:r>
     </w:p>
     <w:p>
       <w:pPr>
         <w:pStyle w:val="MDPI31text"/>
-        <w:rPr>
-          <w:color w:val="FF0000"/>
+        <w:ind w:left="2608" w:hanging="0"/>
+        <w:rPr>
+          <w:color w:val="000000"/>
+        </w:rPr>
+      </w:pPr>
+      <w:r>
+        <w:rPr>
+          <w:color w:val="000000"/>
           <w:lang w:val="en-GB"/>
         </w:rPr>
-      </w:pPr>
-      <w:r>
-        <w:rPr>
-          <w:color w:val="FF0000"/>
-          <w:lang w:val="en-GB"/>
-        </w:rPr>
-        <w:t>Root Mean Square Error (RMSE) The RMSE also quantifies prediction error but places greater emphasis on larger errors because the differences are squared before averaging. It is defined as</w:t>
+        <w:t xml:space="preserve">where all symbols retain the same meanings as in the MAE equation, and the square-root operation returns the metric to the original units of the data. As with MAE, smaller RMSE values reflect superior predictive accuracy </w:t>
+      </w:r>
+      <w:r>
+        <w:rPr>
+          <w:color w:val="000000"/>
+        </w:rPr>
+        <w:t>[62,63,64].</w:t>
       </w:r>
     </w:p>
     <w:p>
       <w:pPr>
         <w:pStyle w:val="MDPI31text"/>
         <w:rPr>
-          <w:color w:val="FF0000"/>
-          <w:lang w:val="en-GB"/>
-        </w:rPr>
-      </w:pPr>
-      <w:r>
-        <w:rPr>
-          <w:color w:val="FF0000"/>
-          <w:lang w:val="en-GB"/>
-        </w:rPr>
-      </w:r>
-    </w:p>
-    <w:p>
-      <w:pPr>
-        <w:pStyle w:val="MDPI31text"/>
-        <w:jc w:val="center"/>
-        <w:rPr>
-          <w:color w:val="FF0000"/>
-          <w:lang w:val="en-GB"/>
-        </w:rPr>
-      </w:pPr>
-      <w:r>
-        <w:rPr/>
-      </w:r>
-      <m:oMathPara xmlns:m="http://schemas.openxmlformats.org/officeDocument/2006/math">
-        <m:oMathParaPr>
-          <m:jc m:val="center"/>
-        </m:oMathParaPr>
-        <m:oMath>
-          <m:r>
-            <w:rPr>
-              <w:rFonts w:ascii="Cambria Math" w:hAnsi="Cambria Math"/>
-            </w:rPr>
-            <m:t xml:space="preserve">RMSE</m:t>
-          </m:r>
-          <m:r>
-            <w:rPr>
-              <w:rFonts w:ascii="Cambria Math" w:hAnsi="Cambria Math"/>
-            </w:rPr>
-            <m:t xml:space="preserve">=</m:t>
-          </m:r>
-          <m:rad>
-            <m:radPr>
-              <m:degHide m:val="1"/>
-            </m:radPr>
-            <m:deg/>
-            <m:e>
-              <m:f>
-                <m:num>
-                  <m:r>
-                    <w:rPr>
-                      <w:rFonts w:ascii="Cambria Math" w:hAnsi="Cambria Math"/>
-                    </w:rPr>
-                    <m:t xml:space="preserve">1</m:t>
-                  </m:r>
-                </m:num>
-                <m:den>
-                  <m:r>
-                    <w:rPr>
-                      <w:rFonts w:ascii="Cambria Math" w:hAnsi="Cambria Math"/>
-                    </w:rPr>
-                    <m:t xml:space="preserve">n</m:t>
-                  </m:r>
-                </m:den>
-              </m:f>
-              <m:nary>
-                <m:naryPr>
-                  <m:chr m:val="∑"/>
-                </m:naryPr>
-                <m:sub>
-                  <m:r>
-                    <w:rPr>
-                      <w:rFonts w:ascii="Cambria Math" w:hAnsi="Cambria Math"/>
-                    </w:rPr>
-                    <m:t xml:space="preserve">i</m:t>
-                  </m:r>
-                  <m:r>
-                    <w:rPr>
-                      <w:rFonts w:ascii="Cambria Math" w:hAnsi="Cambria Math"/>
-                    </w:rPr>
-                    <m:t xml:space="preserve">=</m:t>
-                  </m:r>
-                  <m:r>
-                    <w:rPr>
-                      <w:rFonts w:ascii="Cambria Math" w:hAnsi="Cambria Math"/>
-                    </w:rPr>
-                    <m:t xml:space="preserve">1</m:t>
-                  </m:r>
-                </m:sub>
-                <m:sup>
-                  <m:r>
-                    <w:rPr>
-                      <w:rFonts w:ascii="Cambria Math" w:hAnsi="Cambria Math"/>
-                    </w:rPr>
-                    <m:t xml:space="preserve">n</m:t>
-                  </m:r>
-                </m:sup>
-                <m:e>
-                  <m:sSup>
-                    <m:e>
-                      <m:d>
-                        <m:dPr>
-                          <m:begChr m:val="("/>
-                          <m:endChr m:val=")"/>
-                        </m:dPr>
-                        <m:e>
-                          <m:sSub>
-                            <m:e>
-                              <m:r>
-                                <w:rPr>
-                                  <w:rFonts w:ascii="Cambria Math" w:hAnsi="Cambria Math"/>
-                                </w:rPr>
-                                <m:t xml:space="preserve">Q</m:t>
-                              </m:r>
-                            </m:e>
-                            <m:sub>
-                              <m:r>
-                                <w:rPr>
-                                  <w:rFonts w:ascii="Cambria Math" w:hAnsi="Cambria Math"/>
-                                </w:rPr>
-                                <m:t xml:space="preserve">i</m:t>
-                              </m:r>
-                            </m:sub>
-                          </m:sSub>
-                          <m:r>
-                            <w:rPr>
-                              <w:rFonts w:ascii="Cambria Math" w:hAnsi="Cambria Math"/>
-                            </w:rPr>
-                            <m:t xml:space="preserve">−</m:t>
-                          </m:r>
-                          <m:sSub>
-                            <m:e>
-                              <m:acc>
-                                <m:accPr>
-                                  <m:chr m:val="^"/>
-                                </m:accPr>
-                                <m:e>
-                                  <m:r>
-                                    <w:rPr>
-                                      <w:rFonts w:ascii="Cambria Math" w:hAnsi="Cambria Math"/>
-                                    </w:rPr>
-                                    <m:t xml:space="preserve">Q</m:t>
-                                  </m:r>
-                                </m:e>
-                              </m:acc>
-                            </m:e>
-                            <m:sub>
-                              <m:r>
-                                <w:rPr>
-                                  <w:rFonts w:ascii="Cambria Math" w:hAnsi="Cambria Math"/>
-                                </w:rPr>
-                                <m:t xml:space="preserve">i</m:t>
-                              </m:r>
-                            </m:sub>
-                          </m:sSub>
-                        </m:e>
-                      </m:d>
-                    </m:e>
-                    <m:sup>
-                      <m:r>
-                        <w:rPr>
-                          <w:rFonts w:ascii="Cambria Math" w:hAnsi="Cambria Math"/>
-                        </w:rPr>
-                        <m:t xml:space="preserve">2</m:t>
-                      </m:r>
-                    </m:sup>
-                  </m:sSup>
-                </m:e>
-              </m:nary>
-            </m:e>
-          </m:rad>
-        </m:oMath>
-      </m:oMathPara>
-    </w:p>
-    <w:p>
-      <w:pPr>
-        <w:pStyle w:val="MDPI31text"/>
-        <w:rPr>
-          <w:color w:val="FF0000"/>
-          <w:lang w:val="en-GB"/>
-        </w:rPr>
-      </w:pPr>
-      <w:r>
-        <w:rPr>
-          <w:color w:val="FF0000"/>
-          <w:lang w:val="en-GB"/>
-        </w:rPr>
-      </w:r>
-    </w:p>
-    <w:p>
-      <w:pPr>
-        <w:pStyle w:val="MDPI31text"/>
-        <w:ind w:left="2608" w:hanging="0"/>
-        <w:rPr>
-          <w:color w:val="FF0000"/>
-          <w:lang w:val="en-GB"/>
-        </w:rPr>
-      </w:pPr>
-      <w:r>
-        <w:rPr>
-          <w:color w:val="FF0000"/>
-          <w:lang w:val="en-GB"/>
-        </w:rPr>
-        <w:t xml:space="preserve">where all symbols retain the same meanings as in the MAE equation, and the square-root operation returns the metric to the original units of the data. As with MAE, smaller RMSE values reflect superior predictive accuracy </w:t>
-      </w:r>
-      <w:r>
-        <w:rPr>
-          <w:color w:val="EE0000"/>
-        </w:rPr>
-        <w:t>[62,63,64].</w:t>
-      </w:r>
-    </w:p>
-    <w:p>
-      <w:pPr>
-        <w:pStyle w:val="MDPI31text"/>
-        <w:rPr/>
-      </w:pPr>
-      <w:r>
-        <w:rPr/>
+          <w:color w:val="000000"/>
+        </w:rPr>
+      </w:pPr>
+      <w:r>
+        <w:rPr>
+          <w:color w:val="000000"/>
+        </w:rPr>
       </w:r>
     </w:p>
     <w:p>
@@ -2282,16 +2362,20 @@
     <w:p>
       <w:pPr>
         <w:pStyle w:val="MDPI31text"/>
-        <w:rPr/>
-      </w:pPr>
-      <w:r>
-        <w:rPr>
-          <w:color w:val="C9211E"/>
+        <w:rPr>
+          <w:color w:val="111111"/>
+        </w:rPr>
+      </w:pPr>
+      <w:r>
+        <w:rPr>
+          <w:color w:val="111111"/>
         </w:rPr>
         <w:t xml:space="preserve">Despite achieving reasonable predictive performance, all evaluated models exhibited systematic bias in the magnitude of predicted discharge values, particularly in the form of consistent overestimation or underestimation. This behavior is commonly observed in data-driven hydrological models, which may capture temporal variability well but fail to reproduce absolute magnitudes accurately. </w:t>
       </w:r>
       <w:r>
-        <w:rPr/>
+        <w:rPr>
+          <w:color w:val="111111"/>
+        </w:rPr>
         <w:t>To address this issue, a linear scaling bias correction was applied as a post-processing step.</w:t>
       </w:r>
     </w:p>
@@ -2351,6 +2435,20 @@
           </wp:inline>
         </w:drawing>
       </w:r>
+      <w:r>
+        <w:rPr/>
+        <w:t xml:space="preserve">             </w:t>
+      </w:r>
+      <w:r>
+        <w:rPr/>
+        <w:tab/>
+        <w:tab/>
+        <w:t xml:space="preserve">                                                 </w:t>
+      </w:r>
+      <w:r>
+        <w:rPr/>
+        <w:t>(5)</w:t>
+      </w:r>
     </w:p>
     <w:p>
       <w:pPr>
@@ -2554,7 +2652,7 @@
       </w:r>
       <w:r>
         <w:rPr>
-          <w:color w:val="C9211E"/>
+          <w:color w:val="000000"/>
         </w:rPr>
         <w:t xml:space="preserve"> In particular, its relatively limited performance could be attributed to the chosen input representation, where temporal dependencies are captured through lagged features rather than sequential input windows. As a result, the model does not fully exploit the temporal memory capabilities typically associated with recurrent neural networks. Future work will investigate multi-timestep input sequences to better capture temporal dependencies and fully leverage the capabilities of recurrent neural networks.</w:t>
       </w:r>
@@ -3829,9 +3927,7 @@
         </w:rPr>
       </w:pPr>
       <w:r>
-        <w:rPr>
-          <w:iCs/>
-        </w:rPr>
+        <w:rPr/>
       </w:r>
     </w:p>
     <w:p>
@@ -3839,14 +3935,17 @@
         <w:pStyle w:val="MDPI31text"/>
         <w:ind w:left="2608" w:hanging="0"/>
         <w:rPr>
-          <w:color w:val="C9211E"/>
-        </w:rPr>
-      </w:pPr>
-      <w:r>
-        <w:rPr>
-          <w:color w:val="C9211E"/>
-        </w:rPr>
-        <w:t>3.1 Comparison to a rainfall--runoff model</w:t>
+          <w:b w:val="false"/>
+          <w:b w:val="false"/>
+          <w:bCs w:val="false"/>
+        </w:rPr>
+      </w:pPr>
+      <w:r>
+        <w:rPr>
+          <w:b w:val="false"/>
+          <w:bCs w:val="false"/>
+        </w:rPr>
+        <w:t>a)                                                                         b)</w:t>
       </w:r>
     </w:p>
     <w:p>
@@ -3854,178 +3953,24 @@
         <w:pStyle w:val="MDPI31text"/>
         <w:ind w:left="2608" w:hanging="0"/>
         <w:rPr>
-          <w:color w:val="C9211E"/>
-        </w:rPr>
-      </w:pPr>
-      <w:r>
-        <w:rPr>
-          <w:color w:val="C9211E"/>
-        </w:rPr>
-      </w:r>
-    </w:p>
-    <w:p>
-      <w:pPr>
-        <w:pStyle w:val="MDPI31text"/>
-        <w:ind w:left="2608" w:hanging="0"/>
-        <w:rPr>
-          <w:color w:val="FF0000"/>
-        </w:rPr>
-      </w:pPr>
-      <w:r>
-        <w:rPr>
-          <w:color w:val="FF0000"/>
-        </w:rPr>
-        <w:t xml:space="preserve">The simplified conceptual rainfall--runoff model (HBV-lite) was implemented as a baseline physically interpretable benchmark against the machine learning approaches  (Random Forest, XGBoost, and LSTM). The HBV-lite model is a simplified conceptual rainfall--runoff representation inspired by the HBV framework. </w:t>
-      </w:r>
-    </w:p>
-    <w:p>
-      <w:pPr>
-        <w:pStyle w:val="MDPI31text"/>
-        <w:ind w:left="2608" w:hanging="0"/>
-        <w:rPr>
-          <w:color w:val="FF0000"/>
-        </w:rPr>
-      </w:pPr>
-      <w:r>
-        <w:rPr>
-          <w:color w:val="FF0000"/>
-        </w:rPr>
-        <w:t xml:space="preserve">Unlike fully distributed hydrological models, the proposed version uses only precipitation and temperature as driving variables, aggregated from multiple stations into basin-average time series.  The model consists of a single soil moisture storage reservoir, where incoming precipitation increases soil water content while temperature-based evapotranspiration reduces it. A nonlinear transformation is then applied to represent runoff generation as a function of relative soil moisture, controlled by a small set of interpretable parameters governing storage capacity, </w:t>
-      </w:r>
-    </w:p>
-    <w:p>
-      <w:pPr>
-        <w:pStyle w:val="MDPI31text"/>
-        <w:ind w:left="2608" w:hanging="0"/>
-        <w:rPr>
-          <w:color w:val="FF0000"/>
-        </w:rPr>
-      </w:pPr>
-      <w:r>
-        <w:rPr>
-          <w:color w:val="FF0000"/>
-        </w:rPr>
-        <w:t>nonlinearity, and runoff responsiveness. The resulting runoff is taken as the simulated discharge. This simplified structure retains the core hydrological concept of storage–release dynamics while avoiding the need for detailed spatial information such as soil type, land use, or topography.</w:t>
-      </w:r>
-    </w:p>
-    <w:p>
-      <w:pPr>
-        <w:pStyle w:val="MDPI31text"/>
-        <w:ind w:left="2608" w:hanging="0"/>
-        <w:rPr>
-          <w:color w:val="FF0000"/>
-        </w:rPr>
-      </w:pPr>
-      <w:r>
-        <w:rPr>
-          <w:color w:val="FF0000"/>
-        </w:rPr>
-        <w:t xml:space="preserve">  </w:t>
-      </w:r>
-      <w:r>
-        <w:rPr>
-          <w:color w:val="FF0000"/>
-        </w:rPr>
-        <w:t xml:space="preserve">The obtained results indicate a significantly lower predictive performance of the HBV-lite model compared to the data-driven approaches, with a training NSE of -0.539 and a testing NSE of 0.154. </w:t>
-      </w:r>
-    </w:p>
-    <w:p>
-      <w:pPr>
-        <w:pStyle w:val="MDPI31text"/>
-        <w:ind w:left="2608" w:hanging="0"/>
-        <w:rPr>
-          <w:color w:val="FF0000"/>
-        </w:rPr>
-      </w:pPr>
-      <w:r>
-        <w:rPr>
-          <w:color w:val="FF0000"/>
-        </w:rPr>
-        <w:t xml:space="preserve">  </w:t>
-      </w:r>
-      <w:r>
-        <w:rPr>
-          <w:color w:val="FF0000"/>
-        </w:rPr>
-        <w:t xml:space="preserve">These negative train NSE value suggest that the model performs worse than a simple mean-flow predictor, indicating that the simplified conceptual structure is insufficient to capture the complexity of the rainfall--runoff relationship in the Bosna River basin using the available input data. </w:t>
-      </w:r>
-    </w:p>
-    <w:p>
-      <w:pPr>
-        <w:pStyle w:val="MDPI31text"/>
-        <w:ind w:left="2608" w:hanging="0"/>
-        <w:rPr/>
-      </w:pPr>
-      <w:r>
-        <w:rPr/>
-      </w:r>
-    </w:p>
-    <w:p>
-      <w:pPr>
-        <w:pStyle w:val="MDPI22heading2"/>
-        <w:spacing w:before="240" w:after="60"/>
-        <w:rPr/>
-      </w:pPr>
-      <w:r>
-        <w:rPr/>
-        <w:t>3.2 Feature Importance and Explainable Artificial Intelligence</w:t>
-      </w:r>
-    </w:p>
-    <w:p>
-      <w:pPr>
-        <w:pStyle w:val="MDPI22heading2"/>
-        <w:spacing w:before="240" w:after="60"/>
-        <w:ind w:left="2608" w:firstLine="452"/>
-        <w:rPr>
-          <w:i w:val="false"/>
-          <w:i w:val="false"/>
           <w:iCs/>
         </w:rPr>
       </w:pPr>
       <w:r>
-        <w:rPr>
-          <w:i w:val="false"/>
-          <w:iCs/>
-        </w:rPr>
-        <w:t>While predictive accuracy is essential, understanding the contribution of individual hydro-meteorological predictors is equally important for decision support and scientific insight. To this end, an Explainable Artificial Intelligence (XAI) analysis was conducted to assess the relative importance of input features and their influence on streamflow prediction. Given the heterogeneous nature of the evaluated models, different yet conceptually consistent feature importance approaches were employed. For the tree-based models (XGBoost and Random Forest), feature importance was derived from model-based importance measures, while for the LSTM model a permutation-based approach was adopted to ensure comparability across model classes.</w:t>
-      </w:r>
-    </w:p>
-    <w:p>
-      <w:pPr>
-        <w:pStyle w:val="MDPI22heading2"/>
-        <w:spacing w:before="240" w:after="60"/>
-        <w:rPr/>
-      </w:pPr>
-      <w:r>
-        <w:rPr/>
-        <w:t>3.3 Permutation-Based Feature Importance</w:t>
-      </w:r>
-    </w:p>
-    <w:p>
-      <w:pPr>
-        <w:pStyle w:val="MDPI22heading2"/>
-        <w:spacing w:before="240" w:after="60"/>
-        <w:ind w:left="2608" w:firstLine="452"/>
-        <w:rPr>
-          <w:i w:val="false"/>
-          <w:i w:val="false"/>
-          <w:iCs/>
-        </w:rPr>
-      </w:pPr>
-      <w:r>
-        <w:rPr>
-          <w:i w:val="false"/>
-          <w:iCs/>
-        </w:rPr>
-        <w:t xml:space="preserve">Permutation importance quantifies the contribution of a feature by measuring the decrease in model performance when the feature’s values are randomly permuted. Let </w:t>
-      </w:r>
-      <w:r>
         <w:rPr/>
         <w:drawing>
-          <wp:inline distT="0" distB="0" distL="0" distR="0">
-            <wp:extent cx="76200" cy="200025"/>
+          <wp:anchor behindDoc="0" distT="0" distB="0" distL="0" distR="0" simplePos="0" locked="0" layoutInCell="0" allowOverlap="1" relativeHeight="34">
+            <wp:simplePos x="0" y="0"/>
+            <wp:positionH relativeFrom="column">
+              <wp:posOffset>1391285</wp:posOffset>
+            </wp:positionH>
+            <wp:positionV relativeFrom="paragraph">
+              <wp:posOffset>635</wp:posOffset>
+            </wp:positionV>
+            <wp:extent cx="2145665" cy="1828800"/>
             <wp:effectExtent l="0" t="0" r="0" b="0"/>
-            <wp:docPr id="17" name="Picture 29" descr=""/>
+            <wp:wrapSquare wrapText="largest"/>
+            <wp:docPr id="17" name="Image9" descr=""/>
             <wp:cNvGraphicFramePr>
               <a:graphicFrameLocks xmlns:a="http://schemas.openxmlformats.org/drawingml/2006/main" noChangeAspect="1"/>
             </wp:cNvGraphicFramePr>
@@ -4033,13 +3978,535 @@
               <a:graphicData uri="http://schemas.openxmlformats.org/drawingml/2006/picture">
                 <pic:pic xmlns:pic="http://schemas.openxmlformats.org/drawingml/2006/picture">
                   <pic:nvPicPr>
-                    <pic:cNvPr id="17" name="Picture 29" descr=""/>
+                    <pic:cNvPr id="17" name="Image9" descr=""/>
                     <pic:cNvPicPr>
                       <a:picLocks noChangeAspect="1" noChangeArrowheads="1"/>
                     </pic:cNvPicPr>
                   </pic:nvPicPr>
                   <pic:blipFill>
                     <a:blip r:embed="rId25"/>
+                    <a:stretch>
+                      <a:fillRect/>
+                    </a:stretch>
+                  </pic:blipFill>
+                  <pic:spPr bwMode="auto">
+                    <a:xfrm>
+                      <a:off x="0" y="0"/>
+                      <a:ext cx="2145665" cy="1828800"/>
+                    </a:xfrm>
+                    <a:prstGeom prst="rect">
+                      <a:avLst/>
+                    </a:prstGeom>
+                  </pic:spPr>
+                </pic:pic>
+              </a:graphicData>
+            </a:graphic>
+          </wp:anchor>
+        </w:drawing>
+        <w:drawing>
+          <wp:anchor behindDoc="0" distT="0" distB="0" distL="0" distR="0" simplePos="0" locked="0" layoutInCell="0" allowOverlap="1" relativeHeight="35">
+            <wp:simplePos x="0" y="0"/>
+            <wp:positionH relativeFrom="column">
+              <wp:posOffset>3753485</wp:posOffset>
+            </wp:positionH>
+            <wp:positionV relativeFrom="paragraph">
+              <wp:posOffset>18415</wp:posOffset>
+            </wp:positionV>
+            <wp:extent cx="2596515" cy="1833880"/>
+            <wp:effectExtent l="0" t="0" r="0" b="0"/>
+            <wp:wrapSquare wrapText="largest"/>
+            <wp:docPr id="18" name="Image10" descr=""/>
+            <wp:cNvGraphicFramePr>
+              <a:graphicFrameLocks xmlns:a="http://schemas.openxmlformats.org/drawingml/2006/main" noChangeAspect="1"/>
+            </wp:cNvGraphicFramePr>
+            <a:graphic xmlns:a="http://schemas.openxmlformats.org/drawingml/2006/main">
+              <a:graphicData uri="http://schemas.openxmlformats.org/drawingml/2006/picture">
+                <pic:pic xmlns:pic="http://schemas.openxmlformats.org/drawingml/2006/picture">
+                  <pic:nvPicPr>
+                    <pic:cNvPr id="18" name="Image10" descr=""/>
+                    <pic:cNvPicPr>
+                      <a:picLocks noChangeAspect="1" noChangeArrowheads="1"/>
+                    </pic:cNvPicPr>
+                  </pic:nvPicPr>
+                  <pic:blipFill>
+                    <a:blip r:embed="rId26"/>
+                    <a:stretch>
+                      <a:fillRect/>
+                    </a:stretch>
+                  </pic:blipFill>
+                  <pic:spPr bwMode="auto">
+                    <a:xfrm>
+                      <a:off x="0" y="0"/>
+                      <a:ext cx="2596515" cy="1833880"/>
+                    </a:xfrm>
+                    <a:prstGeom prst="rect">
+                      <a:avLst/>
+                    </a:prstGeom>
+                  </pic:spPr>
+                </pic:pic>
+              </a:graphicData>
+            </a:graphic>
+          </wp:anchor>
+        </w:drawing>
+      </w:r>
+    </w:p>
+    <w:p>
+      <w:pPr>
+        <w:pStyle w:val="MDPI31text"/>
+        <w:ind w:hanging="0"/>
+        <w:rPr>
+          <w:b w:val="false"/>
+          <w:b w:val="false"/>
+          <w:bCs w:val="false"/>
+        </w:rPr>
+      </w:pPr>
+      <w:r>
+        <w:rPr>
+          <w:b w:val="false"/>
+          <w:bCs w:val="false"/>
+        </w:rPr>
+      </w:r>
+    </w:p>
+    <w:p>
+      <w:pPr>
+        <w:pStyle w:val="MDPI31text"/>
+        <w:ind w:left="2608" w:hanging="0"/>
+        <w:rPr>
+          <w:b/>
+          <w:b/>
+          <w:bCs/>
+        </w:rPr>
+      </w:pPr>
+      <w:r>
+        <w:rPr>
+          <w:b/>
+          <w:bCs/>
+        </w:rPr>
+        <w:t>c)</w:t>
+      </w:r>
+    </w:p>
+    <w:p>
+      <w:pPr>
+        <w:pStyle w:val="MDPI31text"/>
+        <w:ind w:left="2608" w:hanging="0"/>
+        <w:rPr>
+          <w:b w:val="false"/>
+          <w:b w:val="false"/>
+          <w:bCs w:val="false"/>
+        </w:rPr>
+      </w:pPr>
+      <w:r>
+        <w:rPr>
+          <w:b w:val="false"/>
+          <w:bCs w:val="false"/>
+        </w:rPr>
+        <w:drawing>
+          <wp:anchor behindDoc="0" distT="0" distB="0" distL="0" distR="0" simplePos="0" locked="0" layoutInCell="0" allowOverlap="1" relativeHeight="36">
+            <wp:simplePos x="0" y="0"/>
+            <wp:positionH relativeFrom="column">
+              <wp:posOffset>2020570</wp:posOffset>
+            </wp:positionH>
+            <wp:positionV relativeFrom="paragraph">
+              <wp:posOffset>5080</wp:posOffset>
+            </wp:positionV>
+            <wp:extent cx="2512695" cy="1986280"/>
+            <wp:effectExtent l="0" t="0" r="0" b="0"/>
+            <wp:wrapSquare wrapText="largest"/>
+            <wp:docPr id="19" name="Image11" descr=""/>
+            <wp:cNvGraphicFramePr>
+              <a:graphicFrameLocks xmlns:a="http://schemas.openxmlformats.org/drawingml/2006/main" noChangeAspect="1"/>
+            </wp:cNvGraphicFramePr>
+            <a:graphic xmlns:a="http://schemas.openxmlformats.org/drawingml/2006/main">
+              <a:graphicData uri="http://schemas.openxmlformats.org/drawingml/2006/picture">
+                <pic:pic xmlns:pic="http://schemas.openxmlformats.org/drawingml/2006/picture">
+                  <pic:nvPicPr>
+                    <pic:cNvPr id="19" name="Image11" descr=""/>
+                    <pic:cNvPicPr>
+                      <a:picLocks noChangeAspect="1" noChangeArrowheads="1"/>
+                    </pic:cNvPicPr>
+                  </pic:nvPicPr>
+                  <pic:blipFill>
+                    <a:blip r:embed="rId27"/>
+                    <a:stretch>
+                      <a:fillRect/>
+                    </a:stretch>
+                  </pic:blipFill>
+                  <pic:spPr bwMode="auto">
+                    <a:xfrm>
+                      <a:off x="0" y="0"/>
+                      <a:ext cx="2512695" cy="1986280"/>
+                    </a:xfrm>
+                    <a:prstGeom prst="rect">
+                      <a:avLst/>
+                    </a:prstGeom>
+                  </pic:spPr>
+                </pic:pic>
+              </a:graphicData>
+            </a:graphic>
+          </wp:anchor>
+        </w:drawing>
+      </w:r>
+    </w:p>
+    <w:p>
+      <w:pPr>
+        <w:pStyle w:val="MDPI31text"/>
+        <w:ind w:left="2608" w:hanging="0"/>
+        <w:rPr>
+          <w:b w:val="false"/>
+          <w:b w:val="false"/>
+          <w:bCs w:val="false"/>
+        </w:rPr>
+      </w:pPr>
+      <w:r>
+        <w:rPr>
+          <w:b w:val="false"/>
+          <w:bCs w:val="false"/>
+        </w:rPr>
+      </w:r>
+    </w:p>
+    <w:p>
+      <w:pPr>
+        <w:pStyle w:val="MDPI31text"/>
+        <w:ind w:left="2608" w:hanging="0"/>
+        <w:rPr>
+          <w:b w:val="false"/>
+          <w:b w:val="false"/>
+          <w:bCs w:val="false"/>
+        </w:rPr>
+      </w:pPr>
+      <w:r>
+        <w:rPr>
+          <w:b w:val="false"/>
+          <w:bCs w:val="false"/>
+        </w:rPr>
+      </w:r>
+    </w:p>
+    <w:p>
+      <w:pPr>
+        <w:pStyle w:val="MDPI31text"/>
+        <w:ind w:left="2608" w:hanging="0"/>
+        <w:rPr>
+          <w:b w:val="false"/>
+          <w:b w:val="false"/>
+          <w:bCs w:val="false"/>
+        </w:rPr>
+      </w:pPr>
+      <w:r>
+        <w:rPr>
+          <w:b w:val="false"/>
+          <w:bCs w:val="false"/>
+        </w:rPr>
+      </w:r>
+    </w:p>
+    <w:p>
+      <w:pPr>
+        <w:pStyle w:val="MDPI31text"/>
+        <w:ind w:left="2608" w:hanging="0"/>
+        <w:rPr>
+          <w:b w:val="false"/>
+          <w:b w:val="false"/>
+          <w:bCs w:val="false"/>
+        </w:rPr>
+      </w:pPr>
+      <w:r>
+        <w:rPr>
+          <w:b w:val="false"/>
+          <w:bCs w:val="false"/>
+        </w:rPr>
+      </w:r>
+    </w:p>
+    <w:p>
+      <w:pPr>
+        <w:pStyle w:val="MDPI31text"/>
+        <w:ind w:left="2608" w:hanging="0"/>
+        <w:rPr>
+          <w:b w:val="false"/>
+          <w:b w:val="false"/>
+          <w:bCs w:val="false"/>
+        </w:rPr>
+      </w:pPr>
+      <w:r>
+        <w:rPr>
+          <w:b w:val="false"/>
+          <w:bCs w:val="false"/>
+        </w:rPr>
+      </w:r>
+    </w:p>
+    <w:p>
+      <w:pPr>
+        <w:pStyle w:val="MDPI31text"/>
+        <w:ind w:hanging="0"/>
+        <w:rPr>
+          <w:iCs/>
+        </w:rPr>
+      </w:pPr>
+      <w:r>
+        <w:rPr>
+          <w:b/>
+          <w:bCs/>
+          <w:iCs/>
+        </w:rPr>
+        <w:t xml:space="preserve">Figure </w:t>
+      </w:r>
+      <w:r>
+        <w:rPr>
+          <w:b/>
+          <w:bCs/>
+          <w:iCs/>
+        </w:rPr>
+        <w:t>4</w:t>
+      </w:r>
+      <w:r>
+        <w:rPr>
+          <w:b/>
+          <w:bCs/>
+          <w:iCs/>
+        </w:rPr>
+        <w:t xml:space="preserve">. </w:t>
+      </w:r>
+      <w:r>
+        <w:rPr>
+          <w:b w:val="false"/>
+          <w:bCs w:val="false"/>
+          <w:iCs/>
+          <w:color w:val="C9211E"/>
+        </w:rPr>
+        <w:t xml:space="preserve">Scatter plots between observed vs. predicted values with the regression line: </w:t>
+      </w:r>
+      <w:r>
+        <w:rPr>
+          <w:iCs/>
+          <w:color w:val="C9211E"/>
+        </w:rPr>
+        <w:t>(a) XGBoost, (b) Random Forest, and (c) LSTM.</w:t>
+      </w:r>
+    </w:p>
+    <w:p>
+      <w:pPr>
+        <w:pStyle w:val="MDPI31text"/>
+        <w:ind w:left="2608" w:hanging="0"/>
+        <w:rPr>
+          <w:iCs/>
+        </w:rPr>
+      </w:pPr>
+      <w:r>
+        <w:rPr>
+          <w:iCs/>
+        </w:rPr>
+      </w:r>
+    </w:p>
+    <w:p>
+      <w:pPr>
+        <w:pStyle w:val="MDPI31text"/>
+        <w:ind w:left="2608" w:hanging="0"/>
+        <w:rPr>
+          <w:color w:val="000000"/>
+        </w:rPr>
+      </w:pPr>
+      <w:r>
+        <w:rPr>
+          <w:color w:val="000000"/>
+        </w:rPr>
+        <w:t>3.1 Comparison to a rainfall--runoff model</w:t>
+      </w:r>
+    </w:p>
+    <w:p>
+      <w:pPr>
+        <w:pStyle w:val="MDPI31text"/>
+        <w:ind w:left="2608" w:hanging="0"/>
+        <w:rPr>
+          <w:color w:val="000000"/>
+        </w:rPr>
+      </w:pPr>
+      <w:r>
+        <w:rPr>
+          <w:color w:val="000000"/>
+        </w:rPr>
+      </w:r>
+    </w:p>
+    <w:p>
+      <w:pPr>
+        <w:pStyle w:val="MDPI31text"/>
+        <w:ind w:left="2608" w:hanging="0"/>
+        <w:rPr>
+          <w:color w:val="000000"/>
+        </w:rPr>
+      </w:pPr>
+      <w:r>
+        <w:rPr>
+          <w:color w:val="000000"/>
+        </w:rPr>
+        <w:t xml:space="preserve">The simplified conceptual rainfall--runoff model (HBV-lite) was implemented as a baseline physically interpretable benchmark against the machine learning approaches  (Random Forest, XGBoost, and LSTM). The HBV-lite model is a simplified conceptual rainfall--runoff representation inspired by the HBV framework. </w:t>
+      </w:r>
+    </w:p>
+    <w:p>
+      <w:pPr>
+        <w:pStyle w:val="MDPI31text"/>
+        <w:ind w:left="2608" w:hanging="0"/>
+        <w:rPr>
+          <w:color w:val="000000"/>
+        </w:rPr>
+      </w:pPr>
+      <w:r>
+        <w:rPr>
+          <w:color w:val="000000"/>
+        </w:rPr>
+        <w:t xml:space="preserve">Unlike fully distributed hydrological models, the proposed version uses only precipitation and temperature as driving variables, aggregated from multiple stations into basin-average time series.  The model consists of a single soil moisture storage reservoir, where incoming precipitation increases soil water content while temperature-based evapotranspiration reduces it. A nonlinear transformation is then applied to represent runoff generation as a function of relative soil moisture, controlled by a small set of interpretable parameters governing storage capacity, </w:t>
+      </w:r>
+    </w:p>
+    <w:p>
+      <w:pPr>
+        <w:pStyle w:val="MDPI31text"/>
+        <w:ind w:left="2608" w:hanging="0"/>
+        <w:rPr>
+          <w:color w:val="000000"/>
+        </w:rPr>
+      </w:pPr>
+      <w:r>
+        <w:rPr>
+          <w:color w:val="000000"/>
+        </w:rPr>
+        <w:t>nonlinearity, and runoff responsiveness. The resulting runoff is taken as the simulated discharge. This simplified structure retains the core hydrological concept of storage–release dynamics while avoiding the need for detailed spatial information such as soil type, land use, or topography.</w:t>
+      </w:r>
+    </w:p>
+    <w:p>
+      <w:pPr>
+        <w:pStyle w:val="MDPI31text"/>
+        <w:ind w:left="2608" w:hanging="0"/>
+        <w:rPr>
+          <w:color w:val="000000"/>
+        </w:rPr>
+      </w:pPr>
+      <w:r>
+        <w:rPr>
+          <w:color w:val="000000"/>
+        </w:rPr>
+        <w:t xml:space="preserve">  </w:t>
+      </w:r>
+      <w:r>
+        <w:rPr>
+          <w:color w:val="000000"/>
+        </w:rPr>
+        <w:t xml:space="preserve">The obtained results indicate a significantly lower predictive performance of the HBV-lite model compared to the data-driven approaches, with a training NSE of -0.539 and a testing NSE of 0.154. </w:t>
+      </w:r>
+    </w:p>
+    <w:p>
+      <w:pPr>
+        <w:pStyle w:val="MDPI31text"/>
+        <w:ind w:left="2608" w:hanging="0"/>
+        <w:rPr>
+          <w:color w:val="FF0000"/>
+        </w:rPr>
+      </w:pPr>
+      <w:r>
+        <w:rPr>
+          <w:color w:val="000000"/>
+        </w:rPr>
+        <w:t xml:space="preserve">  </w:t>
+      </w:r>
+      <w:r>
+        <w:rPr>
+          <w:color w:val="000000"/>
+        </w:rPr>
+        <w:t>These negative train NSE value suggest that the model performs worse than a simple mean-flow predictor, indicating that the simplified conceptual structure is insufficient to capture the complexity of the rainfall--runoff relationship in the Bosna River basin using the available input data.</w:t>
+      </w:r>
+      <w:r>
+        <w:rPr>
+          <w:color w:val="FF0000"/>
+        </w:rPr>
+        <w:t xml:space="preserve"> </w:t>
+      </w:r>
+    </w:p>
+    <w:p>
+      <w:pPr>
+        <w:pStyle w:val="MDPI31text"/>
+        <w:ind w:left="2608" w:hanging="0"/>
+        <w:rPr/>
+      </w:pPr>
+      <w:r>
+        <w:rPr/>
+      </w:r>
+    </w:p>
+    <w:p>
+      <w:pPr>
+        <w:pStyle w:val="MDPI22heading2"/>
+        <w:spacing w:before="240" w:after="60"/>
+        <w:rPr/>
+      </w:pPr>
+      <w:r>
+        <w:rPr/>
+        <w:t>3.2 Feature Importance and Explainable Artificial Intelligence</w:t>
+      </w:r>
+    </w:p>
+    <w:p>
+      <w:pPr>
+        <w:pStyle w:val="MDPI22heading2"/>
+        <w:spacing w:before="240" w:after="60"/>
+        <w:ind w:left="2608" w:firstLine="452"/>
+        <w:rPr>
+          <w:i w:val="false"/>
+          <w:i w:val="false"/>
+          <w:iCs/>
+        </w:rPr>
+      </w:pPr>
+      <w:r>
+        <w:rPr>
+          <w:i w:val="false"/>
+          <w:iCs/>
+        </w:rPr>
+        <w:t>While predictive accuracy is essential, understanding the contribution of individual hydro-meteorological predictors is equally important for decision support and scientific insight. To this end, an Explainable Artificial Intelligence (XAI) analysis was conducted to assess the relative importance of input features and their influence on streamflow prediction. Given the heterogeneous nature of the evaluated models, different yet conceptually consistent feature importance approaches were employed. For the tree-based models (XGBoost and Random Forest), feature importance was derived from model-based importance measures, while for the LSTM model a permutation-based approach was adopted to ensure comparability across model classes.</w:t>
+      </w:r>
+    </w:p>
+    <w:p>
+      <w:pPr>
+        <w:pStyle w:val="MDPI22heading2"/>
+        <w:spacing w:before="240" w:after="60"/>
+        <w:rPr/>
+      </w:pPr>
+      <w:r>
+        <w:rPr/>
+        <w:t>3.3 Permutation-Based Feature Importance</w:t>
+      </w:r>
+    </w:p>
+    <w:p>
+      <w:pPr>
+        <w:pStyle w:val="MDPI22heading2"/>
+        <w:spacing w:before="240" w:after="60"/>
+        <w:ind w:left="2608" w:firstLine="452"/>
+        <w:rPr>
+          <w:i w:val="false"/>
+          <w:i w:val="false"/>
+          <w:iCs/>
+        </w:rPr>
+      </w:pPr>
+      <w:r>
+        <w:rPr>
+          <w:i w:val="false"/>
+          <w:iCs/>
+        </w:rPr>
+        <w:t xml:space="preserve">Permutation importance quantifies the contribution of a feature by measuring the decrease in model performance when the feature’s values are randomly permuted. Let </w:t>
+      </w:r>
+      <w:r>
+        <w:rPr/>
+        <w:drawing>
+          <wp:inline distT="0" distB="0" distL="0" distR="0">
+            <wp:extent cx="76200" cy="200025"/>
+            <wp:effectExtent l="0" t="0" r="0" b="0"/>
+            <wp:docPr id="20" name="Picture 29" descr=""/>
+            <wp:cNvGraphicFramePr>
+              <a:graphicFrameLocks xmlns:a="http://schemas.openxmlformats.org/drawingml/2006/main" noChangeAspect="1"/>
+            </wp:cNvGraphicFramePr>
+            <a:graphic xmlns:a="http://schemas.openxmlformats.org/drawingml/2006/main">
+              <a:graphicData uri="http://schemas.openxmlformats.org/drawingml/2006/picture">
+                <pic:pic xmlns:pic="http://schemas.openxmlformats.org/drawingml/2006/picture">
+                  <pic:nvPicPr>
+                    <pic:cNvPr id="20" name="Picture 29" descr=""/>
+                    <pic:cNvPicPr>
+                      <a:picLocks noChangeAspect="1" noChangeArrowheads="1"/>
+                    </pic:cNvPicPr>
+                  </pic:nvPicPr>
+                  <pic:blipFill>
+                    <a:blip r:embed="rId28"/>
                     <a:stretch>
                       <a:fillRect/>
                     </a:stretch>
@@ -4072,7 +4539,7 @@
           <wp:inline distT="0" distB="0" distL="0" distR="0">
             <wp:extent cx="409575" cy="200025"/>
             <wp:effectExtent l="0" t="0" r="0" b="0"/>
-            <wp:docPr id="18" name="Picture 30" descr=""/>
+            <wp:docPr id="21" name="Picture 30" descr=""/>
             <wp:cNvGraphicFramePr>
               <a:graphicFrameLocks xmlns:a="http://schemas.openxmlformats.org/drawingml/2006/main" noChangeAspect="1"/>
             </wp:cNvGraphicFramePr>
@@ -4080,13 +4547,13 @@
               <a:graphicData uri="http://schemas.openxmlformats.org/drawingml/2006/picture">
                 <pic:pic xmlns:pic="http://schemas.openxmlformats.org/drawingml/2006/picture">
                   <pic:nvPicPr>
-                    <pic:cNvPr id="18" name="Picture 30" descr=""/>
+                    <pic:cNvPr id="21" name="Picture 30" descr=""/>
                     <pic:cNvPicPr>
                       <a:picLocks noChangeAspect="1" noChangeArrowheads="1"/>
                     </pic:cNvPicPr>
                   </pic:nvPicPr>
                   <pic:blipFill>
-                    <a:blip r:embed="rId26"/>
+                    <a:blip r:embed="rId29"/>
                     <a:stretch>
                       <a:fillRect/>
                     </a:stretch>
@@ -4119,7 +4586,7 @@
           <wp:inline distT="0" distB="0" distL="0" distR="0">
             <wp:extent cx="133350" cy="209550"/>
             <wp:effectExtent l="0" t="0" r="0" b="0"/>
-            <wp:docPr id="19" name="Image2" descr=""/>
+            <wp:docPr id="22" name="Image2" descr=""/>
             <wp:cNvGraphicFramePr>
               <a:graphicFrameLocks xmlns:a="http://schemas.openxmlformats.org/drawingml/2006/main" noChangeAspect="1"/>
             </wp:cNvGraphicFramePr>
@@ -4127,171 +4594,7 @@
               <a:graphicData uri="http://schemas.openxmlformats.org/drawingml/2006/picture">
                 <pic:pic xmlns:pic="http://schemas.openxmlformats.org/drawingml/2006/picture">
                   <pic:nvPicPr>
-                    <pic:cNvPr id="19" name="Image2" descr=""/>
-                    <pic:cNvPicPr>
-                      <a:picLocks noChangeAspect="1" noChangeArrowheads="1"/>
-                    </pic:cNvPicPr>
-                  </pic:nvPicPr>
-                  <pic:blipFill>
-                    <a:blip r:embed="rId27"/>
-                    <a:stretch>
-                      <a:fillRect/>
-                    </a:stretch>
-                  </pic:blipFill>
-                  <pic:spPr bwMode="auto">
-                    <a:xfrm>
-                      <a:off x="0" y="0"/>
-                      <a:ext cx="133350" cy="209550"/>
-                    </a:xfrm>
-                    <a:prstGeom prst="rect">
-                      <a:avLst/>
-                    </a:prstGeom>
-                  </pic:spPr>
-                </pic:pic>
-              </a:graphicData>
-            </a:graphic>
-          </wp:inline>
-        </w:drawing>
-      </w:r>
-      <w:r>
-        <w:rPr>
-          <w:i w:val="false"/>
-          <w:iCs/>
-        </w:rPr>
-        <w:t xml:space="preserve"> is computed as:</w:t>
-      </w:r>
-    </w:p>
-    <w:p>
-      <w:pPr>
-        <w:pStyle w:val="MDPI22heading2"/>
-        <w:spacing w:before="240" w:after="60"/>
-        <w:jc w:val="center"/>
-        <w:rPr>
-          <w:i w:val="false"/>
-          <w:i w:val="false"/>
-          <w:iCs/>
-        </w:rPr>
-      </w:pPr>
-      <w:r>
-        <w:rPr/>
-        <w:drawing>
-          <wp:inline distT="0" distB="0" distL="0" distR="0">
-            <wp:extent cx="1857375" cy="209550"/>
-            <wp:effectExtent l="0" t="0" r="0" b="0"/>
-            <wp:docPr id="20" name="Image3" descr=""/>
-            <wp:cNvGraphicFramePr>
-              <a:graphicFrameLocks xmlns:a="http://schemas.openxmlformats.org/drawingml/2006/main" noChangeAspect="1"/>
-            </wp:cNvGraphicFramePr>
-            <a:graphic xmlns:a="http://schemas.openxmlformats.org/drawingml/2006/main">
-              <a:graphicData uri="http://schemas.openxmlformats.org/drawingml/2006/picture">
-                <pic:pic xmlns:pic="http://schemas.openxmlformats.org/drawingml/2006/picture">
-                  <pic:nvPicPr>
-                    <pic:cNvPr id="20" name="Image3" descr=""/>
-                    <pic:cNvPicPr>
-                      <a:picLocks noChangeAspect="1" noChangeArrowheads="1"/>
-                    </pic:cNvPicPr>
-                  </pic:nvPicPr>
-                  <pic:blipFill>
-                    <a:blip r:embed="rId28"/>
-                    <a:stretch>
-                      <a:fillRect/>
-                    </a:stretch>
-                  </pic:blipFill>
-                  <pic:spPr bwMode="auto">
-                    <a:xfrm>
-                      <a:off x="0" y="0"/>
-                      <a:ext cx="1857375" cy="209550"/>
-                    </a:xfrm>
-                    <a:prstGeom prst="rect">
-                      <a:avLst/>
-                    </a:prstGeom>
-                  </pic:spPr>
-                </pic:pic>
-              </a:graphicData>
-            </a:graphic>
-          </wp:inline>
-        </w:drawing>
-      </w:r>
-    </w:p>
-    <w:p>
-      <w:pPr>
-        <w:pStyle w:val="MDPI22heading2"/>
-        <w:spacing w:before="240" w:after="60"/>
-        <w:rPr>
-          <w:i w:val="false"/>
-          <w:i w:val="false"/>
-          <w:iCs/>
-        </w:rPr>
-      </w:pPr>
-      <w:r>
-        <w:rPr>
-          <w:i w:val="false"/>
-          <w:iCs/>
-        </w:rPr>
-        <w:t xml:space="preserve">where </w:t>
-      </w:r>
-      <w:r>
-        <w:rPr/>
-        <w:drawing>
-          <wp:inline distT="0" distB="0" distL="0" distR="0">
-            <wp:extent cx="314325" cy="209550"/>
-            <wp:effectExtent l="0" t="0" r="0" b="0"/>
-            <wp:docPr id="21" name="Image4" descr=""/>
-            <wp:cNvGraphicFramePr>
-              <a:graphicFrameLocks xmlns:a="http://schemas.openxmlformats.org/drawingml/2006/main" noChangeAspect="1"/>
-            </wp:cNvGraphicFramePr>
-            <a:graphic xmlns:a="http://schemas.openxmlformats.org/drawingml/2006/main">
-              <a:graphicData uri="http://schemas.openxmlformats.org/drawingml/2006/picture">
-                <pic:pic xmlns:pic="http://schemas.openxmlformats.org/drawingml/2006/picture">
-                  <pic:nvPicPr>
-                    <pic:cNvPr id="21" name="Image4" descr=""/>
-                    <pic:cNvPicPr>
-                      <a:picLocks noChangeAspect="1" noChangeArrowheads="1"/>
-                    </pic:cNvPicPr>
-                  </pic:nvPicPr>
-                  <pic:blipFill>
-                    <a:blip r:embed="rId29"/>
-                    <a:stretch>
-                      <a:fillRect/>
-                    </a:stretch>
-                  </pic:blipFill>
-                  <pic:spPr bwMode="auto">
-                    <a:xfrm>
-                      <a:off x="0" y="0"/>
-                      <a:ext cx="314325" cy="209550"/>
-                    </a:xfrm>
-                    <a:prstGeom prst="rect">
-                      <a:avLst/>
-                    </a:prstGeom>
-                  </pic:spPr>
-                </pic:pic>
-              </a:graphicData>
-            </a:graphic>
-          </wp:inline>
-        </w:drawing>
-      </w:r>
-      <w:r>
-        <w:rPr>
-          <w:i w:val="false"/>
-          <w:iCs/>
-        </w:rPr>
-        <w:t xml:space="preserve"> denotes the input matrix with feature </w:t>
-      </w:r>
-      <w:r>
-        <w:rPr/>
-        <w:drawing>
-          <wp:inline distT="0" distB="0" distL="0" distR="0">
-            <wp:extent cx="133350" cy="209550"/>
-            <wp:effectExtent l="0" t="0" r="0" b="0"/>
-            <wp:docPr id="22" name="Picture 34" descr=""/>
-            <wp:cNvGraphicFramePr>
-              <a:graphicFrameLocks xmlns:a="http://schemas.openxmlformats.org/drawingml/2006/main" noChangeAspect="1"/>
-            </wp:cNvGraphicFramePr>
-            <a:graphic xmlns:a="http://schemas.openxmlformats.org/drawingml/2006/main">
-              <a:graphicData uri="http://schemas.openxmlformats.org/drawingml/2006/picture">
-                <pic:pic xmlns:pic="http://schemas.openxmlformats.org/drawingml/2006/picture">
-                  <pic:nvPicPr>
-                    <pic:cNvPr id="22" name="Picture 34" descr=""/>
+                    <pic:cNvPr id="22" name="Image2" descr=""/>
                     <pic:cNvPicPr>
                       <a:picLocks noChangeAspect="1" noChangeArrowheads="1"/>
                     </pic:cNvPicPr>
@@ -4322,13 +4625,14 @@
           <w:i w:val="false"/>
           <w:iCs/>
         </w:rPr>
-        <w:t xml:space="preserve"> permuted across samples.</w:t>
+        <w:t xml:space="preserve"> is computed as:</w:t>
       </w:r>
     </w:p>
     <w:p>
       <w:pPr>
         <w:pStyle w:val="MDPI22heading2"/>
         <w:spacing w:before="240" w:after="60"/>
+        <w:jc w:val="center"/>
         <w:rPr>
           <w:i w:val="false"/>
           <w:i w:val="false"/>
@@ -4336,6 +4640,183 @@
         </w:rPr>
       </w:pPr>
       <w:r>
+        <w:rPr/>
+        <w:drawing>
+          <wp:inline distT="0" distB="0" distL="0" distR="0">
+            <wp:extent cx="1857375" cy="209550"/>
+            <wp:effectExtent l="0" t="0" r="0" b="0"/>
+            <wp:docPr id="23" name="Image3" descr=""/>
+            <wp:cNvGraphicFramePr>
+              <a:graphicFrameLocks xmlns:a="http://schemas.openxmlformats.org/drawingml/2006/main" noChangeAspect="1"/>
+            </wp:cNvGraphicFramePr>
+            <a:graphic xmlns:a="http://schemas.openxmlformats.org/drawingml/2006/main">
+              <a:graphicData uri="http://schemas.openxmlformats.org/drawingml/2006/picture">
+                <pic:pic xmlns:pic="http://schemas.openxmlformats.org/drawingml/2006/picture">
+                  <pic:nvPicPr>
+                    <pic:cNvPr id="23" name="Image3" descr=""/>
+                    <pic:cNvPicPr>
+                      <a:picLocks noChangeAspect="1" noChangeArrowheads="1"/>
+                    </pic:cNvPicPr>
+                  </pic:nvPicPr>
+                  <pic:blipFill>
+                    <a:blip r:embed="rId31"/>
+                    <a:stretch>
+                      <a:fillRect/>
+                    </a:stretch>
+                  </pic:blipFill>
+                  <pic:spPr bwMode="auto">
+                    <a:xfrm>
+                      <a:off x="0" y="0"/>
+                      <a:ext cx="1857375" cy="209550"/>
+                    </a:xfrm>
+                    <a:prstGeom prst="rect">
+                      <a:avLst/>
+                    </a:prstGeom>
+                  </pic:spPr>
+                </pic:pic>
+              </a:graphicData>
+            </a:graphic>
+          </wp:inline>
+        </w:drawing>
+      </w:r>
+      <w:r>
+        <w:rPr>
+          <w:i w:val="false"/>
+          <w:iCs/>
+        </w:rPr>
+        <w:t xml:space="preserve">                                                                  </w:t>
+      </w:r>
+      <w:r>
+        <w:rPr>
+          <w:i w:val="false"/>
+          <w:iCs/>
+        </w:rPr>
+        <w:t>(6)</w:t>
+      </w:r>
+    </w:p>
+    <w:p>
+      <w:pPr>
+        <w:pStyle w:val="MDPI22heading2"/>
+        <w:spacing w:before="240" w:after="60"/>
+        <w:rPr>
+          <w:i w:val="false"/>
+          <w:i w:val="false"/>
+          <w:iCs/>
+        </w:rPr>
+      </w:pPr>
+      <w:r>
+        <w:rPr>
+          <w:i w:val="false"/>
+          <w:iCs/>
+        </w:rPr>
+        <w:t xml:space="preserve">where </w:t>
+      </w:r>
+      <w:r>
+        <w:rPr/>
+        <w:drawing>
+          <wp:inline distT="0" distB="0" distL="0" distR="0">
+            <wp:extent cx="314325" cy="209550"/>
+            <wp:effectExtent l="0" t="0" r="0" b="0"/>
+            <wp:docPr id="24" name="Image4" descr=""/>
+            <wp:cNvGraphicFramePr>
+              <a:graphicFrameLocks xmlns:a="http://schemas.openxmlformats.org/drawingml/2006/main" noChangeAspect="1"/>
+            </wp:cNvGraphicFramePr>
+            <a:graphic xmlns:a="http://schemas.openxmlformats.org/drawingml/2006/main">
+              <a:graphicData uri="http://schemas.openxmlformats.org/drawingml/2006/picture">
+                <pic:pic xmlns:pic="http://schemas.openxmlformats.org/drawingml/2006/picture">
+                  <pic:nvPicPr>
+                    <pic:cNvPr id="24" name="Image4" descr=""/>
+                    <pic:cNvPicPr>
+                      <a:picLocks noChangeAspect="1" noChangeArrowheads="1"/>
+                    </pic:cNvPicPr>
+                  </pic:nvPicPr>
+                  <pic:blipFill>
+                    <a:blip r:embed="rId32"/>
+                    <a:stretch>
+                      <a:fillRect/>
+                    </a:stretch>
+                  </pic:blipFill>
+                  <pic:spPr bwMode="auto">
+                    <a:xfrm>
+                      <a:off x="0" y="0"/>
+                      <a:ext cx="314325" cy="209550"/>
+                    </a:xfrm>
+                    <a:prstGeom prst="rect">
+                      <a:avLst/>
+                    </a:prstGeom>
+                  </pic:spPr>
+                </pic:pic>
+              </a:graphicData>
+            </a:graphic>
+          </wp:inline>
+        </w:drawing>
+      </w:r>
+      <w:r>
+        <w:rPr>
+          <w:i w:val="false"/>
+          <w:iCs/>
+        </w:rPr>
+        <w:t xml:space="preserve"> denotes the input matrix with feature </w:t>
+      </w:r>
+      <w:r>
+        <w:rPr/>
+        <w:drawing>
+          <wp:inline distT="0" distB="0" distL="0" distR="0">
+            <wp:extent cx="133350" cy="209550"/>
+            <wp:effectExtent l="0" t="0" r="0" b="0"/>
+            <wp:docPr id="25" name="Picture 34" descr=""/>
+            <wp:cNvGraphicFramePr>
+              <a:graphicFrameLocks xmlns:a="http://schemas.openxmlformats.org/drawingml/2006/main" noChangeAspect="1"/>
+            </wp:cNvGraphicFramePr>
+            <a:graphic xmlns:a="http://schemas.openxmlformats.org/drawingml/2006/main">
+              <a:graphicData uri="http://schemas.openxmlformats.org/drawingml/2006/picture">
+                <pic:pic xmlns:pic="http://schemas.openxmlformats.org/drawingml/2006/picture">
+                  <pic:nvPicPr>
+                    <pic:cNvPr id="25" name="Picture 34" descr=""/>
+                    <pic:cNvPicPr>
+                      <a:picLocks noChangeAspect="1" noChangeArrowheads="1"/>
+                    </pic:cNvPicPr>
+                  </pic:nvPicPr>
+                  <pic:blipFill>
+                    <a:blip r:embed="rId33"/>
+                    <a:stretch>
+                      <a:fillRect/>
+                    </a:stretch>
+                  </pic:blipFill>
+                  <pic:spPr bwMode="auto">
+                    <a:xfrm>
+                      <a:off x="0" y="0"/>
+                      <a:ext cx="133350" cy="209550"/>
+                    </a:xfrm>
+                    <a:prstGeom prst="rect">
+                      <a:avLst/>
+                    </a:prstGeom>
+                  </pic:spPr>
+                </pic:pic>
+              </a:graphicData>
+            </a:graphic>
+          </wp:inline>
+        </w:drawing>
+      </w:r>
+      <w:r>
+        <w:rPr>
+          <w:i w:val="false"/>
+          <w:iCs/>
+        </w:rPr>
+        <w:t xml:space="preserve"> permuted across samples.</w:t>
+      </w:r>
+    </w:p>
+    <w:p>
+      <w:pPr>
+        <w:pStyle w:val="MDPI22heading2"/>
+        <w:spacing w:before="240" w:after="60"/>
+        <w:rPr>
+          <w:i w:val="false"/>
+          <w:i w:val="false"/>
+          <w:iCs/>
+        </w:rPr>
+      </w:pPr>
+      <w:r>
         <w:rPr>
           <w:i w:val="false"/>
           <w:iCs/>
@@ -4348,13 +4829,75 @@
           <w:iCs/>
           <w:color w:val="C9211E"/>
         </w:rPr>
-        <w:t xml:space="preserve"> More about the explainable AI and its application see [65]. </w:t>
+        <w:t xml:space="preserve"> </w:t>
+      </w:r>
+      <w:r>
+        <w:rPr>
+          <w:i w:val="false"/>
+          <w:iCs/>
+          <w:color w:val="000000"/>
+        </w:rPr>
+        <w:t>More about the explainable AI and its application see [65].</w:t>
+      </w:r>
+      <w:r>
+        <w:rPr>
+          <w:i w:val="false"/>
+          <w:iCs/>
+          <w:color w:val="C9211E"/>
+        </w:rPr>
+        <w:t xml:space="preserve"> </w:t>
       </w:r>
     </w:p>
     <w:p>
       <w:pPr>
-        <w:pStyle w:val="MDPI22heading2"/>
+        <w:pStyle w:val="Heading3"/>
         <w:spacing w:before="240" w:after="60"/>
+        <w:rPr/>
+      </w:pPr>
+      <w:r>
+        <w:rPr>
+          <w:rStyle w:val="StrongEmphasis"/>
+          <w:b/>
+          <w:i w:val="false"/>
+          <w:iCs/>
+          <w:color w:val="000000"/>
+          <w:sz w:val="24"/>
+          <w:szCs w:val="24"/>
+        </w:rPr>
+        <w:tab/>
+        <w:tab/>
+        <w:tab/>
+        <w:tab/>
+      </w:r>
+      <w:r>
+        <w:rPr>
+          <w:rStyle w:val="StrongEmphasis"/>
+          <w:b/>
+          <w:i w:val="false"/>
+          <w:iCs/>
+          <w:color w:val="FF0000"/>
+          <w:sz w:val="24"/>
+          <w:szCs w:val="24"/>
+        </w:rPr>
+        <w:tab/>
+      </w:r>
+      <w:r>
+        <w:rPr>
+          <w:rStyle w:val="StrongEmphasis"/>
+          <w:b w:val="false"/>
+          <w:bCs w:val="false"/>
+          <w:i w:val="false"/>
+          <w:iCs/>
+          <w:color w:val="FF0000"/>
+          <w:sz w:val="24"/>
+          <w:szCs w:val="24"/>
+        </w:rPr>
+        <w:t>3.4 SHAP-Based Explainability</w:t>
+      </w:r>
+    </w:p>
+    <w:p>
+      <w:pPr>
+        <w:pStyle w:val="TextBody"/>
         <w:rPr>
           <w:i w:val="false"/>
           <w:i w:val="false"/>
@@ -4363,8 +4906,859 @@
       </w:pPr>
       <w:r>
         <w:rPr>
+          <w:color w:val="FF0000"/>
+          <w:sz w:val="20"/>
+          <w:szCs w:val="20"/>
+        </w:rPr>
+        <w:t xml:space="preserve">In addition to permutation-based feature importance, SHAP (SHapley </w:t>
+        <w:tab/>
+        <w:tab/>
+        <w:tab/>
+        <w:tab/>
+        <w:tab/>
+        <w:tab/>
+        <w:t xml:space="preserve">                  Additive exPlanations) analysis was employed to provide a more detailed and theoretically grounded interpretation</w:t>
+      </w:r>
+      <w:r>
+        <w:rPr>
+          <w:sz w:val="20"/>
+          <w:szCs w:val="20"/>
+        </w:rPr>
+        <w:t xml:space="preserve"> </w:t>
+      </w:r>
+      <w:r>
+        <w:rPr>
+          <w:color w:val="FF0000"/>
+          <w:sz w:val="20"/>
+          <w:szCs w:val="20"/>
+        </w:rPr>
+        <w:t>of model predictions. While permutation importance quantifies the impact of features on model performance, it does not capture the direction or context-dependent influence of individual predictors.</w:t>
+      </w:r>
+    </w:p>
+    <w:p>
+      <w:pPr>
+        <w:pStyle w:val="TextBody"/>
+        <w:rPr>
+          <w:color w:val="FF0000"/>
+          <w:sz w:val="20"/>
+          <w:szCs w:val="20"/>
+        </w:rPr>
+      </w:pPr>
+      <w:r>
+        <w:rPr>
+          <w:color w:val="FF0000"/>
+          <w:sz w:val="20"/>
+          <w:szCs w:val="20"/>
+        </w:rPr>
+        <w:t xml:space="preserve">SHAP is based on cooperative game theory and decomposes the prediction of a model into contributions from individual features. For a given instance </w:t>
+      </w:r>
+      <w:r>
+        <w:rPr>
+          <w:color w:val="FF0000"/>
+          <w:sz w:val="20"/>
+          <w:szCs w:val="20"/>
+        </w:rPr>
+        <w:t>x</w:t>
+      </w:r>
+      <w:r>
+        <w:rPr>
+          <w:color w:val="FF0000"/>
+          <w:sz w:val="20"/>
+          <w:szCs w:val="20"/>
+        </w:rPr>
+        <w:t xml:space="preserve">, the model output </w:t>
+      </w:r>
+      <w:r>
+        <w:rPr>
+          <w:i/>
+          <w:iCs/>
+          <w:color w:val="FF0000"/>
+          <w:sz w:val="20"/>
+          <w:szCs w:val="20"/>
+        </w:rPr>
+        <w:t>f(x)</w:t>
+      </w:r>
+      <w:r>
+        <w:rPr>
+          <w:color w:val="FF0000"/>
+          <w:sz w:val="20"/>
+          <w:szCs w:val="20"/>
+        </w:rPr>
+        <w:t xml:space="preserve"> can be expressed as:</w:t>
+      </w:r>
+    </w:p>
+    <w:p>
+      <w:pPr>
+        <w:pStyle w:val="TextBody"/>
+        <w:rPr>
+          <w:color w:val="FF0000"/>
+          <w:sz w:val="20"/>
+          <w:szCs w:val="20"/>
+        </w:rPr>
+      </w:pPr>
+      <w:r>
+        <w:rPr>
+          <w:color w:val="FF0000"/>
+          <w:sz w:val="20"/>
+          <w:szCs w:val="20"/>
+        </w:rPr>
+      </w:r>
+    </w:p>
+    <w:p>
+      <w:pPr>
+        <w:pStyle w:val="TextBody"/>
+        <w:jc w:val="center"/>
+        <w:rPr>
+          <w:i/>
+          <w:i/>
+          <w:iCs/>
+          <w:color w:val="FF0000"/>
+          <w:sz w:val="20"/>
+          <w:szCs w:val="20"/>
+        </w:rPr>
+      </w:pPr>
+      <w:r>
+        <w:rPr>
+          <w:i/>
+          <w:iCs/>
+          <w:color w:val="FF0000"/>
+          <w:sz w:val="20"/>
+          <w:szCs w:val="20"/>
+        </w:rPr>
+      </w:r>
+      <m:oMath xmlns:m="http://schemas.openxmlformats.org/officeDocument/2006/math">
+        <m:r>
+          <w:rPr>
+            <w:rFonts w:ascii="Cambria Math" w:hAnsi="Cambria Math"/>
+          </w:rPr>
+          <m:t xml:space="preserve">f</m:t>
+        </m:r>
+        <m:d>
+          <m:dPr>
+            <m:begChr m:val="("/>
+            <m:endChr m:val=")"/>
+          </m:dPr>
+          <m:e>
+            <m:r>
+              <w:rPr>
+                <w:rFonts w:ascii="Cambria Math" w:hAnsi="Cambria Math"/>
+              </w:rPr>
+              <m:t xml:space="preserve">x</m:t>
+            </m:r>
+          </m:e>
+        </m:d>
+        <m:r>
+          <w:rPr>
+            <w:rFonts w:ascii="Cambria Math" w:hAnsi="Cambria Math"/>
+          </w:rPr>
+          <m:t xml:space="preserve">=</m:t>
+        </m:r>
+        <m:r>
+          <w:rPr>
+            <w:rFonts w:ascii="Cambria Math" w:hAnsi="Cambria Math"/>
+          </w:rPr>
+          <m:t xml:space="preserve">φ</m:t>
+        </m:r>
+        <m:r>
+          <w:rPr>
+            <w:rFonts w:ascii="Cambria Math" w:hAnsi="Cambria Math"/>
+          </w:rPr>
+          <m:t xml:space="preserve">₀</m:t>
+        </m:r>
+        <m:r>
+          <w:rPr>
+            <w:rFonts w:ascii="Cambria Math" w:hAnsi="Cambria Math"/>
+          </w:rPr>
+          <m:t xml:space="preserve">+</m:t>
+        </m:r>
+        <m:sSubSup>
+          <m:e>
+            <m:r>
+              <w:rPr>
+                <w:rFonts w:ascii="Cambria Math" w:hAnsi="Cambria Math"/>
+              </w:rPr>
+              <m:t xml:space="preserve">∑</m:t>
+            </m:r>
+          </m:e>
+          <m:sub>
+            <m:r>
+              <w:rPr>
+                <w:rFonts w:ascii="Cambria Math" w:hAnsi="Cambria Math"/>
+              </w:rPr>
+              <m:t xml:space="preserve">j</m:t>
+            </m:r>
+            <m:r>
+              <w:rPr>
+                <w:rFonts w:ascii="Cambria Math" w:hAnsi="Cambria Math"/>
+              </w:rPr>
+              <m:t xml:space="preserve">=</m:t>
+            </m:r>
+            <m:r>
+              <w:rPr>
+                <w:rFonts w:ascii="Cambria Math" w:hAnsi="Cambria Math"/>
+              </w:rPr>
+              <m:t xml:space="preserve">1</m:t>
+            </m:r>
+          </m:sub>
+          <m:sup>
+            <m:r>
+              <w:rPr>
+                <w:rFonts w:ascii="Cambria Math" w:hAnsi="Cambria Math"/>
+              </w:rPr>
+              <m:t xml:space="preserve">p</m:t>
+            </m:r>
+          </m:sup>
+        </m:sSubSup>
+        <m:sSub>
+          <m:e>
+            <m:r>
+              <w:rPr>
+                <w:rFonts w:ascii="Cambria Math" w:hAnsi="Cambria Math"/>
+              </w:rPr>
+              <m:t xml:space="preserve">φ</m:t>
+            </m:r>
+          </m:e>
+          <m:sub>
+            <m:r>
+              <w:rPr>
+                <w:rFonts w:ascii="Cambria Math" w:hAnsi="Cambria Math"/>
+              </w:rPr>
+              <m:t xml:space="preserve">j</m:t>
+            </m:r>
+          </m:sub>
+        </m:sSub>
+      </m:oMath>
+      <w:r>
+        <w:rPr>
+          <w:i/>
+          <w:iCs/>
+          <w:color w:val="FF0000"/>
+          <w:sz w:val="20"/>
+          <w:szCs w:val="20"/>
+        </w:rPr>
+        <w:t xml:space="preserve">                                                                                                              </w:t>
+      </w:r>
+      <w:r>
+        <w:rPr>
+          <w:i/>
+          <w:iCs/>
+          <w:color w:val="FF0000"/>
+          <w:sz w:val="20"/>
+          <w:szCs w:val="20"/>
+        </w:rPr>
+        <w:t>(7)</w:t>
+      </w:r>
+    </w:p>
+    <w:p>
+      <w:pPr>
+        <w:pStyle w:val="TextBody"/>
+        <w:jc w:val="left"/>
+        <w:rPr>
+          <w:color w:val="FF0000"/>
+        </w:rPr>
+      </w:pPr>
+      <w:r>
+        <w:rPr>
           <w:i w:val="false"/>
+          <w:iCs w:val="false"/>
+          <w:color w:val="FF0000"/>
+          <w:sz w:val="20"/>
+          <w:szCs w:val="20"/>
+        </w:rPr>
+        <w:t xml:space="preserve">where </w:t>
+      </w:r>
+      <w:r>
+        <w:rPr>
+          <w:i/>
           <w:iCs/>
+          <w:color w:val="FF0000"/>
+          <w:sz w:val="20"/>
+          <w:szCs w:val="20"/>
+        </w:rPr>
+        <w:t>φ0</w:t>
+      </w:r>
+      <w:r>
+        <w:rPr>
+          <w:i w:val="false"/>
+          <w:iCs w:val="false"/>
+          <w:color w:val="FF0000"/>
+          <w:sz w:val="20"/>
+          <w:szCs w:val="20"/>
+        </w:rPr>
+        <w:t xml:space="preserve"> represents the average model output and </w:t>
+      </w:r>
+      <w:r>
+        <w:rPr>
+          <w:i/>
+          <w:iCs/>
+          <w:color w:val="FF0000"/>
+          <w:sz w:val="20"/>
+          <w:szCs w:val="20"/>
+        </w:rPr>
+        <w:t>φj</w:t>
+      </w:r>
+      <w:r>
+        <w:rPr>
+          <w:i w:val="false"/>
+          <w:iCs w:val="false"/>
+          <w:color w:val="FF0000"/>
+          <w:sz w:val="20"/>
+          <w:szCs w:val="20"/>
+        </w:rPr>
+        <w:t xml:space="preserve"> denotes the contribution of feature </w:t>
+      </w:r>
+      <w:r>
+        <w:rPr>
+          <w:i/>
+          <w:iCs/>
+          <w:color w:val="FF0000"/>
+          <w:sz w:val="20"/>
+          <w:szCs w:val="20"/>
+        </w:rPr>
+        <w:t>j=1,…</w:t>
+      </w:r>
+      <w:r>
+        <w:rPr>
+          <w:i/>
+          <w:iCs/>
+          <w:color w:val="FF0000"/>
+          <w:sz w:val="20"/>
+          <w:szCs w:val="20"/>
+        </w:rPr>
+        <w:t>,p</w:t>
+      </w:r>
+      <w:r>
+        <w:rPr>
+          <w:i w:val="false"/>
+          <w:iCs w:val="false"/>
+          <w:color w:val="FF0000"/>
+          <w:sz w:val="20"/>
+          <w:szCs w:val="20"/>
+        </w:rPr>
+        <w:t xml:space="preserve"> to the prediction. </w:t>
+      </w:r>
+      <w:r>
+        <w:rPr>
+          <w:color w:val="FF0000"/>
+          <w:sz w:val="20"/>
+          <w:szCs w:val="20"/>
+        </w:rPr>
+        <w:t>Each contribution is computed as a weighted average over all possible subsets of features:</w:t>
+      </w:r>
+    </w:p>
+    <w:p>
+      <w:pPr>
+        <w:pStyle w:val="TextBody"/>
+        <w:jc w:val="center"/>
+        <w:rPr>
+          <w:i/>
+          <w:i/>
+          <w:iCs/>
+          <w:color w:val="FF0000"/>
+          <w:sz w:val="20"/>
+          <w:szCs w:val="20"/>
+        </w:rPr>
+      </w:pPr>
+      <w:r>
+        <w:rPr>
+          <w:i/>
+          <w:iCs/>
+          <w:color w:val="FF0000"/>
+          <w:sz w:val="20"/>
+          <w:szCs w:val="20"/>
+        </w:rPr>
+      </w:r>
+      <m:oMath xmlns:m="http://schemas.openxmlformats.org/officeDocument/2006/math">
+        <m:sSub>
+          <m:e>
+            <m:r>
+              <w:rPr>
+                <w:rFonts w:ascii="Cambria Math" w:hAnsi="Cambria Math"/>
+              </w:rPr>
+              <m:t xml:space="preserve">phi</m:t>
+            </m:r>
+          </m:e>
+          <m:sub>
+            <m:r>
+              <w:rPr>
+                <w:rFonts w:ascii="Cambria Math" w:hAnsi="Cambria Math"/>
+              </w:rPr>
+              <m:t xml:space="preserve">j</m:t>
+            </m:r>
+          </m:sub>
+        </m:sSub>
+        <m:r>
+          <w:rPr>
+            <w:rFonts w:ascii="Cambria Math" w:hAnsi="Cambria Math"/>
+          </w:rPr>
+          <m:t xml:space="preserve">=</m:t>
+        </m:r>
+        <m:nary>
+          <m:naryPr>
+            <m:chr m:val="∑"/>
+            <m:supHide m:val="1"/>
+          </m:naryPr>
+          <m:sub>
+            <m:r>
+              <w:rPr>
+                <w:rFonts w:ascii="Cambria Math" w:hAnsi="Cambria Math"/>
+              </w:rPr>
+              <m:t xml:space="preserve">S</m:t>
+            </m:r>
+            <m:r>
+              <w:rPr>
+                <w:rFonts w:ascii="Cambria Math" w:hAnsi="Cambria Math"/>
+              </w:rPr>
+              <m:t xml:space="preserve">⊆</m:t>
+            </m:r>
+            <m:r>
+              <w:rPr>
+                <w:rFonts w:ascii="Cambria Math" w:hAnsi="Cambria Math"/>
+              </w:rPr>
+              <m:t xml:space="preserve">F</m:t>
+            </m:r>
+            <m:r>
+              <w:rPr>
+                <w:rFonts w:ascii="Cambria Math" w:hAnsi="Cambria Math"/>
+              </w:rPr>
+              <m:t xml:space="preserve">∖</m:t>
+            </m:r>
+            <m:r>
+              <w:rPr>
+                <w:rFonts w:ascii="Cambria Math" w:hAnsi="Cambria Math"/>
+              </w:rPr>
+              <m:t xml:space="preserve">j</m:t>
+            </m:r>
+          </m:sub>
+          <m:sup/>
+          <m:e>
+            <m:f>
+              <m:num>
+                <m:d>
+                  <m:dPr>
+                    <m:begChr m:val="("/>
+                    <m:endChr m:val=")"/>
+                  </m:dPr>
+                  <m:e>
+                    <m:d>
+                      <m:dPr>
+                        <m:begChr m:val="|"/>
+                        <m:endChr m:val="|"/>
+                      </m:dPr>
+                      <m:e>
+                        <m:d>
+                          <m:dPr>
+                            <m:begChr m:val="("/>
+                            <m:endChr m:val=")"/>
+                          </m:dPr>
+                          <m:e>
+                            <m:r>
+                              <w:rPr>
+                                <w:rFonts w:ascii="Cambria Math" w:hAnsi="Cambria Math"/>
+                              </w:rPr>
+                              <m:t xml:space="preserve">S</m:t>
+                            </m:r>
+                          </m:e>
+                        </m:d>
+                      </m:e>
+                    </m:d>
+                    <m:r>
+                      <w:rPr>
+                        <w:rFonts w:ascii="Cambria Math" w:hAnsi="Cambria Math"/>
+                      </w:rPr>
+                      <m:t xml:space="preserve">!</m:t>
+                    </m:r>
+                    <m:r>
+                      <w:rPr>
+                        <w:rFonts w:ascii="Cambria Math" w:hAnsi="Cambria Math"/>
+                      </w:rPr>
+                      <m:t xml:space="preserve">∗</m:t>
+                    </m:r>
+                    <m:d>
+                      <m:dPr>
+                        <m:begChr m:val="("/>
+                        <m:endChr m:val=")"/>
+                      </m:dPr>
+                      <m:e>
+                        <m:r>
+                          <w:rPr>
+                            <w:rFonts w:ascii="Cambria Math" w:hAnsi="Cambria Math"/>
+                          </w:rPr>
+                          <m:t xml:space="preserve">p</m:t>
+                        </m:r>
+                        <m:r>
+                          <w:rPr>
+                            <w:rFonts w:ascii="Cambria Math" w:hAnsi="Cambria Math"/>
+                          </w:rPr>
+                          <m:t xml:space="preserve">−</m:t>
+                        </m:r>
+                        <m:d>
+                          <m:dPr>
+                            <m:begChr m:val="|"/>
+                            <m:endChr m:val="|"/>
+                          </m:dPr>
+                          <m:e>
+                            <m:d>
+                              <m:dPr>
+                                <m:begChr m:val="("/>
+                                <m:endChr m:val=")"/>
+                              </m:dPr>
+                              <m:e>
+                                <m:r>
+                                  <w:rPr>
+                                    <w:rFonts w:ascii="Cambria Math" w:hAnsi="Cambria Math"/>
+                                  </w:rPr>
+                                  <m:t xml:space="preserve">S</m:t>
+                                </m:r>
+                              </m:e>
+                            </m:d>
+                          </m:e>
+                        </m:d>
+                        <m:r>
+                          <w:rPr>
+                            <w:rFonts w:ascii="Cambria Math" w:hAnsi="Cambria Math"/>
+                          </w:rPr>
+                          <m:t xml:space="preserve">−</m:t>
+                        </m:r>
+                        <m:r>
+                          <w:rPr>
+                            <w:rFonts w:ascii="Cambria Math" w:hAnsi="Cambria Math"/>
+                          </w:rPr>
+                          <m:t xml:space="preserve">1</m:t>
+                        </m:r>
+                      </m:e>
+                    </m:d>
+                    <m:r>
+                      <w:rPr>
+                        <w:rFonts w:ascii="Cambria Math" w:hAnsi="Cambria Math"/>
+                      </w:rPr>
+                      <m:t xml:space="preserve">!</m:t>
+                    </m:r>
+                  </m:e>
+                </m:d>
+              </m:num>
+              <m:den>
+                <m:r>
+                  <w:rPr>
+                    <w:rFonts w:ascii="Cambria Math" w:hAnsi="Cambria Math"/>
+                  </w:rPr>
+                  <m:t xml:space="preserve">p</m:t>
+                </m:r>
+                <m:r>
+                  <w:rPr>
+                    <w:rFonts w:ascii="Cambria Math" w:hAnsi="Cambria Math"/>
+                  </w:rPr>
+                  <m:t xml:space="preserve">!</m:t>
+                </m:r>
+              </m:den>
+            </m:f>
+            <m:r>
+              <w:rPr>
+                <w:rFonts w:ascii="Cambria Math" w:hAnsi="Cambria Math"/>
+              </w:rPr>
+              <m:t xml:space="preserve">∗</m:t>
+            </m:r>
+            <m:d>
+              <m:dPr>
+                <m:begChr m:val="["/>
+                <m:endChr m:val="]"/>
+              </m:dPr>
+              <m:e>
+                <m:r>
+                  <w:rPr>
+                    <w:rFonts w:ascii="Cambria Math" w:hAnsi="Cambria Math"/>
+                  </w:rPr>
+                  <m:t xml:space="preserve">f</m:t>
+                </m:r>
+                <m:d>
+                  <m:dPr>
+                    <m:begChr m:val="("/>
+                    <m:endChr m:val=")"/>
+                  </m:dPr>
+                  <m:e>
+                    <m:r>
+                      <w:rPr>
+                        <w:rFonts w:ascii="Cambria Math" w:hAnsi="Cambria Math"/>
+                      </w:rPr>
+                      <m:t xml:space="preserve">S</m:t>
+                    </m:r>
+                    <m:r>
+                      <w:rPr>
+                        <w:rFonts w:ascii="Cambria Math" w:hAnsi="Cambria Math"/>
+                      </w:rPr>
+                      <m:t xml:space="preserve">∪</m:t>
+                    </m:r>
+                    <m:r>
+                      <w:rPr>
+                        <w:rFonts w:ascii="Cambria Math" w:hAnsi="Cambria Math"/>
+                      </w:rPr>
+                      <m:t xml:space="preserve">j</m:t>
+                    </m:r>
+                  </m:e>
+                </m:d>
+                <m:r>
+                  <w:rPr>
+                    <w:rFonts w:ascii="Cambria Math" w:hAnsi="Cambria Math"/>
+                  </w:rPr>
+                  <m:t xml:space="preserve">−</m:t>
+                </m:r>
+                <m:r>
+                  <w:rPr>
+                    <w:rFonts w:ascii="Cambria Math" w:hAnsi="Cambria Math"/>
+                  </w:rPr>
+                  <m:t xml:space="preserve">f</m:t>
+                </m:r>
+                <m:d>
+                  <m:dPr>
+                    <m:begChr m:val="("/>
+                    <m:endChr m:val=")"/>
+                  </m:dPr>
+                  <m:e>
+                    <m:r>
+                      <w:rPr>
+                        <w:rFonts w:ascii="Cambria Math" w:hAnsi="Cambria Math"/>
+                      </w:rPr>
+                      <m:t xml:space="preserve">S</m:t>
+                    </m:r>
+                  </m:e>
+                </m:d>
+              </m:e>
+            </m:d>
+          </m:e>
+        </m:nary>
+      </m:oMath>
+      <w:r>
+        <w:rPr>
+          <w:i/>
+          <w:iCs/>
+          <w:color w:val="FF0000"/>
+          <w:sz w:val="20"/>
+          <w:szCs w:val="20"/>
+        </w:rPr>
+        <w:t xml:space="preserve">                                              </w:t>
+      </w:r>
+      <w:r>
+        <w:rPr>
+          <w:i/>
+          <w:iCs/>
+          <w:color w:val="FF0000"/>
+          <w:sz w:val="20"/>
+          <w:szCs w:val="20"/>
+        </w:rPr>
+        <w:t>(8)</w:t>
+      </w:r>
+    </w:p>
+    <w:p>
+      <w:pPr>
+        <w:pStyle w:val="TextBody"/>
+        <w:spacing w:before="240" w:after="60"/>
+        <w:ind w:hanging="0"/>
+        <w:rPr>
+          <w:b w:val="false"/>
+          <w:b w:val="false"/>
+          <w:bCs w:val="false"/>
+          <w:color w:val="FF0000"/>
+          <w:sz w:val="20"/>
+          <w:szCs w:val="20"/>
+        </w:rPr>
+      </w:pPr>
+      <w:r>
+        <w:rPr>
+          <w:b w:val="false"/>
+          <w:bCs w:val="false"/>
+          <w:color w:val="FF0000"/>
+          <w:sz w:val="20"/>
+          <w:szCs w:val="20"/>
+        </w:rPr>
+        <w:t>This formulation ensures desirable properties such as consistency and additivity.</w:t>
+      </w:r>
+    </w:p>
+    <w:p>
+      <w:pPr>
+        <w:pStyle w:val="TextBody"/>
+        <w:rPr>
+          <w:b w:val="false"/>
+          <w:b w:val="false"/>
+          <w:bCs w:val="false"/>
+          <w:color w:val="FF0000"/>
+          <w:sz w:val="20"/>
+          <w:szCs w:val="20"/>
+        </w:rPr>
+      </w:pPr>
+      <w:r>
+        <w:rPr>
+          <w:b w:val="false"/>
+          <w:bCs w:val="false"/>
+          <w:color w:val="FF0000"/>
+          <w:sz w:val="20"/>
+          <w:szCs w:val="20"/>
+        </w:rPr>
+        <w:t xml:space="preserve">In this study, SHAP analysis was applied to the XGBoost </w:t>
+      </w:r>
+      <w:r>
+        <w:rPr>
+          <w:b w:val="false"/>
+          <w:bCs w:val="false"/>
+          <w:color w:val="FF0000"/>
+          <w:sz w:val="20"/>
+          <w:szCs w:val="20"/>
+        </w:rPr>
+        <w:t xml:space="preserve">and RandomForest </w:t>
+      </w:r>
+      <w:r>
+        <w:rPr>
+          <w:b w:val="false"/>
+          <w:bCs w:val="false"/>
+          <w:color w:val="FF0000"/>
+          <w:sz w:val="20"/>
+          <w:szCs w:val="20"/>
+        </w:rPr>
+        <w:t>model using TreeSHAP, which allows efficient and exact computation of Shapley values for tree-based models. The analysis provides both:</w:t>
+      </w:r>
+    </w:p>
+    <w:p>
+      <w:pPr>
+        <w:pStyle w:val="TextBody"/>
+        <w:numPr>
+          <w:ilvl w:val="0"/>
+          <w:numId w:val="80"/>
+        </w:numPr>
+        <w:tabs>
+          <w:tab w:val="clear" w:pos="510"/>
+          <w:tab w:val="left" w:pos="0" w:leader="none"/>
+        </w:tabs>
+        <w:spacing w:before="0" w:after="0"/>
+        <w:ind w:left="709" w:hanging="283"/>
+        <w:rPr/>
+      </w:pPr>
+      <w:r>
+        <w:rPr>
+          <w:rStyle w:val="StrongEmphasis"/>
+          <w:b w:val="false"/>
+          <w:bCs w:val="false"/>
+          <w:color w:val="FF0000"/>
+          <w:sz w:val="20"/>
+          <w:szCs w:val="20"/>
+        </w:rPr>
+        <w:t>Global interpretability</w:t>
+      </w:r>
+      <w:r>
+        <w:rPr>
+          <w:b w:val="false"/>
+          <w:bCs w:val="false"/>
+          <w:color w:val="FF0000"/>
+          <w:sz w:val="20"/>
+          <w:szCs w:val="20"/>
+        </w:rPr>
+        <w:t>, through ranking features based on mean absolute SHAP values.</w:t>
+      </w:r>
+    </w:p>
+    <w:p>
+      <w:pPr>
+        <w:pStyle w:val="TextBody"/>
+        <w:numPr>
+          <w:ilvl w:val="0"/>
+          <w:numId w:val="80"/>
+        </w:numPr>
+        <w:tabs>
+          <w:tab w:val="clear" w:pos="510"/>
+          <w:tab w:val="left" w:pos="0" w:leader="none"/>
+        </w:tabs>
+        <w:ind w:left="709" w:hanging="283"/>
+        <w:rPr/>
+      </w:pPr>
+      <w:r>
+        <w:rPr>
+          <w:rStyle w:val="StrongEmphasis"/>
+          <w:b w:val="false"/>
+          <w:bCs w:val="false"/>
+          <w:color w:val="FF0000"/>
+          <w:sz w:val="20"/>
+          <w:szCs w:val="20"/>
+        </w:rPr>
+        <w:t>Local interpretability</w:t>
+      </w:r>
+      <w:r>
+        <w:rPr>
+          <w:b w:val="false"/>
+          <w:bCs w:val="false"/>
+          <w:color w:val="FF0000"/>
+          <w:sz w:val="20"/>
+          <w:szCs w:val="20"/>
+        </w:rPr>
+        <w:t>, by explaining individual predictions and identifying how each feature increases or decreases predicted discharge.</w:t>
+      </w:r>
+    </w:p>
+    <w:p>
+      <w:pPr>
+        <w:pStyle w:val="MDPI22heading2"/>
+        <w:spacing w:before="240" w:after="60"/>
+        <w:ind w:hanging="0"/>
+        <w:rPr>
+          <w:b w:val="false"/>
+          <w:b w:val="false"/>
+          <w:bCs w:val="false"/>
+          <w:sz w:val="20"/>
+          <w:szCs w:val="20"/>
+        </w:rPr>
+      </w:pPr>
+      <w:r>
+        <w:rPr>
+          <w:b w:val="false"/>
+          <w:bCs w:val="false"/>
+          <w:i w:val="false"/>
+          <w:iCs w:val="false"/>
+          <w:color w:val="FF0000"/>
+          <w:sz w:val="20"/>
+          <w:szCs w:val="20"/>
+        </w:rPr>
+        <w:t xml:space="preserve">Unlike permutation importance, which only measures performance degradation, SHAP values provide both the </w:t>
+      </w:r>
+      <w:r>
+        <w:rPr>
+          <w:rStyle w:val="StrongEmphasis"/>
+          <w:b w:val="false"/>
+          <w:bCs w:val="false"/>
+          <w:i w:val="false"/>
+          <w:iCs w:val="false"/>
+          <w:color w:val="FF0000"/>
+          <w:sz w:val="20"/>
+          <w:szCs w:val="20"/>
+        </w:rPr>
+        <w:t>magnitude and direction of feature influence</w:t>
+      </w:r>
+      <w:r>
+        <w:rPr>
+          <w:b w:val="false"/>
+          <w:bCs w:val="false"/>
+          <w:i w:val="false"/>
+          <w:iCs w:val="false"/>
+          <w:color w:val="FF0000"/>
+          <w:sz w:val="20"/>
+          <w:szCs w:val="20"/>
+        </w:rPr>
+        <w:t>, as well as insight into nonlinear interactions between predictors.</w:t>
+      </w:r>
+    </w:p>
+    <w:p>
+      <w:pPr>
+        <w:pStyle w:val="MDPI22heading2"/>
+        <w:spacing w:before="240" w:after="60"/>
+        <w:ind w:hanging="0"/>
+        <w:rPr>
+          <w:b w:val="false"/>
+          <w:b w:val="false"/>
+          <w:bCs w:val="false"/>
+          <w:sz w:val="20"/>
+          <w:szCs w:val="20"/>
+        </w:rPr>
+      </w:pPr>
+      <w:r>
+        <w:rPr>
+          <w:b w:val="false"/>
+          <w:bCs w:val="false"/>
+          <w:sz w:val="20"/>
+          <w:szCs w:val="20"/>
         </w:rPr>
       </w:r>
     </w:p>
@@ -4383,24 +5777,21 @@
           <w:i w:val="false"/>
           <w:iCs/>
         </w:rPr>
-      </w:r>
-    </w:p>
-    <w:p>
-      <w:pPr>
-        <w:pStyle w:val="MDPI22heading2"/>
-        <w:spacing w:before="240" w:after="60"/>
-        <w:rPr>
-          <w:i w:val="false"/>
+        <w:t>3.</w:t>
+      </w:r>
+      <w:r>
+        <w:rPr>
           <w:i w:val="false"/>
           <w:iCs/>
         </w:rPr>
-      </w:pPr>
+        <w:t>5</w:t>
+      </w:r>
       <w:r>
         <w:rPr>
           <w:i w:val="false"/>
           <w:iCs/>
         </w:rPr>
-        <w:t xml:space="preserve">3.4 </w:t>
+        <w:t xml:space="preserve"> </w:t>
       </w:r>
       <w:r>
         <w:rPr/>
@@ -4440,7 +5831,10 @@
         </w:rPr>
       </w:pPr>
       <w:r>
-        <w:rPr/>
+        <w:rPr>
+          <w:i w:val="false"/>
+          <w:iCs/>
+        </w:rPr>
       </w:r>
     </w:p>
     <w:p>
@@ -4456,7 +5850,10 @@
         </w:rPr>
       </w:pPr>
       <w:r>
-        <w:rPr/>
+        <w:rPr>
+          <w:i w:val="false"/>
+          <w:iCs/>
+        </w:rPr>
       </w:r>
     </w:p>
     <w:p>
@@ -4472,7 +5869,10 @@
         </w:rPr>
       </w:pPr>
       <w:r>
-        <w:rPr/>
+        <w:rPr>
+          <w:i w:val="false"/>
+          <w:iCs/>
+        </w:rPr>
       </w:r>
     </w:p>
     <w:p>
@@ -4489,11 +5889,7 @@
       </w:pPr>
       <w:r>
         <w:rPr/>
-        <w:t>a</w:t>
-      </w:r>
-      <w:r>
-        <w:rPr/>
-        <w:t xml:space="preserve">)                                                                    b) </w:t>
+        <w:t xml:space="preserve">a)                                                                    b) </w:t>
       </w:r>
     </w:p>
     <w:p>
@@ -4509,9 +5905,12 @@
         </w:rPr>
       </w:pPr>
       <w:r>
-        <w:rPr/>
+        <w:rPr>
+          <w:i w:val="false"/>
+          <w:iCs/>
+        </w:rPr>
         <w:drawing>
-          <wp:anchor behindDoc="0" distT="0" distB="0" distL="0" distR="0" simplePos="0" locked="0" layoutInCell="0" allowOverlap="1" relativeHeight="29">
+          <wp:anchor behindDoc="0" distT="0" distB="0" distL="0" distR="0" simplePos="0" locked="0" layoutInCell="0" allowOverlap="1" relativeHeight="24">
             <wp:simplePos x="0" y="0"/>
             <wp:positionH relativeFrom="column">
               <wp:posOffset>3909060</wp:posOffset>
@@ -4522,7 +5921,7 @@
             <wp:extent cx="2686685" cy="1678940"/>
             <wp:effectExtent l="0" t="0" r="0" b="0"/>
             <wp:wrapSquare wrapText="largest"/>
-            <wp:docPr id="23" name="Image1" descr=""/>
+            <wp:docPr id="26" name="Image1" descr=""/>
             <wp:cNvGraphicFramePr>
               <a:graphicFrameLocks xmlns:a="http://schemas.openxmlformats.org/drawingml/2006/main" noChangeAspect="1"/>
             </wp:cNvGraphicFramePr>
@@ -4530,13 +5929,13 @@
               <a:graphicData uri="http://schemas.openxmlformats.org/drawingml/2006/picture">
                 <pic:pic xmlns:pic="http://schemas.openxmlformats.org/drawingml/2006/picture">
                   <pic:nvPicPr>
-                    <pic:cNvPr id="23" name="Image1" descr=""/>
+                    <pic:cNvPr id="26" name="Image1" descr=""/>
                     <pic:cNvPicPr>
                       <a:picLocks noChangeAspect="1" noChangeArrowheads="1"/>
                     </pic:cNvPicPr>
                   </pic:nvPicPr>
                   <pic:blipFill>
-                    <a:blip r:embed="rId31"/>
+                    <a:blip r:embed="rId34"/>
                     <a:stretch>
                       <a:fillRect/>
                     </a:stretch>
@@ -4556,7 +5955,7 @@
           </wp:anchor>
         </w:drawing>
         <w:drawing>
-          <wp:anchor behindDoc="0" distT="0" distB="0" distL="0" distR="0" simplePos="0" locked="0" layoutInCell="0" allowOverlap="1" relativeHeight="30">
+          <wp:anchor behindDoc="0" distT="0" distB="0" distL="0" distR="0" simplePos="0" locked="0" layoutInCell="0" allowOverlap="1" relativeHeight="25">
             <wp:simplePos x="0" y="0"/>
             <wp:positionH relativeFrom="column">
               <wp:posOffset>956310</wp:posOffset>
@@ -4567,7 +5966,7 @@
             <wp:extent cx="3014345" cy="1884045"/>
             <wp:effectExtent l="0" t="0" r="0" b="0"/>
             <wp:wrapSquare wrapText="largest"/>
-            <wp:docPr id="24" name="Image5" descr=""/>
+            <wp:docPr id="27" name="Image5" descr=""/>
             <wp:cNvGraphicFramePr>
               <a:graphicFrameLocks xmlns:a="http://schemas.openxmlformats.org/drawingml/2006/main" noChangeAspect="1"/>
             </wp:cNvGraphicFramePr>
@@ -4575,13 +5974,13 @@
               <a:graphicData uri="http://schemas.openxmlformats.org/drawingml/2006/picture">
                 <pic:pic xmlns:pic="http://schemas.openxmlformats.org/drawingml/2006/picture">
                   <pic:nvPicPr>
-                    <pic:cNvPr id="24" name="Image5" descr=""/>
+                    <pic:cNvPr id="27" name="Image5" descr=""/>
                     <pic:cNvPicPr>
                       <a:picLocks noChangeAspect="1" noChangeArrowheads="1"/>
                     </pic:cNvPicPr>
                   </pic:nvPicPr>
                   <pic:blipFill>
-                    <a:blip r:embed="rId32"/>
+                    <a:blip r:embed="rId35"/>
                     <a:stretch>
                       <a:fillRect/>
                     </a:stretch>
@@ -4615,7 +6014,10 @@
         </w:rPr>
       </w:pPr>
       <w:r>
-        <w:rPr/>
+        <w:rPr>
+          <w:i w:val="false"/>
+          <w:iCs/>
+        </w:rPr>
       </w:r>
     </w:p>
     <w:p>
@@ -4631,9 +6033,8 @@
         </w:rPr>
       </w:pPr>
       <w:r>
-        <w:rPr/>
         <w:drawing>
-          <wp:anchor behindDoc="0" distT="0" distB="0" distL="0" distR="0" simplePos="0" locked="0" layoutInCell="0" allowOverlap="1" relativeHeight="31">
+          <wp:anchor behindDoc="0" distT="0" distB="0" distL="0" distR="0" simplePos="0" locked="0" layoutInCell="0" allowOverlap="1" relativeHeight="26">
             <wp:simplePos x="0" y="0"/>
             <wp:positionH relativeFrom="column">
               <wp:align>center</wp:align>
@@ -4644,7 +6045,7 @@
             <wp:extent cx="3407410" cy="2282190"/>
             <wp:effectExtent l="0" t="0" r="0" b="0"/>
             <wp:wrapSquare wrapText="largest"/>
-            <wp:docPr id="25" name="Image8" descr=""/>
+            <wp:docPr id="28" name="Image8" descr=""/>
             <wp:cNvGraphicFramePr>
               <a:graphicFrameLocks xmlns:a="http://schemas.openxmlformats.org/drawingml/2006/main" noChangeAspect="1"/>
             </wp:cNvGraphicFramePr>
@@ -4652,13 +6053,13 @@
               <a:graphicData uri="http://schemas.openxmlformats.org/drawingml/2006/picture">
                 <pic:pic xmlns:pic="http://schemas.openxmlformats.org/drawingml/2006/picture">
                   <pic:nvPicPr>
-                    <pic:cNvPr id="25" name="Image8" descr=""/>
+                    <pic:cNvPr id="28" name="Image8" descr=""/>
                     <pic:cNvPicPr>
                       <a:picLocks noChangeAspect="1" noChangeArrowheads="1"/>
                     </pic:cNvPicPr>
                   </pic:nvPicPr>
                   <pic:blipFill>
-                    <a:blip r:embed="rId33"/>
+                    <a:blip r:embed="rId36"/>
                     <a:stretch>
                       <a:fillRect/>
                     </a:stretch>
@@ -4692,7 +6093,9 @@
         </w:rPr>
       </w:pPr>
       <w:r>
-        <w:rPr/>
+        <w:rPr>
+          <w:iCs/>
+        </w:rPr>
       </w:r>
     </w:p>
     <w:p>
@@ -4704,7 +6107,9 @@
         </w:rPr>
       </w:pPr>
       <w:r>
-        <w:rPr/>
+        <w:rPr>
+          <w:iCs/>
+        </w:rPr>
       </w:r>
     </w:p>
     <w:p>
@@ -4716,7 +6121,9 @@
         </w:rPr>
       </w:pPr>
       <w:r>
-        <w:rPr/>
+        <w:rPr>
+          <w:iCs/>
+        </w:rPr>
       </w:r>
     </w:p>
     <w:p>
@@ -4728,7 +6135,9 @@
         </w:rPr>
       </w:pPr>
       <w:r>
-        <w:rPr/>
+        <w:rPr>
+          <w:iCs/>
+        </w:rPr>
       </w:r>
     </w:p>
     <w:p>
@@ -4740,7 +6149,9 @@
         </w:rPr>
       </w:pPr>
       <w:r>
-        <w:rPr/>
+        <w:rPr>
+          <w:iCs/>
+        </w:rPr>
       </w:r>
     </w:p>
     <w:p>
@@ -4752,7 +6163,9 @@
         </w:rPr>
       </w:pPr>
       <w:r>
-        <w:rPr/>
+        <w:rPr>
+          <w:iCs/>
+        </w:rPr>
       </w:r>
     </w:p>
     <w:p>
@@ -4764,7 +6177,9 @@
         </w:rPr>
       </w:pPr>
       <w:r>
-        <w:rPr/>
+        <w:rPr>
+          <w:iCs/>
+        </w:rPr>
       </w:r>
     </w:p>
     <w:p>
@@ -4776,7 +6191,9 @@
         </w:rPr>
       </w:pPr>
       <w:r>
-        <w:rPr/>
+        <w:rPr>
+          <w:iCs/>
+        </w:rPr>
       </w:r>
     </w:p>
     <w:p>
@@ -4788,7 +6205,9 @@
         </w:rPr>
       </w:pPr>
       <w:r>
-        <w:rPr/>
+        <w:rPr>
+          <w:iCs/>
+        </w:rPr>
       </w:r>
     </w:p>
     <w:p>
@@ -4800,7 +6219,9 @@
         </w:rPr>
       </w:pPr>
       <w:r>
-        <w:rPr/>
+        <w:rPr>
+          <w:iCs/>
+        </w:rPr>
       </w:r>
     </w:p>
     <w:p>
@@ -4812,43 +6233,9 @@
         </w:rPr>
       </w:pPr>
       <w:r>
-        <w:rPr/>
-      </w:r>
-    </w:p>
-    <w:p>
-      <w:pPr>
-        <w:pStyle w:val="Normal"/>
-        <w:spacing w:lineRule="auto" w:line="240"/>
         <w:rPr>
           <w:iCs/>
         </w:rPr>
-      </w:pPr>
-      <w:r>
-        <w:rPr/>
-      </w:r>
-    </w:p>
-    <w:p>
-      <w:pPr>
-        <w:pStyle w:val="Normal"/>
-        <w:spacing w:lineRule="auto" w:line="240"/>
-        <w:rPr>
-          <w:iCs/>
-        </w:rPr>
-      </w:pPr>
-      <w:r>
-        <w:rPr/>
-      </w:r>
-    </w:p>
-    <w:p>
-      <w:pPr>
-        <w:pStyle w:val="Normal"/>
-        <w:spacing w:lineRule="auto" w:line="240"/>
-        <w:rPr>
-          <w:iCs/>
-        </w:rPr>
-      </w:pPr>
-      <w:r>
-        <w:rPr/>
       </w:r>
     </w:p>
     <w:p>
@@ -4937,12 +6324,14 @@
       </w:r>
       <w:r>
         <w:rPr>
-          <w:color w:val="EE0000"/>
+          <w:color w:val="000000"/>
         </w:rPr>
         <w:t>[66,67,68,69,70].</w:t>
       </w:r>
       <w:r>
-        <w:rPr/>
+        <w:rPr>
+          <w:color w:val="000000"/>
+        </w:rPr>
         <w:t xml:space="preserve"> </w:t>
       </w:r>
       <w:r>
@@ -5099,13 +6488,13 @@
       </w:r>
       <w:r>
         <w:rPr>
-          <w:color w:val="EE0000"/>
+          <w:color w:val="000000"/>
         </w:rPr>
         <w:t>[71,72,73,74]</w:t>
       </w:r>
       <w:r>
         <w:rPr>
-          <w:color w:val="EE0000"/>
+          <w:color w:val="000000"/>
           <w:lang w:val="en-GB"/>
         </w:rPr>
         <w:t xml:space="preserve">. </w:t>
@@ -5148,11 +6537,18 @@
         <w:rPr>
           <w:lang w:val="en-GB"/>
         </w:rPr>
-        <w:t xml:space="preserve">Several structural limitations of this study warrant emphasis. The analysis is limited to a single downstream gauging station, which prevents explicit consideration of spatial heterogeneity within the basin. The predictor set includes only precipitation and air temperature from five stations, along with antecedent discharge, without remote sensing or land-use information that could better capture the non-stationary impacts of human activities. The use of monthly aggregation, although motivated by data availability and long-term coverage, obscures sub-monthly flood processes and may limit applicability to short-lead flood forecasting. </w:t>
-      </w:r>
-      <w:r>
-        <w:rPr>
-          <w:color w:val="C9211E"/>
+        <w:t>Several structural limitations of this study warrant emphasis. The analysis is limited to a single downstream gauging station, which prevents explicit consideration of spatial heterogeneity within the basin. The predictor set includes only precipitation and air temperature from five stations, along with antecedent discharge, without remote sensing or land-use information that could better capture the non-stationary impacts of human activities. The use of monthly aggregation, although motivated by data availability and long-term coverage, obscures sub-monthly f</w:t>
+      </w:r>
+      <w:r>
+        <w:rPr>
+          <w:color w:val="000000"/>
+          <w:lang w:val="en-GB"/>
+        </w:rPr>
+        <w:t xml:space="preserve">lood processes and may limit applicability to short-lead flood forecasting. </w:t>
+      </w:r>
+      <w:r>
+        <w:rPr>
+          <w:color w:val="000000"/>
           <w:lang w:val="en-GB"/>
         </w:rPr>
         <w:t>Additionally, the results indicate that the models are primarily suited for capturing general discharge dynamics and seasonal variability, rather than precise prediction of extreme events.</w:t>
@@ -5162,27 +6558,28 @@
       <w:pPr>
         <w:pStyle w:val="MDPI31text"/>
         <w:rPr>
+          <w:color w:val="000000"/>
+        </w:rPr>
+      </w:pPr>
+      <w:bookmarkStart w:id="1" w:name="_Hlk221537547"/>
+      <w:r>
+        <w:rPr>
+          <w:color w:val="000000"/>
           <w:lang w:val="en-GB"/>
         </w:rPr>
-      </w:pPr>
-      <w:bookmarkStart w:id="1" w:name="_Hlk221537547"/>
-      <w:r>
-        <w:rPr>
+        <w:t>Addressing these limitations with higher-temporal-resolution data, multi-site modelling, expanded predictor sets, and experimentation with hybrid or physics-informed machine learning architectures is a promising direction for future work and will be essential for fully leveraging machine learning to support climate-resilient water management in the BRB and similar regions.</w:t>
+      </w:r>
+      <w:bookmarkEnd w:id="1"/>
+      <w:r>
+        <w:rPr>
+          <w:color w:val="000000"/>
           <w:lang w:val="en-GB"/>
         </w:rPr>
-        <w:t>Addressing these limitations with higher-temporal-resolution data, multi-site modelling, expanded predictor sets, and experimentation with hybrid or physics-informed machine learning architectures is a promising direction for future work and will be essential for fully leveraging machine learning to support climate-resilient water management in the BRB and similar regions.</w:t>
-      </w:r>
-      <w:bookmarkEnd w:id="1"/>
-      <w:r>
-        <w:rPr>
-          <w:color w:val="FF0000"/>
-          <w:lang w:val="en-GB"/>
-        </w:rPr>
         <w:t xml:space="preserve"> This includes</w:t>
       </w:r>
       <w:r>
         <w:rPr>
-          <w:color w:val="FF0000"/>
+          <w:color w:val="000000"/>
         </w:rPr>
         <w:t xml:space="preserve"> direct comparisons with more powerful conceptual rainfall--runoff models to further assess the strengths and limitations of data-driven methods.</w:t>
       </w:r>
@@ -5222,18 +6619,25 @@
         <w:rPr>
           <w:lang w:val="en-GB"/>
         </w:rPr>
-        <w:t xml:space="preserve">These outcomes address a critical gap in the literature by moving from descriptive streamflow studies in the region to advanced, transparent forecasting. The models' ability to generalise, despite training-testing discrepancies, informs resilient water management amid climate-driven changes such as declining precipitation and increased extremes. By identifying key hydrological controls, this framework supports targeted interventions, such as reservoir optimisation in urban-industrial centres (e.g., Sarajevo, Zenica). Broader implications extend to global water resources, demonstrating the potential of machine learning in ungauged or sparsely monitored basins, where traditional physical models require extensive data. Future research should integrate multiple sources (e.g., satellite-derived snow cover) and hybrid physics–machine learning architectures to improve accuracy and reduce uncertainty, fostering sustainable practices worldwide. Ultimately, this work establishes a foundation for interpretable AI in hydrology, promoting equitable decision-making in vulnerable regions such as the BRB. </w:t>
-      </w:r>
-      <w:r>
-        <w:rPr>
-          <w:color w:val="C9211E"/>
+        <w:t>These outcomes address a critical gap in the literature by moving from descriptive streamflow studies in the region to advanced, transparent forecasting. The models' ability to generalise, despite training-testing discrepancies, informs resilient water management amid climate-driven changes such as declining precipitation and increased extremes. By identifying key hydrological controls, this framework supports targeted interventions, such as reservoir optimisation in urban-industrial centres (e.g., Sarajevo, Zenica). Broader implications extend to global water resources, demonstrating the potential of machine learning in ungauged or sparsely monitored basins, where traditional physical models require extensive data. Future research should integrate multiple sources (e.g., satellite-derived snow cover) and hybrid physics–machine learning architectures to improve accuracy and reduce uncertainty, fostering sustainable practices worldwide. Ultimately, this work establishes a foundation for interpretable AI in hydrology, promoting equitable decision-making in vulnerable regions such as the BRB.</w:t>
+      </w:r>
+      <w:r>
+        <w:rPr>
+          <w:color w:val="000000"/>
           <w:lang w:val="en-GB"/>
         </w:rPr>
+        <w:t xml:space="preserve"> </w:t>
+      </w:r>
+      <w:r>
+        <w:rPr>
+          <w:color w:val="000000"/>
+          <w:lang w:val="en-GB"/>
+        </w:rPr>
         <w:t>Concerning potential drawbacks of the approach</w:t>
       </w:r>
       <w:r>
         <w:rPr>
-          <w:color w:val="C9211E"/>
+          <w:color w:val="000000"/>
         </w:rPr>
         <w:t>, the absence of explicit seasonality indicators (e.g., month-of-year encoding) and snow-related variables may limit the ability of the models to accurately reproduce extreme events and regime transitions. Future work will focus on extending the feature space to include such hydrologically meaningful predictors and assessing their impact on predictive performance.</w:t>
       </w:r>
@@ -5270,7 +6674,7 @@
         <w:rPr/>
         <w:t xml:space="preserve"> For research articles with several authors, a short paragraph specifying their individual contributions must be provided. The following statements should be used “Conceptualization, S.G. and M.Ð.; methodology, I.L.; software, M.Ð.; validation, S..G, and I.L.; formal analysis, S.G.; investigation, S.G.; resources, S.G.; data curation, M.Ð.; writing—original draft preparation, S.G.; writing—review and editing, S.G.; visualization, S.G.; supervision, I.L.; project administration, S.G.; funding acquisition, I.L. All authors have read and agreed to the published version of the manuscript.” Please turn to the </w:t>
       </w:r>
-      <w:hyperlink r:id="rId34">
+      <w:hyperlink r:id="rId37">
         <w:r>
           <w:rPr>
             <w:rStyle w:val="InternetLink"/>
@@ -5958,7 +7362,7 @@
         <w:pStyle w:val="MDPI81references"/>
         <w:numPr>
           <w:ilvl w:val="0"/>
-          <w:numId w:val="67"/>
+          <w:numId w:val="82"/>
         </w:numPr>
         <w:ind w:left="425" w:hanging="425"/>
         <w:rPr/>
@@ -6000,7 +7404,7 @@
         <w:rPr/>
         <w:t xml:space="preserve">, 457. </w:t>
       </w:r>
-      <w:hyperlink r:id="rId35">
+      <w:hyperlink r:id="rId38">
         <w:r>
           <w:rPr>
             <w:rStyle w:val="InternetLink"/>
@@ -6014,7 +7418,7 @@
         <w:pStyle w:val="MDPI81references"/>
         <w:numPr>
           <w:ilvl w:val="0"/>
-          <w:numId w:val="68"/>
+          <w:numId w:val="83"/>
         </w:numPr>
         <w:ind w:left="425" w:hanging="425"/>
         <w:rPr/>
@@ -6056,7 +7460,7 @@
         <w:rPr/>
         <w:t xml:space="preserve">102549. </w:t>
       </w:r>
-      <w:hyperlink r:id="rId36">
+      <w:hyperlink r:id="rId39">
         <w:r>
           <w:rPr>
             <w:rStyle w:val="InternetLink"/>
@@ -6070,7 +7474,7 @@
         <w:pStyle w:val="MDPI81references"/>
         <w:numPr>
           <w:ilvl w:val="0"/>
-          <w:numId w:val="69"/>
+          <w:numId w:val="84"/>
         </w:numPr>
         <w:ind w:left="425" w:hanging="425"/>
         <w:rPr/>
@@ -6112,7 +7516,7 @@
         <w:rPr/>
         <w:t xml:space="preserve">2506–2537. </w:t>
       </w:r>
-      <w:hyperlink r:id="rId37">
+      <w:hyperlink r:id="rId40">
         <w:r>
           <w:rPr>
             <w:rStyle w:val="InternetLink"/>
@@ -6126,7 +7530,7 @@
         <w:pStyle w:val="MDPI81references"/>
         <w:numPr>
           <w:ilvl w:val="0"/>
-          <w:numId w:val="70"/>
+          <w:numId w:val="85"/>
         </w:numPr>
         <w:ind w:left="425" w:hanging="425"/>
         <w:rPr/>
@@ -6164,7 +7568,7 @@
         <w:rPr/>
         <w:t xml:space="preserve">, 26740. </w:t>
       </w:r>
-      <w:hyperlink r:id="rId38">
+      <w:hyperlink r:id="rId41">
         <w:r>
           <w:rPr>
             <w:rStyle w:val="InternetLink"/>
@@ -6178,7 +7582,7 @@
         <w:pStyle w:val="MDPI81references"/>
         <w:numPr>
           <w:ilvl w:val="0"/>
-          <w:numId w:val="71"/>
+          <w:numId w:val="86"/>
         </w:numPr>
         <w:ind w:left="425" w:hanging="425"/>
         <w:rPr/>
@@ -6220,7 +7624,7 @@
         <w:rPr/>
         <w:t xml:space="preserve">, 273. </w:t>
       </w:r>
-      <w:hyperlink r:id="rId39">
+      <w:hyperlink r:id="rId42">
         <w:r>
           <w:rPr>
             <w:rStyle w:val="InternetLink"/>
@@ -6234,7 +7638,7 @@
         <w:pStyle w:val="MDPI81references"/>
         <w:numPr>
           <w:ilvl w:val="0"/>
-          <w:numId w:val="72"/>
+          <w:numId w:val="87"/>
         </w:numPr>
         <w:ind w:left="425" w:hanging="425"/>
         <w:rPr/>
@@ -6276,7 +7680,7 @@
         <w:rPr/>
         <w:t xml:space="preserve">, 2472–2491. </w:t>
       </w:r>
-      <w:hyperlink r:id="rId40">
+      <w:hyperlink r:id="rId43">
         <w:r>
           <w:rPr>
             <w:rStyle w:val="InternetLink"/>
@@ -6290,7 +7694,7 @@
         <w:pStyle w:val="MDPI81references"/>
         <w:numPr>
           <w:ilvl w:val="0"/>
-          <w:numId w:val="73"/>
+          <w:numId w:val="88"/>
         </w:numPr>
         <w:ind w:left="425" w:hanging="425"/>
         <w:rPr/>
@@ -6332,7 +7736,7 @@
         <w:rPr/>
         <w:t xml:space="preserve">, 124901. </w:t>
       </w:r>
-      <w:hyperlink r:id="rId41">
+      <w:hyperlink r:id="rId44">
         <w:r>
           <w:rPr>
             <w:rStyle w:val="InternetLink"/>
@@ -6346,7 +7750,7 @@
         <w:pStyle w:val="MDPI81references"/>
         <w:numPr>
           <w:ilvl w:val="0"/>
-          <w:numId w:val="74"/>
+          <w:numId w:val="89"/>
         </w:numPr>
         <w:ind w:left="425" w:hanging="425"/>
         <w:rPr>
@@ -6392,7 +7796,7 @@
         <w:rPr/>
         <w:t xml:space="preserve">, 102215. </w:t>
       </w:r>
-      <w:hyperlink r:id="rId42">
+      <w:hyperlink r:id="rId45">
         <w:r>
           <w:rPr>
             <w:rStyle w:val="InternetLink"/>
@@ -6406,7 +7810,7 @@
         <w:pStyle w:val="MDPI81references"/>
         <w:numPr>
           <w:ilvl w:val="0"/>
-          <w:numId w:val="75"/>
+          <w:numId w:val="90"/>
         </w:numPr>
         <w:ind w:left="425" w:hanging="425"/>
         <w:rPr/>
@@ -6426,7 +7830,7 @@
         <w:rPr/>
         <w:t xml:space="preserve">, 2025, 6, 64. </w:t>
       </w:r>
-      <w:hyperlink r:id="rId43">
+      <w:hyperlink r:id="rId46">
         <w:r>
           <w:rPr>
             <w:rStyle w:val="InternetLink"/>
@@ -6440,7 +7844,7 @@
         <w:pStyle w:val="MDPI81references"/>
         <w:numPr>
           <w:ilvl w:val="0"/>
-          <w:numId w:val="76"/>
+          <w:numId w:val="91"/>
         </w:numPr>
         <w:ind w:left="425" w:hanging="425"/>
         <w:rPr/>
@@ -6482,7 +7886,7 @@
         <w:rPr/>
         <w:t xml:space="preserve">, e2019WR026793. </w:t>
       </w:r>
-      <w:hyperlink r:id="rId44">
+      <w:hyperlink r:id="rId47">
         <w:r>
           <w:rPr>
             <w:rStyle w:val="InternetLink"/>
@@ -6496,7 +7900,7 @@
         <w:pStyle w:val="MDPI81references"/>
         <w:numPr>
           <w:ilvl w:val="0"/>
-          <w:numId w:val="77"/>
+          <w:numId w:val="92"/>
         </w:numPr>
         <w:ind w:left="425" w:hanging="425"/>
         <w:rPr/>
@@ -6505,7 +7909,7 @@
         <w:rPr/>
         <w:t xml:space="preserve">Zealand, C.M.; Burn, D.H.; Simonovic, S.P. Short term streamflow forecasting using artificial neural networks. J. Hydrol. 1999, 214, 32–48. </w:t>
       </w:r>
-      <w:hyperlink r:id="rId45">
+      <w:hyperlink r:id="rId48">
         <w:r>
           <w:rPr>
             <w:rStyle w:val="InternetLink"/>
@@ -6519,7 +7923,7 @@
         <w:pStyle w:val="MDPI81references"/>
         <w:numPr>
           <w:ilvl w:val="0"/>
-          <w:numId w:val="78"/>
+          <w:numId w:val="93"/>
         </w:numPr>
         <w:ind w:left="425" w:hanging="425"/>
         <w:rPr/>
@@ -6550,7 +7954,7 @@
         <w:rPr/>
         <w:t xml:space="preserve">, 628. </w:t>
       </w:r>
-      <w:hyperlink r:id="rId46">
+      <w:hyperlink r:id="rId49">
         <w:r>
           <w:rPr>
             <w:rStyle w:val="InternetLink"/>
@@ -6564,7 +7968,7 @@
         <w:pStyle w:val="MDPI81references"/>
         <w:numPr>
           <w:ilvl w:val="0"/>
-          <w:numId w:val="79"/>
+          <w:numId w:val="94"/>
         </w:numPr>
         <w:ind w:left="425" w:hanging="425"/>
         <w:rPr/>
@@ -6606,7 +8010,7 @@
         <w:rPr/>
         <w:t xml:space="preserve">, 1801–1812. </w:t>
       </w:r>
-      <w:hyperlink r:id="rId47">
+      <w:hyperlink r:id="rId50">
         <w:r>
           <w:rPr>
             <w:rStyle w:val="InternetLink"/>
@@ -6620,7 +8024,7 @@
         <w:pStyle w:val="MDPI81references"/>
         <w:numPr>
           <w:ilvl w:val="0"/>
-          <w:numId w:val="80"/>
+          <w:numId w:val="95"/>
         </w:numPr>
         <w:ind w:left="425" w:hanging="425"/>
         <w:rPr/>
@@ -6662,7 +8066,7 @@
         <w:rPr/>
         <w:t xml:space="preserve">, 5449–5472, </w:t>
       </w:r>
-      <w:hyperlink r:id="rId48">
+      <w:hyperlink r:id="rId51">
         <w:r>
           <w:rPr>
             <w:rStyle w:val="InternetLink"/>
@@ -6680,7 +8084,7 @@
         <w:pStyle w:val="MDPI81references"/>
         <w:numPr>
           <w:ilvl w:val="0"/>
-          <w:numId w:val="81"/>
+          <w:numId w:val="96"/>
         </w:numPr>
         <w:ind w:left="425" w:hanging="425"/>
         <w:rPr/>
@@ -6722,7 +8126,7 @@
         <w:rPr/>
         <w:t xml:space="preserve">, 907. </w:t>
       </w:r>
-      <w:hyperlink r:id="rId49">
+      <w:hyperlink r:id="rId52">
         <w:r>
           <w:rPr>
             <w:rStyle w:val="InternetLink"/>
@@ -6736,7 +8140,7 @@
         <w:pStyle w:val="MDPI81references"/>
         <w:numPr>
           <w:ilvl w:val="0"/>
-          <w:numId w:val="82"/>
+          <w:numId w:val="97"/>
         </w:numPr>
         <w:ind w:left="425" w:hanging="425"/>
         <w:rPr/>
@@ -6778,7 +8182,7 @@
         <w:rPr/>
         <w:t xml:space="preserve">, 275–298. </w:t>
       </w:r>
-      <w:hyperlink r:id="rId50">
+      <w:hyperlink r:id="rId53">
         <w:r>
           <w:rPr>
             <w:rStyle w:val="InternetLink"/>
@@ -6792,7 +8196,7 @@
         <w:pStyle w:val="MDPI81references"/>
         <w:numPr>
           <w:ilvl w:val="0"/>
-          <w:numId w:val="83"/>
+          <w:numId w:val="98"/>
         </w:numPr>
         <w:ind w:left="425" w:hanging="425"/>
         <w:rPr/>
@@ -6834,7 +8238,7 @@
         <w:rPr/>
         <w:t xml:space="preserve">, 127515. </w:t>
       </w:r>
-      <w:hyperlink r:id="rId51">
+      <w:hyperlink r:id="rId54">
         <w:r>
           <w:rPr>
             <w:rStyle w:val="InternetLink"/>
@@ -6852,7 +8256,7 @@
         <w:pStyle w:val="MDPI81references"/>
         <w:numPr>
           <w:ilvl w:val="0"/>
-          <w:numId w:val="84"/>
+          <w:numId w:val="99"/>
         </w:numPr>
         <w:ind w:left="425" w:hanging="425"/>
         <w:rPr/>
@@ -6894,7 +8298,7 @@
         <w:rPr/>
         <w:t xml:space="preserve">, 168. </w:t>
       </w:r>
-      <w:hyperlink r:id="rId52">
+      <w:hyperlink r:id="rId55">
         <w:r>
           <w:rPr>
             <w:rStyle w:val="InternetLink"/>
@@ -6908,7 +8312,7 @@
         <w:pStyle w:val="MDPI81references"/>
         <w:numPr>
           <w:ilvl w:val="0"/>
-          <w:numId w:val="85"/>
+          <w:numId w:val="100"/>
         </w:numPr>
         <w:ind w:left="425" w:hanging="425"/>
         <w:rPr/>
@@ -6950,7 +8354,7 @@
         <w:rPr/>
         <w:t xml:space="preserve">, 2494-2515. </w:t>
       </w:r>
-      <w:hyperlink r:id="rId53">
+      <w:hyperlink r:id="rId56">
         <w:r>
           <w:rPr>
             <w:rStyle w:val="InternetLink"/>
@@ -6964,7 +8368,7 @@
         <w:pStyle w:val="MDPI81references"/>
         <w:numPr>
           <w:ilvl w:val="0"/>
-          <w:numId w:val="86"/>
+          <w:numId w:val="101"/>
         </w:numPr>
         <w:ind w:left="425" w:hanging="425"/>
         <w:rPr/>
@@ -7006,7 +8410,7 @@
         <w:rPr/>
         <w:t xml:space="preserve">, 99. </w:t>
       </w:r>
-      <w:hyperlink r:id="rId54">
+      <w:hyperlink r:id="rId57">
         <w:r>
           <w:rPr>
             <w:rStyle w:val="InternetLink"/>
@@ -7020,7 +8424,7 @@
         <w:pStyle w:val="MDPI81references"/>
         <w:numPr>
           <w:ilvl w:val="0"/>
-          <w:numId w:val="87"/>
+          <w:numId w:val="102"/>
         </w:numPr>
         <w:ind w:left="425" w:hanging="425"/>
         <w:rPr/>
@@ -7062,7 +8466,7 @@
         <w:rPr/>
         <w:t xml:space="preserve">, 2997–3015. </w:t>
       </w:r>
-      <w:hyperlink r:id="rId55">
+      <w:hyperlink r:id="rId58">
         <w:r>
           <w:rPr>
             <w:rStyle w:val="InternetLink"/>
@@ -7080,7 +8484,7 @@
         <w:pStyle w:val="MDPI81references"/>
         <w:numPr>
           <w:ilvl w:val="0"/>
-          <w:numId w:val="88"/>
+          <w:numId w:val="103"/>
         </w:numPr>
         <w:ind w:left="425" w:hanging="425"/>
         <w:rPr/>
@@ -7122,7 +8526,7 @@
         <w:rPr/>
         <w:t xml:space="preserve">, 593–609. </w:t>
       </w:r>
-      <w:hyperlink r:id="rId56">
+      <w:hyperlink r:id="rId59">
         <w:r>
           <w:rPr>
             <w:rStyle w:val="InternetLink"/>
@@ -7136,7 +8540,7 @@
         <w:pStyle w:val="MDPI81references"/>
         <w:numPr>
           <w:ilvl w:val="0"/>
-          <w:numId w:val="89"/>
+          <w:numId w:val="104"/>
         </w:numPr>
         <w:ind w:left="425" w:hanging="425"/>
         <w:rPr/>
@@ -7184,7 +8588,7 @@
         <w:pStyle w:val="MDPI81references"/>
         <w:numPr>
           <w:ilvl w:val="0"/>
-          <w:numId w:val="90"/>
+          <w:numId w:val="105"/>
         </w:numPr>
         <w:ind w:left="425" w:hanging="425"/>
         <w:rPr/>
@@ -7226,7 +8630,7 @@
         <w:rPr/>
         <w:t xml:space="preserve">, 2572. </w:t>
       </w:r>
-      <w:hyperlink r:id="rId57">
+      <w:hyperlink r:id="rId60">
         <w:r>
           <w:rPr>
             <w:rStyle w:val="InternetLink"/>
@@ -7240,7 +8644,7 @@
         <w:pStyle w:val="MDPI81references"/>
         <w:numPr>
           <w:ilvl w:val="0"/>
-          <w:numId w:val="91"/>
+          <w:numId w:val="106"/>
         </w:numPr>
         <w:ind w:left="425" w:hanging="425"/>
         <w:rPr/>
@@ -7282,7 +8686,7 @@
         <w:rPr/>
         <w:t xml:space="preserve">, 71–92. </w:t>
       </w:r>
-      <w:hyperlink r:id="rId58">
+      <w:hyperlink r:id="rId61">
         <w:r>
           <w:rPr>
             <w:rStyle w:val="InternetLink"/>
@@ -7296,7 +8700,7 @@
         <w:pStyle w:val="MDPI81references"/>
         <w:numPr>
           <w:ilvl w:val="0"/>
-          <w:numId w:val="92"/>
+          <w:numId w:val="107"/>
         </w:numPr>
         <w:ind w:left="425" w:hanging="425"/>
         <w:rPr/>
@@ -7334,7 +8738,7 @@
         <w:rPr/>
         <w:t xml:space="preserve">, 4053–4076 (2023). </w:t>
       </w:r>
-      <w:hyperlink r:id="rId59">
+      <w:hyperlink r:id="rId62">
         <w:r>
           <w:rPr>
             <w:rStyle w:val="InternetLink"/>
@@ -7348,7 +8752,7 @@
         <w:pStyle w:val="MDPI81references"/>
         <w:numPr>
           <w:ilvl w:val="0"/>
-          <w:numId w:val="93"/>
+          <w:numId w:val="108"/>
         </w:numPr>
         <w:ind w:left="425" w:hanging="425"/>
         <w:rPr/>
@@ -7390,7 +8794,7 @@
         <w:rPr/>
         <w:t xml:space="preserve">, 2420. </w:t>
       </w:r>
-      <w:hyperlink r:id="rId60">
+      <w:hyperlink r:id="rId63">
         <w:r>
           <w:rPr>
             <w:rStyle w:val="InternetLink"/>
@@ -7404,7 +8808,7 @@
         <w:pStyle w:val="MDPI81references"/>
         <w:numPr>
           <w:ilvl w:val="0"/>
-          <w:numId w:val="94"/>
+          <w:numId w:val="109"/>
         </w:numPr>
         <w:ind w:left="425" w:hanging="425"/>
         <w:rPr/>
@@ -7446,7 +8850,7 @@
         <w:rPr/>
         <w:t xml:space="preserve">, 1387. </w:t>
       </w:r>
-      <w:hyperlink r:id="rId61">
+      <w:hyperlink r:id="rId64">
         <w:r>
           <w:rPr>
             <w:rStyle w:val="InternetLink"/>
@@ -7460,7 +8864,7 @@
         <w:pStyle w:val="MDPI81references"/>
         <w:numPr>
           <w:ilvl w:val="0"/>
-          <w:numId w:val="95"/>
+          <w:numId w:val="110"/>
         </w:numPr>
         <w:ind w:left="425" w:hanging="425"/>
         <w:rPr/>
@@ -7502,7 +8906,7 @@
         <w:rPr/>
         <w:t xml:space="preserve">, 2066-2091. </w:t>
       </w:r>
-      <w:hyperlink r:id="rId62">
+      <w:hyperlink r:id="rId65">
         <w:r>
           <w:rPr>
             <w:rStyle w:val="InternetLink"/>
@@ -7516,7 +8920,7 @@
         <w:pStyle w:val="MDPI81references"/>
         <w:numPr>
           <w:ilvl w:val="0"/>
-          <w:numId w:val="96"/>
+          <w:numId w:val="111"/>
         </w:numPr>
         <w:ind w:left="425" w:hanging="425"/>
         <w:rPr/>
@@ -7558,7 +8962,7 @@
         <w:rPr/>
         <w:t xml:space="preserve">, 133323. </w:t>
       </w:r>
-      <w:hyperlink r:id="rId63">
+      <w:hyperlink r:id="rId66">
         <w:r>
           <w:rPr>
             <w:rStyle w:val="InternetLink"/>
@@ -7572,7 +8976,7 @@
         <w:pStyle w:val="MDPI81references"/>
         <w:numPr>
           <w:ilvl w:val="0"/>
-          <w:numId w:val="97"/>
+          <w:numId w:val="112"/>
         </w:numPr>
         <w:ind w:left="425" w:hanging="425"/>
         <w:rPr/>
@@ -7625,7 +9029,7 @@
         </w:rPr>
         <w:t xml:space="preserve">, 562–572. </w:t>
       </w:r>
-      <w:hyperlink r:id="rId64">
+      <w:hyperlink r:id="rId67">
         <w:r>
           <w:rPr>
             <w:rStyle w:val="InternetLink"/>
@@ -7640,7 +9044,7 @@
         <w:pStyle w:val="MDPI81references"/>
         <w:numPr>
           <w:ilvl w:val="0"/>
-          <w:numId w:val="98"/>
+          <w:numId w:val="113"/>
         </w:numPr>
         <w:ind w:left="425" w:hanging="425"/>
         <w:rPr/>
@@ -7688,7 +9092,7 @@
         <w:pStyle w:val="MDPI81references"/>
         <w:numPr>
           <w:ilvl w:val="0"/>
-          <w:numId w:val="99"/>
+          <w:numId w:val="114"/>
         </w:numPr>
         <w:ind w:left="425" w:hanging="425"/>
         <w:rPr/>
@@ -7730,7 +9134,7 @@
         <w:rPr/>
         <w:t xml:space="preserve">, 194. </w:t>
       </w:r>
-      <w:hyperlink r:id="rId65">
+      <w:hyperlink r:id="rId68">
         <w:r>
           <w:rPr>
             <w:rStyle w:val="InternetLink"/>
@@ -7744,7 +9148,7 @@
         <w:pStyle w:val="MDPI81references"/>
         <w:numPr>
           <w:ilvl w:val="0"/>
-          <w:numId w:val="100"/>
+          <w:numId w:val="115"/>
         </w:numPr>
         <w:ind w:left="425" w:hanging="425"/>
         <w:rPr/>
@@ -7775,7 +9179,7 @@
         <w:rPr/>
         <w:t xml:space="preserve">95–101. </w:t>
       </w:r>
-      <w:hyperlink r:id="rId66">
+      <w:hyperlink r:id="rId69">
         <w:r>
           <w:rPr>
             <w:rStyle w:val="InternetLink"/>
@@ -7789,7 +9193,7 @@
         <w:pStyle w:val="MDPI81references"/>
         <w:numPr>
           <w:ilvl w:val="0"/>
-          <w:numId w:val="101"/>
+          <w:numId w:val="116"/>
         </w:numPr>
         <w:ind w:left="425" w:hanging="425"/>
         <w:rPr/>
@@ -7831,7 +9235,7 @@
         <w:rPr/>
         <w:t xml:space="preserve">, 356. </w:t>
       </w:r>
-      <w:hyperlink r:id="rId67">
+      <w:hyperlink r:id="rId70">
         <w:r>
           <w:rPr>
             <w:rStyle w:val="InternetLink"/>
@@ -7845,7 +9249,7 @@
         <w:pStyle w:val="MDPI81references"/>
         <w:numPr>
           <w:ilvl w:val="0"/>
-          <w:numId w:val="102"/>
+          <w:numId w:val="117"/>
         </w:numPr>
         <w:ind w:left="425" w:hanging="425"/>
         <w:rPr/>
@@ -7887,7 +9291,7 @@
         <w:rPr/>
         <w:t xml:space="preserve">, 449–462. </w:t>
       </w:r>
-      <w:hyperlink r:id="rId68">
+      <w:hyperlink r:id="rId71">
         <w:r>
           <w:rPr>
             <w:rStyle w:val="InternetLink"/>
@@ -7901,7 +9305,7 @@
         <w:pStyle w:val="MDPI81references"/>
         <w:numPr>
           <w:ilvl w:val="0"/>
-          <w:numId w:val="103"/>
+          <w:numId w:val="118"/>
         </w:numPr>
         <w:ind w:left="425" w:hanging="425"/>
         <w:rPr/>
@@ -7943,7 +9347,7 @@
         <w:rPr/>
         <w:t xml:space="preserve">, 5–32. </w:t>
       </w:r>
-      <w:hyperlink r:id="rId69">
+      <w:hyperlink r:id="rId72">
         <w:r>
           <w:rPr>
             <w:rStyle w:val="InternetLink"/>
@@ -7961,7 +9365,7 @@
         <w:pStyle w:val="MDPI81references"/>
         <w:numPr>
           <w:ilvl w:val="0"/>
-          <w:numId w:val="104"/>
+          <w:numId w:val="119"/>
         </w:numPr>
         <w:ind w:left="425" w:hanging="425"/>
         <w:rPr/>
@@ -8003,7 +9407,7 @@
         <w:rPr/>
         <w:t xml:space="preserve">, 910. </w:t>
       </w:r>
-      <w:hyperlink r:id="rId70">
+      <w:hyperlink r:id="rId73">
         <w:r>
           <w:rPr>
             <w:rStyle w:val="InternetLink"/>
@@ -8021,7 +9425,7 @@
         <w:pStyle w:val="MDPI81references"/>
         <w:numPr>
           <w:ilvl w:val="0"/>
-          <w:numId w:val="105"/>
+          <w:numId w:val="120"/>
         </w:numPr>
         <w:ind w:left="425" w:hanging="425"/>
         <w:rPr/>
@@ -8063,7 +9467,7 @@
         <w:rPr/>
         <w:t xml:space="preserve">, 829–844. </w:t>
       </w:r>
-      <w:hyperlink r:id="rId71">
+      <w:hyperlink r:id="rId74">
         <w:r>
           <w:rPr>
             <w:rStyle w:val="InternetLink"/>
@@ -8077,7 +9481,7 @@
         <w:pStyle w:val="MDPI81references"/>
         <w:numPr>
           <w:ilvl w:val="0"/>
-          <w:numId w:val="106"/>
+          <w:numId w:val="121"/>
         </w:numPr>
         <w:ind w:left="425" w:hanging="425"/>
         <w:rPr/>
@@ -8086,7 +9490,7 @@
         <w:rPr/>
         <w:t xml:space="preserve">Chen, T., &amp;amp; Guestrin, C. (2016). XGBoost: A scalable tree boosting system. In Proceedings of the 22nd ACM SIGKDD International Conference on Knowledge Discovery and Data Mining, San Francisko, California, USA, (13–17 August 2016) </w:t>
       </w:r>
-      <w:hyperlink r:id="rId72">
+      <w:hyperlink r:id="rId75">
         <w:r>
           <w:rPr>
             <w:rStyle w:val="InternetLink"/>
@@ -8100,7 +9504,7 @@
         <w:pStyle w:val="MDPI81references"/>
         <w:numPr>
           <w:ilvl w:val="0"/>
-          <w:numId w:val="107"/>
+          <w:numId w:val="122"/>
         </w:numPr>
         <w:ind w:left="425" w:hanging="425"/>
         <w:rPr/>
@@ -8115,7 +9519,7 @@
         <w:pStyle w:val="MDPI81references"/>
         <w:numPr>
           <w:ilvl w:val="0"/>
-          <w:numId w:val="108"/>
+          <w:numId w:val="123"/>
         </w:numPr>
         <w:ind w:left="425" w:hanging="425"/>
         <w:rPr/>
@@ -8163,7 +9567,7 @@
         <w:pStyle w:val="MDPI81references"/>
         <w:numPr>
           <w:ilvl w:val="0"/>
-          <w:numId w:val="109"/>
+          <w:numId w:val="124"/>
         </w:numPr>
         <w:ind w:left="425" w:hanging="425"/>
         <w:rPr/>
@@ -8172,7 +9576,7 @@
         <w:rPr/>
         <w:t xml:space="preserve">Yu, T-K.; Chang, I-C.; Chen, S-D.; Chen, H-L.; Yu, T-Y. Predicting potential soil and groundwater contamination risks from gas stations using three machine learning models (XGBoost, LightGBM, and Random Forest). Process Saf. Environ. Prot. 2025, 199, 107249. </w:t>
       </w:r>
-      <w:hyperlink r:id="rId73">
+      <w:hyperlink r:id="rId76">
         <w:r>
           <w:rPr>
             <w:rStyle w:val="InternetLink"/>
@@ -8186,7 +9590,7 @@
         <w:pStyle w:val="MDPI81references"/>
         <w:numPr>
           <w:ilvl w:val="0"/>
-          <w:numId w:val="110"/>
+          <w:numId w:val="125"/>
         </w:numPr>
         <w:ind w:left="425" w:hanging="425"/>
         <w:rPr/>
@@ -8234,7 +9638,7 @@
         <w:pStyle w:val="MDPI81references"/>
         <w:numPr>
           <w:ilvl w:val="0"/>
-          <w:numId w:val="111"/>
+          <w:numId w:val="126"/>
         </w:numPr>
         <w:ind w:left="425" w:hanging="425"/>
         <w:rPr/>
@@ -8276,7 +9680,7 @@
         <w:rPr/>
         <w:t xml:space="preserve">, 6005–6022. </w:t>
       </w:r>
-      <w:hyperlink r:id="rId74">
+      <w:hyperlink r:id="rId77">
         <w:r>
           <w:rPr>
             <w:rStyle w:val="InternetLink"/>
@@ -8290,7 +9694,7 @@
         <w:pStyle w:val="MDPI81references"/>
         <w:numPr>
           <w:ilvl w:val="0"/>
-          <w:numId w:val="112"/>
+          <w:numId w:val="127"/>
         </w:numPr>
         <w:ind w:left="425" w:hanging="425"/>
         <w:rPr/>
@@ -8332,7 +9736,7 @@
         <w:rPr/>
         <w:t xml:space="preserve">, 8558–8593. </w:t>
       </w:r>
-      <w:hyperlink r:id="rId75">
+      <w:hyperlink r:id="rId78">
         <w:r>
           <w:rPr>
             <w:rStyle w:val="InternetLink"/>
@@ -8346,7 +9750,7 @@
         <w:pStyle w:val="MDPI81references"/>
         <w:numPr>
           <w:ilvl w:val="0"/>
-          <w:numId w:val="113"/>
+          <w:numId w:val="128"/>
         </w:numPr>
         <w:ind w:left="425" w:hanging="425"/>
         <w:rPr/>
@@ -8394,7 +9798,7 @@
         <w:pStyle w:val="MDPI81references"/>
         <w:numPr>
           <w:ilvl w:val="0"/>
-          <w:numId w:val="114"/>
+          <w:numId w:val="129"/>
         </w:numPr>
         <w:ind w:left="425" w:hanging="425"/>
         <w:rPr/>
@@ -8436,7 +9840,7 @@
         <w:rPr/>
         <w:t xml:space="preserve">, e2020WR028091. </w:t>
       </w:r>
-      <w:hyperlink r:id="rId76">
+      <w:hyperlink r:id="rId79">
         <w:r>
           <w:rPr>
             <w:rStyle w:val="InternetLink"/>
@@ -8450,7 +9854,7 @@
         <w:pStyle w:val="MDPI81references"/>
         <w:numPr>
           <w:ilvl w:val="0"/>
-          <w:numId w:val="115"/>
+          <w:numId w:val="130"/>
         </w:numPr>
         <w:ind w:left="425" w:hanging="425"/>
         <w:rPr/>
@@ -8492,7 +9896,7 @@
         <w:rPr/>
         <w:t xml:space="preserve">, 777. </w:t>
       </w:r>
-      <w:hyperlink r:id="rId77">
+      <w:hyperlink r:id="rId80">
         <w:r>
           <w:rPr>
             <w:rStyle w:val="InternetLink"/>
@@ -8506,7 +9910,7 @@
         <w:pStyle w:val="MDPI81references"/>
         <w:numPr>
           <w:ilvl w:val="0"/>
-          <w:numId w:val="116"/>
+          <w:numId w:val="131"/>
         </w:numPr>
         <w:ind w:left="425" w:hanging="425"/>
         <w:rPr/>
@@ -8559,7 +9963,7 @@
         </w:rPr>
         <w:t xml:space="preserve">, 1141–1158. </w:t>
       </w:r>
-      <w:hyperlink r:id="rId78">
+      <w:hyperlink r:id="rId81">
         <w:r>
           <w:rPr>
             <w:rStyle w:val="InternetLink"/>
@@ -8574,7 +9978,7 @@
         <w:pStyle w:val="MDPI81references"/>
         <w:numPr>
           <w:ilvl w:val="0"/>
-          <w:numId w:val="117"/>
+          <w:numId w:val="132"/>
         </w:numPr>
         <w:ind w:left="425" w:hanging="425"/>
         <w:rPr/>
@@ -8616,7 +10020,7 @@
         <w:rPr/>
         <w:t xml:space="preserve">, 5973–5989. </w:t>
       </w:r>
-      <w:hyperlink r:id="rId79">
+      <w:hyperlink r:id="rId82">
         <w:r>
           <w:rPr>
             <w:rStyle w:val="InternetLink"/>
@@ -8630,7 +10034,7 @@
         <w:pStyle w:val="MDPI81references"/>
         <w:numPr>
           <w:ilvl w:val="0"/>
-          <w:numId w:val="118"/>
+          <w:numId w:val="133"/>
         </w:numPr>
         <w:ind w:left="425" w:hanging="425"/>
         <w:rPr/>
@@ -8672,7 +10076,7 @@
         <w:rPr/>
         <w:t xml:space="preserve">, 125376. </w:t>
       </w:r>
-      <w:hyperlink r:id="rId80">
+      <w:hyperlink r:id="rId83">
         <w:r>
           <w:rPr>
             <w:rStyle w:val="InternetLink"/>
@@ -8686,7 +10090,7 @@
         <w:pStyle w:val="MDPI81references"/>
         <w:numPr>
           <w:ilvl w:val="0"/>
-          <w:numId w:val="119"/>
+          <w:numId w:val="134"/>
         </w:numPr>
         <w:ind w:left="425" w:hanging="425"/>
         <w:rPr/>
@@ -8728,7 +10132,7 @@
         <w:rPr/>
         <w:t xml:space="preserve">, 4973–4990. </w:t>
       </w:r>
-      <w:hyperlink r:id="rId81">
+      <w:hyperlink r:id="rId84">
         <w:r>
           <w:rPr>
             <w:rStyle w:val="InternetLink"/>
@@ -8742,7 +10146,7 @@
         <w:pStyle w:val="MDPI81references"/>
         <w:numPr>
           <w:ilvl w:val="0"/>
-          <w:numId w:val="120"/>
+          <w:numId w:val="135"/>
         </w:numPr>
         <w:ind w:left="425" w:hanging="425"/>
         <w:rPr/>
@@ -8784,12 +10188,19 @@
         <w:rPr/>
         <w:t xml:space="preserve">, e2019WR025924. </w:t>
       </w:r>
-      <w:hyperlink r:id="rId82">
+      <w:hyperlink r:id="rId85">
         <w:r>
           <w:rPr>
             <w:rStyle w:val="InternetLink"/>
           </w:rPr>
-          <w:t>https://doi.org/10.1029/2019WR025924</w:t>
+          <w:t>https://doi.org/10.10</w:t>
+        </w:r>
+        <w:r>
+          <w:rPr>
+            <w:rStyle w:val="InternetLink"/>
+            <w:color w:val="000000"/>
+          </w:rPr>
+          <w:t>29/2019WR025924</w:t>
         </w:r>
       </w:hyperlink>
     </w:p>
@@ -8798,52 +10209,64 @@
         <w:pStyle w:val="MDPI81references"/>
         <w:numPr>
           <w:ilvl w:val="0"/>
-          <w:numId w:val="121"/>
+          <w:numId w:val="136"/>
         </w:numPr>
         <w:ind w:left="425" w:hanging="425"/>
         <w:rPr/>
       </w:pPr>
       <w:r>
-        <w:rPr/>
+        <w:rPr>
+          <w:color w:val="000000"/>
+        </w:rPr>
         <w:t>Li, K.; Huang, G.; Baetz, B. Development of a Wilks feature importance method with improved variable rankings for supporting hydrological inference and modelling</w:t>
       </w:r>
       <w:r>
         <w:rPr>
           <w:i/>
           <w:iCs/>
+          <w:color w:val="000000"/>
         </w:rPr>
         <w:t>. Hydrol. Earth Syst. Sci</w:t>
       </w:r>
       <w:r>
-        <w:rPr/>
+        <w:rPr>
+          <w:color w:val="000000"/>
+        </w:rPr>
         <w:t xml:space="preserve">. </w:t>
       </w:r>
       <w:r>
         <w:rPr>
           <w:b/>
           <w:bCs/>
+          <w:color w:val="000000"/>
         </w:rPr>
         <w:t>2021</w:t>
       </w:r>
       <w:r>
-        <w:rPr/>
+        <w:rPr>
+          <w:color w:val="000000"/>
+        </w:rPr>
         <w:t xml:space="preserve">, </w:t>
       </w:r>
       <w:r>
         <w:rPr>
           <w:i/>
           <w:iCs/>
+          <w:color w:val="000000"/>
         </w:rPr>
         <w:t>25</w:t>
       </w:r>
       <w:r>
-        <w:rPr/>
+        <w:rPr>
+          <w:color w:val="000000"/>
+        </w:rPr>
         <w:t xml:space="preserve">, 4947–4966, </w:t>
       </w:r>
-      <w:hyperlink r:id="rId83">
+      <w:hyperlink r:id="rId86">
         <w:r>
           <w:rPr>
             <w:rStyle w:val="InternetLink"/>
+            <w:color w:val="000000"/>
           </w:rPr>
           <w:t>https://doi.org/10.5194/hess-25-4947-2021</w:t>
         </w:r>
@@ -8854,58 +10277,72 @@
         <w:pStyle w:val="MDPI81references"/>
         <w:numPr>
           <w:ilvl w:val="0"/>
-          <w:numId w:val="122"/>
+          <w:numId w:val="137"/>
         </w:numPr>
         <w:ind w:left="425" w:hanging="425"/>
         <w:rPr/>
       </w:pPr>
       <w:r>
-        <w:rPr/>
+        <w:rPr>
+          <w:color w:val="000000"/>
+        </w:rPr>
         <w:t xml:space="preserve">Knoben, W.J.M.; Freer, J.E.; Woods, R.A. Technical note: Inherent benchmark or not? Comparing Nash–Sutcliffe and Kling–Gupta efficiency scores. </w:t>
       </w:r>
       <w:r>
         <w:rPr>
           <w:i/>
           <w:iCs/>
+          <w:color w:val="000000"/>
         </w:rPr>
         <w:t>Hydrol. Earth Syst. Sci</w:t>
       </w:r>
       <w:r>
-        <w:rPr/>
+        <w:rPr>
+          <w:color w:val="000000"/>
+        </w:rPr>
         <w:t xml:space="preserve">. </w:t>
       </w:r>
       <w:r>
         <w:rPr>
           <w:b/>
           <w:bCs/>
+          <w:color w:val="000000"/>
         </w:rPr>
         <w:t>2019</w:t>
       </w:r>
       <w:r>
-        <w:rPr/>
+        <w:rPr>
+          <w:color w:val="000000"/>
+        </w:rPr>
         <w:t xml:space="preserve">, </w:t>
       </w:r>
       <w:r>
         <w:rPr>
           <w:i/>
           <w:iCs/>
+          <w:color w:val="000000"/>
         </w:rPr>
         <w:t>23</w:t>
       </w:r>
       <w:r>
-        <w:rPr/>
+        <w:rPr>
+          <w:color w:val="000000"/>
+        </w:rPr>
         <w:t xml:space="preserve">, 4323–4331, </w:t>
       </w:r>
-      <w:hyperlink r:id="rId84">
+      <w:hyperlink r:id="rId87">
         <w:r>
           <w:rPr>
             <w:rStyle w:val="InternetLink"/>
+            <w:color w:val="000000"/>
           </w:rPr>
           <w:t>https://doi.org/10.5194/hess-23-4323-2019</w:t>
         </w:r>
       </w:hyperlink>
       <w:r>
-        <w:rPr/>
+        <w:rPr>
+          <w:color w:val="000000"/>
+        </w:rPr>
         <w:t>.</w:t>
       </w:r>
     </w:p>
@@ -8914,29 +10351,29 @@
         <w:pStyle w:val="MDPI81references"/>
         <w:numPr>
           <w:ilvl w:val="0"/>
-          <w:numId w:val="123"/>
+          <w:numId w:val="138"/>
         </w:numPr>
         <w:ind w:left="425" w:hanging="425"/>
         <w:rPr>
-          <w:color w:val="FF0000"/>
-        </w:rPr>
-      </w:pPr>
-      <w:r>
-        <w:rPr>
-          <w:color w:val="FF0000"/>
+          <w:color w:val="000000"/>
+        </w:rPr>
+      </w:pPr>
+      <w:r>
+        <w:rPr>
+          <w:color w:val="000000"/>
         </w:rPr>
         <w:t xml:space="preserve">Krysanova, V.; Arnold, J. G. Advances in ecohydrological modelling with SWAT—a review. </w:t>
       </w:r>
       <w:r>
         <w:rPr>
           <w:i/>
-          <w:color w:val="FF0000"/>
+          <w:color w:val="000000"/>
         </w:rPr>
         <w:t>Hydrol. Sci. J.</w:t>
       </w:r>
       <w:r>
         <w:rPr>
-          <w:color w:val="FF0000"/>
+          <w:color w:val="000000"/>
         </w:rPr>
         <w:t xml:space="preserve"> </w:t>
       </w:r>
@@ -8944,26 +10381,26 @@
         <w:rPr>
           <w:b/>
           <w:bCs/>
-          <w:color w:val="FF0000"/>
+          <w:color w:val="000000"/>
         </w:rPr>
         <w:t>2008</w:t>
       </w:r>
       <w:r>
         <w:rPr>
-          <w:color w:val="FF0000"/>
+          <w:color w:val="000000"/>
         </w:rPr>
         <w:t xml:space="preserve">, </w:t>
       </w:r>
       <w:r>
         <w:rPr>
           <w:i/>
-          <w:color w:val="FF0000"/>
+          <w:color w:val="000000"/>
         </w:rPr>
         <w:t>53</w:t>
       </w:r>
       <w:r>
         <w:rPr>
-          <w:color w:val="FF0000"/>
+          <w:color w:val="000000"/>
         </w:rPr>
         <w:t>(5), 939-947. https://doi.org/10.1623/hysj.53.5.939</w:t>
       </w:r>
@@ -8973,29 +10410,29 @@
         <w:pStyle w:val="MDPI81references"/>
         <w:numPr>
           <w:ilvl w:val="0"/>
-          <w:numId w:val="124"/>
+          <w:numId w:val="139"/>
         </w:numPr>
         <w:ind w:left="425" w:hanging="425"/>
         <w:rPr>
-          <w:color w:val="FF0000"/>
-        </w:rPr>
-      </w:pPr>
-      <w:r>
-        <w:rPr>
-          <w:color w:val="FF0000"/>
+          <w:color w:val="000000"/>
+        </w:rPr>
+      </w:pPr>
+      <w:r>
+        <w:rPr>
+          <w:color w:val="000000"/>
         </w:rPr>
         <w:t xml:space="preserve">Bizuneh, B.B.; Moges, M.A.; Sinshaw, B.G.; Kerebih, M.S. SWAT and HBV models’ response to streamflow estimation in the upper Blue Nile Basin, Ethiopia. </w:t>
       </w:r>
       <w:r>
         <w:rPr>
           <w:i/>
-          <w:color w:val="FF0000"/>
+          <w:color w:val="000000"/>
         </w:rPr>
         <w:t>Water-Energy Nexus</w:t>
       </w:r>
       <w:r>
         <w:rPr>
-          <w:color w:val="FF0000"/>
+          <w:color w:val="000000"/>
         </w:rPr>
         <w:t xml:space="preserve">, </w:t>
       </w:r>
@@ -9003,26 +10440,26 @@
         <w:rPr>
           <w:b/>
           <w:bCs/>
-          <w:color w:val="FF0000"/>
+          <w:color w:val="000000"/>
         </w:rPr>
         <w:t>2021</w:t>
       </w:r>
       <w:r>
         <w:rPr>
-          <w:color w:val="FF0000"/>
+          <w:color w:val="000000"/>
         </w:rPr>
         <w:t xml:space="preserve">, </w:t>
       </w:r>
       <w:r>
         <w:rPr>
           <w:i/>
-          <w:color w:val="FF0000"/>
+          <w:color w:val="000000"/>
         </w:rPr>
         <w:t>4</w:t>
       </w:r>
       <w:r>
         <w:rPr>
-          <w:color w:val="FF0000"/>
+          <w:color w:val="000000"/>
         </w:rPr>
         <w:t>, 41-53. https://doi.org/10.1016/j.wen.2021.03.001</w:t>
       </w:r>
@@ -9032,42 +10469,42 @@
         <w:pStyle w:val="MDPI81references"/>
         <w:numPr>
           <w:ilvl w:val="0"/>
-          <w:numId w:val="125"/>
+          <w:numId w:val="140"/>
         </w:numPr>
         <w:ind w:left="425" w:hanging="425"/>
         <w:rPr>
-          <w:color w:val="FF0000"/>
-        </w:rPr>
-      </w:pPr>
-      <w:r>
-        <w:rPr>
-          <w:color w:val="FF0000"/>
+          <w:color w:val="000000"/>
+        </w:rPr>
+      </w:pPr>
+      <w:r>
+        <w:rPr>
+          <w:color w:val="000000"/>
         </w:rPr>
         <w:t xml:space="preserve">Simonov, Y. A., Semenova, N. K., &amp; Khristoforov, A. V. (2021). Short-range streamflow forecasting of the Kama River Based on the HBV model application. </w:t>
       </w:r>
       <w:r>
         <w:rPr>
           <w:i/>
-          <w:color w:val="FF0000"/>
+          <w:color w:val="000000"/>
         </w:rPr>
         <w:t>Russian Meteorology and Hydrology</w:t>
       </w:r>
       <w:r>
         <w:rPr>
-          <w:color w:val="FF0000"/>
+          <w:color w:val="000000"/>
         </w:rPr>
         <w:t xml:space="preserve">, </w:t>
       </w:r>
       <w:r>
         <w:rPr>
           <w:i/>
-          <w:color w:val="FF0000"/>
+          <w:color w:val="000000"/>
         </w:rPr>
         <w:t>46</w:t>
       </w:r>
       <w:r>
         <w:rPr>
-          <w:color w:val="FF0000"/>
+          <w:color w:val="000000"/>
         </w:rPr>
         <w:t xml:space="preserve">(6), 388-395. </w:t>
       </w:r>
@@ -9077,16 +10514,16 @@
         <w:pStyle w:val="MDPI81references"/>
         <w:numPr>
           <w:ilvl w:val="0"/>
-          <w:numId w:val="126"/>
+          <w:numId w:val="141"/>
         </w:numPr>
         <w:ind w:left="425" w:hanging="425"/>
         <w:rPr>
-          <w:color w:val="FF0000"/>
-        </w:rPr>
-      </w:pPr>
-      <w:r>
-        <w:rPr>
-          <w:color w:val="FF0000"/>
+          <w:color w:val="000000"/>
+        </w:rPr>
+      </w:pPr>
+      <w:r>
+        <w:rPr>
+          <w:color w:val="000000"/>
         </w:rPr>
         <w:t>Wu, H.; Chen, B. Evaluating Uncertainty Estimates in Distributed Hydrological Modeling for the Wenjing River Watershed in China by GLUE, SUFI-2, and ParaSol Methods. Ecol. Eng. </w:t>
       </w:r>
@@ -9094,13 +10531,13 @@
         <w:rPr>
           <w:b/>
           <w:bCs/>
-          <w:color w:val="FF0000"/>
+          <w:color w:val="000000"/>
         </w:rPr>
         <w:t>2015</w:t>
       </w:r>
       <w:r>
         <w:rPr>
-          <w:color w:val="FF0000"/>
+          <w:color w:val="000000"/>
         </w:rPr>
         <w:t>, </w:t>
       </w:r>
@@ -9108,13 +10545,13 @@
         <w:rPr>
           <w:i/>
           <w:iCs/>
-          <w:color w:val="FF0000"/>
+          <w:color w:val="000000"/>
         </w:rPr>
         <w:t>76</w:t>
       </w:r>
       <w:r>
         <w:rPr>
-          <w:color w:val="FF0000"/>
+          <w:color w:val="000000"/>
         </w:rPr>
         <w:t>, 110–121. https://doi.org/10.1016/j.ecoleng.2014.05.014</w:t>
       </w:r>
@@ -9124,16 +10561,16 @@
         <w:pStyle w:val="MDPI81references"/>
         <w:numPr>
           <w:ilvl w:val="0"/>
-          <w:numId w:val="127"/>
+          <w:numId w:val="142"/>
         </w:numPr>
         <w:ind w:left="425" w:hanging="425"/>
         <w:rPr>
-          <w:color w:val="FF0000"/>
-        </w:rPr>
-      </w:pPr>
-      <w:r>
-        <w:rPr>
-          <w:color w:val="FF0000"/>
+          <w:color w:val="000000"/>
+        </w:rPr>
+      </w:pPr>
+      <w:r>
+        <w:rPr>
+          <w:color w:val="000000"/>
         </w:rPr>
         <w:t>Arpit, D.; Wang, H.; Zhou, Y.; Xiong, C. Ensemble of Averages: Improving Model Selection and Boosting Performance in Domain Generalization. arXiv </w:t>
       </w:r>
@@ -9141,13 +10578,13 @@
         <w:rPr>
           <w:b/>
           <w:bCs/>
-          <w:color w:val="FF0000"/>
+          <w:color w:val="000000"/>
         </w:rPr>
         <w:t>2021</w:t>
       </w:r>
       <w:r>
         <w:rPr>
-          <w:color w:val="FF0000"/>
+          <w:color w:val="000000"/>
         </w:rPr>
         <w:t xml:space="preserve">. </w:t>
       </w:r>
@@ -9157,16 +10594,14 @@
         <w:pStyle w:val="MDPI81references"/>
         <w:numPr>
           <w:ilvl w:val="0"/>
-          <w:numId w:val="128"/>
+          <w:numId w:val="143"/>
         </w:numPr>
         <w:ind w:left="425" w:hanging="425"/>
-        <w:rPr>
-          <w:color w:val="FF0000"/>
-        </w:rPr>
-      </w:pPr>
-      <w:r>
-        <w:rPr>
-          <w:color w:val="FF0000"/>
+        <w:rPr/>
+      </w:pPr>
+      <w:r>
+        <w:rPr>
+          <w:color w:val="000000"/>
         </w:rPr>
         <w:t>Kartal, V. Machine learning-based streamflow forecasting using CMIP6 scenarios: Assessing performance and improving hydrological projections and climate change</w:t>
       </w:r>
@@ -9174,13 +10609,13 @@
         <w:rPr>
           <w:i/>
           <w:iCs/>
-          <w:color w:val="FF0000"/>
+          <w:color w:val="000000"/>
         </w:rPr>
         <w:t>. Hydrol. Process</w:t>
       </w:r>
       <w:r>
         <w:rPr>
-          <w:color w:val="FF0000"/>
+          <w:color w:val="000000"/>
         </w:rPr>
         <w:t xml:space="preserve">. </w:t>
       </w:r>
@@ -9188,13 +10623,13 @@
         <w:rPr>
           <w:b/>
           <w:bCs/>
-          <w:color w:val="FF0000"/>
+          <w:color w:val="000000"/>
         </w:rPr>
         <w:t>2024</w:t>
       </w:r>
       <w:r>
         <w:rPr>
-          <w:color w:val="FF0000"/>
+          <w:color w:val="000000"/>
         </w:rPr>
         <w:t xml:space="preserve">, </w:t>
       </w:r>
@@ -9202,20 +10637,21 @@
         <w:rPr>
           <w:i/>
           <w:iCs/>
-          <w:color w:val="FF0000"/>
+          <w:color w:val="000000"/>
         </w:rPr>
         <w:t>38</w:t>
       </w:r>
       <w:r>
         <w:rPr>
-          <w:color w:val="FF0000"/>
+          <w:color w:val="000000"/>
         </w:rPr>
         <w:t xml:space="preserve">(6), e15204. </w:t>
       </w:r>
-      <w:hyperlink r:id="rId85">
+      <w:hyperlink r:id="rId88">
         <w:r>
           <w:rPr>
             <w:rStyle w:val="InternetLink"/>
+            <w:color w:val="000000"/>
           </w:rPr>
           <w:t>https://doi.org/10.1002/hyp.15204</w:t>
         </w:r>
@@ -9226,23 +10662,22 @@
         <w:pStyle w:val="MDPI81references"/>
         <w:numPr>
           <w:ilvl w:val="0"/>
-          <w:numId w:val="129"/>
+          <w:numId w:val="144"/>
         </w:numPr>
         <w:ind w:left="425" w:hanging="425"/>
-        <w:rPr>
-          <w:color w:val="FF0000"/>
-        </w:rPr>
-      </w:pPr>
-      <w:r>
-        <w:rPr>
-          <w:color w:val="FF0000"/>
+        <w:rPr/>
+      </w:pPr>
+      <w:r>
+        <w:rPr>
+          <w:color w:val="000000"/>
         </w:rPr>
         <w:t xml:space="preserve">Thota, S.; Nassar, A.; Filali Boubrahimi, S.; Hamdi, S.M.; Hosseinzadeh, P. Enhancing Monthly Streamflow Prediction Using Meteorological Factors and Machine Learning Models in the Upper Colorado River Basin. Hydrology 2024, 11, 66. </w:t>
       </w:r>
-      <w:hyperlink r:id="rId86">
+      <w:hyperlink r:id="rId89">
         <w:r>
           <w:rPr>
             <w:rStyle w:val="InternetLink"/>
+            <w:color w:val="000000"/>
           </w:rPr>
           <w:t>https://doi.org/10.3390/hydrology11050066</w:t>
         </w:r>
@@ -9253,16 +10688,16 @@
         <w:pStyle w:val="MDPI81references"/>
         <w:numPr>
           <w:ilvl w:val="0"/>
-          <w:numId w:val="130"/>
+          <w:numId w:val="145"/>
         </w:numPr>
         <w:ind w:left="425" w:hanging="425"/>
         <w:rPr>
-          <w:color w:val="FF0000"/>
-        </w:rPr>
-      </w:pPr>
-      <w:r>
-        <w:rPr>
-          <w:color w:val="FF0000"/>
+          <w:color w:val="000000"/>
+        </w:rPr>
+      </w:pPr>
+      <w:r>
+        <w:rPr>
+          <w:color w:val="000000"/>
         </w:rPr>
         <w:t xml:space="preserve">Pala, A.; Mutlu, S.S.; Guven, A. Evaluation of machine learning models for streamflow projections under different greenhouse gas emission scenarios. </w:t>
       </w:r>
@@ -9270,13 +10705,13 @@
         <w:rPr>
           <w:i/>
           <w:iCs/>
-          <w:color w:val="FF0000"/>
+          <w:color w:val="000000"/>
         </w:rPr>
         <w:t>J. Eng. Res</w:t>
       </w:r>
       <w:r>
         <w:rPr>
-          <w:color w:val="FF0000"/>
+          <w:color w:val="000000"/>
         </w:rPr>
         <w:t xml:space="preserve">. </w:t>
       </w:r>
@@ -9284,13 +10719,13 @@
         <w:rPr>
           <w:b/>
           <w:bCs/>
-          <w:color w:val="FF0000"/>
+          <w:color w:val="000000"/>
         </w:rPr>
         <w:t>2026</w:t>
       </w:r>
       <w:r>
         <w:rPr>
-          <w:color w:val="FF0000"/>
+          <w:color w:val="000000"/>
         </w:rPr>
         <w:t xml:space="preserve">, </w:t>
       </w:r>
@@ -9298,13 +10733,13 @@
         <w:rPr>
           <w:i/>
           <w:iCs/>
-          <w:color w:val="FF0000"/>
+          <w:color w:val="000000"/>
         </w:rPr>
         <w:t>14</w:t>
       </w:r>
       <w:r>
         <w:rPr>
-          <w:color w:val="FF0000"/>
+          <w:color w:val="000000"/>
         </w:rPr>
         <w:t>, 54-68. https://doi.org/10.1016/j.jer.2025.06.006</w:t>
       </w:r>
@@ -9314,29 +10749,29 @@
         <w:pStyle w:val="MDPI81references"/>
         <w:numPr>
           <w:ilvl w:val="0"/>
-          <w:numId w:val="131"/>
+          <w:numId w:val="146"/>
         </w:numPr>
         <w:ind w:left="425" w:hanging="425"/>
         <w:rPr>
-          <w:color w:val="FF0000"/>
-        </w:rPr>
-      </w:pPr>
-      <w:r>
-        <w:rPr>
-          <w:color w:val="FF0000"/>
+          <w:color w:val="000000"/>
+        </w:rPr>
+      </w:pPr>
+      <w:r>
+        <w:rPr>
+          <w:color w:val="000000"/>
         </w:rPr>
         <w:t xml:space="preserve">Xu, F., Uszkoreit, H., Du, Y., Fan, W., Zhao, D., &amp; Zhu, J. (2019, September). Explainable AI: A brief survey on history, research areas, approaches and challenges. In </w:t>
       </w:r>
       <w:r>
         <w:rPr>
           <w:i/>
-          <w:color w:val="FF0000"/>
+          <w:color w:val="000000"/>
         </w:rPr>
         <w:t>CCF international conference on natural language processing and Chinese computing</w:t>
       </w:r>
       <w:r>
         <w:rPr>
-          <w:color w:val="FF0000"/>
+          <w:color w:val="000000"/>
         </w:rPr>
         <w:t xml:space="preserve"> (pp. 563-574). Cham: Springer International Publishing.</w:t>
       </w:r>
@@ -9346,16 +10781,14 @@
         <w:pStyle w:val="MDPI81references"/>
         <w:numPr>
           <w:ilvl w:val="0"/>
-          <w:numId w:val="132"/>
+          <w:numId w:val="147"/>
         </w:numPr>
         <w:ind w:left="425" w:hanging="425"/>
-        <w:rPr>
-          <w:color w:val="FF0000"/>
-        </w:rPr>
-      </w:pPr>
-      <w:r>
-        <w:rPr>
-          <w:color w:val="FF0000"/>
+        <w:rPr/>
+      </w:pPr>
+      <w:r>
+        <w:rPr>
+          <w:color w:val="000000"/>
         </w:rPr>
         <w:t xml:space="preserve">Schoppa, L.; Disse, M.; Bachmair, S. Evaluating the performance of random forest for large-scale flood discharge simulation. </w:t>
       </w:r>
@@ -9363,13 +10796,13 @@
         <w:rPr>
           <w:i/>
           <w:iCs/>
-          <w:color w:val="FF0000"/>
+          <w:color w:val="000000"/>
         </w:rPr>
         <w:t>J. Hydrol</w:t>
       </w:r>
       <w:r>
         <w:rPr>
-          <w:color w:val="FF0000"/>
+          <w:color w:val="000000"/>
         </w:rPr>
         <w:t xml:space="preserve">. </w:t>
       </w:r>
@@ -9377,13 +10810,13 @@
         <w:rPr>
           <w:b/>
           <w:bCs/>
-          <w:color w:val="FF0000"/>
+          <w:color w:val="000000"/>
         </w:rPr>
         <w:t>2020</w:t>
       </w:r>
       <w:r>
         <w:rPr>
-          <w:color w:val="FF0000"/>
+          <w:color w:val="000000"/>
         </w:rPr>
         <w:t xml:space="preserve">, </w:t>
       </w:r>
@@ -9391,20 +10824,21 @@
         <w:rPr>
           <w:i/>
           <w:iCs/>
-          <w:color w:val="FF0000"/>
+          <w:color w:val="000000"/>
         </w:rPr>
         <w:t>590</w:t>
       </w:r>
       <w:r>
         <w:rPr>
-          <w:color w:val="FF0000"/>
+          <w:color w:val="000000"/>
         </w:rPr>
         <w:t xml:space="preserve">, 125531. </w:t>
       </w:r>
-      <w:hyperlink r:id="rId87">
+      <w:hyperlink r:id="rId90">
         <w:r>
           <w:rPr>
             <w:rStyle w:val="InternetLink"/>
+            <w:color w:val="000000"/>
           </w:rPr>
           <w:t>https://doi.org/10.1016/j.jhydrol.2020.125531</w:t>
         </w:r>
@@ -9415,16 +10849,14 @@
         <w:pStyle w:val="MDPI81references"/>
         <w:numPr>
           <w:ilvl w:val="0"/>
-          <w:numId w:val="133"/>
+          <w:numId w:val="148"/>
         </w:numPr>
         <w:ind w:left="425" w:hanging="425"/>
-        <w:rPr>
-          <w:color w:val="FF0000"/>
-        </w:rPr>
-      </w:pPr>
-      <w:r>
-        <w:rPr>
-          <w:color w:val="FF0000"/>
+        <w:rPr/>
+      </w:pPr>
+      <w:r>
+        <w:rPr>
+          <w:color w:val="000000"/>
         </w:rPr>
         <w:t xml:space="preserve">Szczepanek, R. Daily Streamflow Forecasting in Mountainous Catchment Using XGBoost, LightGBM and CatBoost. </w:t>
       </w:r>
@@ -9432,13 +10864,13 @@
         <w:rPr>
           <w:i/>
           <w:iCs/>
-          <w:color w:val="FF0000"/>
+          <w:color w:val="000000"/>
         </w:rPr>
         <w:t>Hydrology</w:t>
       </w:r>
       <w:r>
         <w:rPr>
-          <w:color w:val="FF0000"/>
+          <w:color w:val="000000"/>
         </w:rPr>
         <w:t xml:space="preserve"> </w:t>
       </w:r>
@@ -9446,13 +10878,13 @@
         <w:rPr>
           <w:b/>
           <w:bCs/>
-          <w:color w:val="FF0000"/>
+          <w:color w:val="000000"/>
         </w:rPr>
         <w:t>2022</w:t>
       </w:r>
       <w:r>
         <w:rPr>
-          <w:color w:val="FF0000"/>
+          <w:color w:val="000000"/>
         </w:rPr>
         <w:t xml:space="preserve">, </w:t>
       </w:r>
@@ -9460,20 +10892,21 @@
         <w:rPr>
           <w:i/>
           <w:iCs/>
-          <w:color w:val="FF0000"/>
+          <w:color w:val="000000"/>
         </w:rPr>
         <w:t>9</w:t>
       </w:r>
       <w:r>
         <w:rPr>
-          <w:color w:val="FF0000"/>
+          <w:color w:val="000000"/>
         </w:rPr>
         <w:t xml:space="preserve">, 226. </w:t>
       </w:r>
-      <w:hyperlink r:id="rId88">
+      <w:hyperlink r:id="rId91">
         <w:r>
           <w:rPr>
             <w:rStyle w:val="InternetLink"/>
+            <w:color w:val="000000"/>
           </w:rPr>
           <w:t>https://doi.org/10.3390/hydrology9120226</w:t>
         </w:r>
@@ -9484,16 +10917,16 @@
         <w:pStyle w:val="MDPI81references"/>
         <w:numPr>
           <w:ilvl w:val="0"/>
-          <w:numId w:val="134"/>
+          <w:numId w:val="149"/>
         </w:numPr>
         <w:ind w:left="425" w:hanging="425"/>
         <w:rPr>
-          <w:color w:val="FF0000"/>
-        </w:rPr>
-      </w:pPr>
-      <w:r>
-        <w:rPr>
-          <w:color w:val="FF0000"/>
+          <w:color w:val="000000"/>
+        </w:rPr>
+      </w:pPr>
+      <w:r>
+        <w:rPr>
+          <w:color w:val="000000"/>
         </w:rPr>
         <w:t xml:space="preserve">Kumar, V.; Kedam, N.; Sharma, K.V.; Mehta, D.J.; Caloiero, T. Advanced Machine Learning Techniques to Improve Hydrological Prediction: A Comparative Analysis of Streamflow Prediction Models. </w:t>
       </w:r>
@@ -9501,13 +10934,13 @@
         <w:rPr>
           <w:i/>
           <w:iCs/>
-          <w:color w:val="FF0000"/>
+          <w:color w:val="000000"/>
         </w:rPr>
         <w:t>Water,</w:t>
       </w:r>
       <w:r>
         <w:rPr>
-          <w:color w:val="FF0000"/>
+          <w:color w:val="000000"/>
         </w:rPr>
         <w:t xml:space="preserve"> </w:t>
       </w:r>
@@ -9515,13 +10948,13 @@
         <w:rPr>
           <w:b/>
           <w:bCs/>
-          <w:color w:val="FF0000"/>
+          <w:color w:val="000000"/>
         </w:rPr>
         <w:t>2023</w:t>
       </w:r>
       <w:r>
         <w:rPr>
-          <w:color w:val="FF0000"/>
+          <w:color w:val="000000"/>
         </w:rPr>
         <w:t xml:space="preserve">, </w:t>
       </w:r>
@@ -9529,13 +10962,13 @@
         <w:rPr>
           <w:i/>
           <w:iCs/>
-          <w:color w:val="FF0000"/>
+          <w:color w:val="000000"/>
         </w:rPr>
         <w:t>15</w:t>
       </w:r>
       <w:r>
         <w:rPr>
-          <w:color w:val="FF0000"/>
+          <w:color w:val="000000"/>
         </w:rPr>
         <w:t>, 2572. https://doi.org/10.3390/w15142572</w:t>
       </w:r>
@@ -9545,16 +10978,14 @@
         <w:pStyle w:val="MDPI81references"/>
         <w:numPr>
           <w:ilvl w:val="0"/>
-          <w:numId w:val="135"/>
+          <w:numId w:val="150"/>
         </w:numPr>
         <w:ind w:left="425" w:hanging="425"/>
-        <w:rPr>
-          <w:color w:val="FF0000"/>
-        </w:rPr>
-      </w:pPr>
-      <w:r>
-        <w:rPr>
-          <w:color w:val="FF0000"/>
+        <w:rPr/>
+      </w:pPr>
+      <w:r>
+        <w:rPr>
+          <w:color w:val="000000"/>
         </w:rPr>
         <w:t xml:space="preserve">Ding, B.; Yu, X.; Jia, G. Exploring the controlling factors of watershed streamflow variability using hydrological and machine learning models. </w:t>
       </w:r>
@@ -9562,13 +10993,13 @@
         <w:rPr>
           <w:i/>
           <w:iCs/>
-          <w:color w:val="FF0000"/>
+          <w:color w:val="000000"/>
         </w:rPr>
         <w:t>Water Resour. Res</w:t>
       </w:r>
       <w:r>
         <w:rPr>
-          <w:color w:val="FF0000"/>
+          <w:color w:val="000000"/>
         </w:rPr>
         <w:t xml:space="preserve">. </w:t>
       </w:r>
@@ -9576,13 +11007,13 @@
         <w:rPr>
           <w:b/>
           <w:bCs/>
-          <w:color w:val="FF0000"/>
+          <w:color w:val="000000"/>
         </w:rPr>
         <w:t>2025</w:t>
       </w:r>
       <w:r>
         <w:rPr>
-          <w:color w:val="FF0000"/>
+          <w:color w:val="000000"/>
         </w:rPr>
         <w:t xml:space="preserve">, </w:t>
       </w:r>
@@ -9590,20 +11021,21 @@
         <w:rPr>
           <w:i/>
           <w:iCs/>
-          <w:color w:val="FF0000"/>
+          <w:color w:val="000000"/>
         </w:rPr>
         <w:t>61</w:t>
       </w:r>
       <w:r>
         <w:rPr>
-          <w:color w:val="FF0000"/>
+          <w:color w:val="000000"/>
         </w:rPr>
         <w:t xml:space="preserve">, e2024WR039734. </w:t>
       </w:r>
-      <w:hyperlink r:id="rId89">
+      <w:hyperlink r:id="rId92">
         <w:r>
           <w:rPr>
             <w:rStyle w:val="InternetLink"/>
+            <w:color w:val="000000"/>
           </w:rPr>
           <w:t>https://doi.org/10.1029/2024WR039734</w:t>
         </w:r>
@@ -9614,16 +11046,14 @@
         <w:pStyle w:val="MDPI81references"/>
         <w:numPr>
           <w:ilvl w:val="0"/>
-          <w:numId w:val="136"/>
+          <w:numId w:val="151"/>
         </w:numPr>
         <w:ind w:left="425" w:hanging="425"/>
-        <w:rPr>
-          <w:color w:val="FF0000"/>
-        </w:rPr>
-      </w:pPr>
-      <w:r>
-        <w:rPr>
-          <w:color w:val="FF0000"/>
+        <w:rPr/>
+      </w:pPr>
+      <w:r>
+        <w:rPr>
+          <w:color w:val="000000"/>
         </w:rPr>
         <w:t xml:space="preserve">Hameed, M.M.; Masood, A.; hamid, A.; Elbeltagi, A.; Razali, S.F.M.; Salem, A. Forecasting monthly runoff in a glacierized catchment: A comparison of extreme gradient boosting (XGBoost) and deep learning models. </w:t>
       </w:r>
@@ -9631,13 +11061,13 @@
         <w:rPr>
           <w:i/>
           <w:iCs/>
-          <w:color w:val="FF0000"/>
+          <w:color w:val="000000"/>
         </w:rPr>
         <w:t>PLoS One</w:t>
       </w:r>
       <w:r>
         <w:rPr>
-          <w:color w:val="FF0000"/>
+          <w:color w:val="000000"/>
         </w:rPr>
         <w:t xml:space="preserve">, </w:t>
       </w:r>
@@ -9645,13 +11075,13 @@
         <w:rPr>
           <w:b/>
           <w:bCs/>
-          <w:color w:val="FF0000"/>
+          <w:color w:val="000000"/>
         </w:rPr>
         <w:t>2025</w:t>
       </w:r>
       <w:r>
         <w:rPr>
-          <w:color w:val="FF0000"/>
+          <w:color w:val="000000"/>
         </w:rPr>
         <w:t xml:space="preserve">, </w:t>
       </w:r>
@@ -9659,20 +11089,21 @@
         <w:rPr>
           <w:i/>
           <w:iCs/>
-          <w:color w:val="FF0000"/>
+          <w:color w:val="000000"/>
         </w:rPr>
         <w:t>20</w:t>
       </w:r>
       <w:r>
         <w:rPr>
-          <w:color w:val="FF0000"/>
+          <w:color w:val="000000"/>
         </w:rPr>
         <w:t xml:space="preserve">, e0321008. </w:t>
       </w:r>
-      <w:hyperlink r:id="rId90">
+      <w:hyperlink r:id="rId93">
         <w:r>
           <w:rPr>
             <w:rStyle w:val="InternetLink"/>
+            <w:color w:val="000000"/>
           </w:rPr>
           <w:t>https://doi.org/10.1371/journal.pone.0321008</w:t>
         </w:r>
@@ -9683,16 +11114,14 @@
         <w:pStyle w:val="MDPI81references"/>
         <w:numPr>
           <w:ilvl w:val="0"/>
-          <w:numId w:val="137"/>
+          <w:numId w:val="152"/>
         </w:numPr>
         <w:ind w:left="425" w:hanging="425"/>
-        <w:rPr>
-          <w:color w:val="FF0000"/>
-        </w:rPr>
-      </w:pPr>
-      <w:r>
-        <w:rPr>
-          <w:color w:val="FF0000"/>
+        <w:rPr/>
+      </w:pPr>
+      <w:r>
+        <w:rPr>
+          <w:color w:val="000000"/>
         </w:rPr>
         <w:t xml:space="preserve">Chen, S.; Huang, J.; Huang, J.C. Improving daily streamflow simulations for data-scarce watersheds using the coupled SWAT-LSTM approach. </w:t>
       </w:r>
@@ -9700,13 +11129,13 @@
         <w:rPr>
           <w:i/>
           <w:iCs/>
-          <w:color w:val="FF0000"/>
+          <w:color w:val="000000"/>
         </w:rPr>
         <w:t>J. Hydrol</w:t>
       </w:r>
       <w:r>
         <w:rPr>
-          <w:color w:val="FF0000"/>
+          <w:color w:val="000000"/>
         </w:rPr>
         <w:t xml:space="preserve">. </w:t>
       </w:r>
@@ -9714,13 +11143,13 @@
         <w:rPr>
           <w:b/>
           <w:bCs/>
-          <w:color w:val="FF0000"/>
+          <w:color w:val="000000"/>
         </w:rPr>
         <w:t>2023</w:t>
       </w:r>
       <w:r>
         <w:rPr>
-          <w:color w:val="FF0000"/>
+          <w:color w:val="000000"/>
         </w:rPr>
         <w:t xml:space="preserve">, </w:t>
       </w:r>
@@ -9728,20 +11157,21 @@
         <w:rPr>
           <w:i/>
           <w:iCs/>
-          <w:color w:val="FF0000"/>
+          <w:color w:val="000000"/>
         </w:rPr>
         <w:t>622</w:t>
       </w:r>
       <w:r>
         <w:rPr>
-          <w:color w:val="FF0000"/>
+          <w:color w:val="000000"/>
         </w:rPr>
         <w:t xml:space="preserve">, Part A, 129734. </w:t>
       </w:r>
-      <w:hyperlink r:id="rId91">
+      <w:hyperlink r:id="rId94">
         <w:r>
           <w:rPr>
             <w:rStyle w:val="InternetLink"/>
+            <w:color w:val="000000"/>
           </w:rPr>
           <w:t>https://doi.org/10.1016/j.jhydrol.2023.129734</w:t>
         </w:r>
@@ -9752,16 +11182,14 @@
         <w:pStyle w:val="MDPI81references"/>
         <w:numPr>
           <w:ilvl w:val="0"/>
-          <w:numId w:val="138"/>
+          <w:numId w:val="153"/>
         </w:numPr>
         <w:ind w:left="425" w:hanging="425"/>
-        <w:rPr>
-          <w:color w:val="FF0000"/>
-        </w:rPr>
-      </w:pPr>
-      <w:r>
-        <w:rPr>
-          <w:color w:val="FF0000"/>
+        <w:rPr/>
+      </w:pPr>
+      <w:r>
+        <w:rPr>
+          <w:color w:val="000000"/>
         </w:rPr>
         <w:t xml:space="preserve">Ougahi, J.H.; Rowan, J. S. Investigating deep learning knowledge transfer in streamflow prediction from global to local catchment. </w:t>
       </w:r>
@@ -9769,13 +11197,13 @@
         <w:rPr>
           <w:i/>
           <w:iCs/>
-          <w:color w:val="FF0000"/>
+          <w:color w:val="000000"/>
         </w:rPr>
         <w:t>Water Resour. Res</w:t>
       </w:r>
       <w:r>
         <w:rPr>
-          <w:color w:val="FF0000"/>
+          <w:color w:val="000000"/>
         </w:rPr>
         <w:t xml:space="preserve">. </w:t>
       </w:r>
@@ -9783,13 +11211,13 @@
         <w:rPr>
           <w:b/>
           <w:bCs/>
-          <w:color w:val="FF0000"/>
+          <w:color w:val="000000"/>
         </w:rPr>
         <w:t>2026</w:t>
       </w:r>
       <w:r>
         <w:rPr>
-          <w:color w:val="FF0000"/>
+          <w:color w:val="000000"/>
         </w:rPr>
         <w:t xml:space="preserve">, </w:t>
       </w:r>
@@ -9797,20 +11225,21 @@
         <w:rPr>
           <w:i/>
           <w:iCs/>
-          <w:color w:val="FF0000"/>
+          <w:color w:val="000000"/>
         </w:rPr>
         <w:t>62</w:t>
       </w:r>
       <w:r>
         <w:rPr>
-          <w:color w:val="FF0000"/>
+          <w:color w:val="000000"/>
         </w:rPr>
         <w:t xml:space="preserve">, e2025WR041194. </w:t>
       </w:r>
-      <w:hyperlink r:id="rId92">
+      <w:hyperlink r:id="rId95">
         <w:r>
           <w:rPr>
             <w:rStyle w:val="InternetLink"/>
+            <w:color w:val="000000"/>
           </w:rPr>
           <w:t>https://doi.org/10.1029/2025WR041194</w:t>
         </w:r>
@@ -9821,16 +11250,14 @@
         <w:pStyle w:val="MDPI81references"/>
         <w:numPr>
           <w:ilvl w:val="0"/>
-          <w:numId w:val="139"/>
+          <w:numId w:val="154"/>
         </w:numPr>
         <w:ind w:left="425" w:hanging="425"/>
-        <w:rPr>
-          <w:color w:val="FF0000"/>
-        </w:rPr>
-      </w:pPr>
-      <w:r>
-        <w:rPr>
-          <w:color w:val="FF0000"/>
+        <w:rPr/>
+      </w:pPr>
+      <w:r>
+        <w:rPr>
+          <w:color w:val="000000"/>
         </w:rPr>
         <w:t xml:space="preserve">Lu, D.; Konapala, G.; Painter, S.L.; Kao, S-C.; Gangrade, S. Streamflow Simulation in Data-Scarce Basins Using Bayesian and Physics-Informed Machine Learning Models. </w:t>
       </w:r>
@@ -9838,13 +11265,13 @@
         <w:rPr>
           <w:i/>
           <w:iCs/>
-          <w:color w:val="FF0000"/>
+          <w:color w:val="000000"/>
         </w:rPr>
         <w:t>J. Hydrometeor</w:t>
       </w:r>
       <w:r>
         <w:rPr>
-          <w:color w:val="FF0000"/>
+          <w:color w:val="000000"/>
         </w:rPr>
         <w:t xml:space="preserve">. </w:t>
       </w:r>
@@ -9852,13 +11279,13 @@
         <w:rPr>
           <w:i/>
           <w:iCs/>
-          <w:color w:val="FF0000"/>
+          <w:color w:val="000000"/>
         </w:rPr>
         <w:t>2021</w:t>
       </w:r>
       <w:r>
         <w:rPr>
-          <w:color w:val="FF0000"/>
+          <w:color w:val="000000"/>
         </w:rPr>
         <w:t xml:space="preserve">, </w:t>
       </w:r>
@@ -9866,27 +11293,28 @@
         <w:rPr>
           <w:b/>
           <w:bCs/>
-          <w:color w:val="FF0000"/>
+          <w:color w:val="000000"/>
         </w:rPr>
         <w:t>22</w:t>
       </w:r>
       <w:r>
         <w:rPr>
-          <w:color w:val="FF0000"/>
+          <w:color w:val="000000"/>
         </w:rPr>
         <w:t xml:space="preserve">, 1421-1438, </w:t>
       </w:r>
-      <w:hyperlink r:id="rId93">
+      <w:hyperlink r:id="rId96">
         <w:r>
           <w:rPr>
             <w:rStyle w:val="InternetLink"/>
+            <w:color w:val="000000"/>
           </w:rPr>
           <w:t>https://doi.org/10.1175/JHM-D-20-0082.1</w:t>
         </w:r>
       </w:hyperlink>
       <w:r>
         <w:rPr>
-          <w:color w:val="FF0000"/>
+          <w:color w:val="000000"/>
         </w:rPr>
         <w:t>.</w:t>
       </w:r>
@@ -9896,16 +11324,14 @@
         <w:pStyle w:val="MDPI81references"/>
         <w:numPr>
           <w:ilvl w:val="0"/>
-          <w:numId w:val="140"/>
+          <w:numId w:val="155"/>
         </w:numPr>
         <w:ind w:left="425" w:hanging="425"/>
-        <w:rPr>
-          <w:color w:val="FF0000"/>
-        </w:rPr>
-      </w:pPr>
-      <w:r>
-        <w:rPr>
-          <w:color w:val="FF0000"/>
+        <w:rPr/>
+      </w:pPr>
+      <w:r>
+        <w:rPr>
+          <w:color w:val="000000"/>
         </w:rPr>
         <w:t xml:space="preserve">Gao, Y.; Mandania, R.; Ma, J.; Chen, J.; Zhuang, W. Enhancing Streamflow Modeling in Data-Scarce Catchments with Similarity-Guided Source Selection and Transfer Learning. </w:t>
       </w:r>
@@ -9913,13 +11339,13 @@
         <w:rPr>
           <w:i/>
           <w:iCs/>
-          <w:color w:val="FF0000"/>
+          <w:color w:val="000000"/>
         </w:rPr>
         <w:t>Water,</w:t>
       </w:r>
       <w:r>
         <w:rPr>
-          <w:color w:val="FF0000"/>
+          <w:color w:val="000000"/>
         </w:rPr>
         <w:t xml:space="preserve"> </w:t>
       </w:r>
@@ -9927,13 +11353,13 @@
         <w:rPr>
           <w:b/>
           <w:bCs/>
-          <w:color w:val="FF0000"/>
+          <w:color w:val="000000"/>
         </w:rPr>
         <w:t>2025</w:t>
       </w:r>
       <w:r>
         <w:rPr>
-          <w:color w:val="FF0000"/>
+          <w:color w:val="000000"/>
         </w:rPr>
         <w:t xml:space="preserve">, </w:t>
       </w:r>
@@ -9941,20 +11367,21 @@
         <w:rPr>
           <w:i/>
           <w:iCs/>
-          <w:color w:val="FF0000"/>
+          <w:color w:val="000000"/>
         </w:rPr>
         <w:t>17</w:t>
       </w:r>
       <w:r>
         <w:rPr>
-          <w:color w:val="FF0000"/>
+          <w:color w:val="000000"/>
         </w:rPr>
         <w:t xml:space="preserve">, 2762. </w:t>
       </w:r>
-      <w:hyperlink r:id="rId94">
+      <w:hyperlink r:id="rId97">
         <w:r>
           <w:rPr>
             <w:rStyle w:val="InternetLink"/>
+            <w:color w:val="000000"/>
           </w:rPr>
           <w:t>https://doi.org/10.3390/w17182762</w:t>
         </w:r>
@@ -9965,16 +11392,16 @@
         <w:pStyle w:val="MDPI81references"/>
         <w:numPr>
           <w:ilvl w:val="0"/>
-          <w:numId w:val="141"/>
+          <w:numId w:val="156"/>
         </w:numPr>
         <w:ind w:left="425" w:hanging="425"/>
         <w:rPr>
-          <w:color w:val="FF0000"/>
-        </w:rPr>
-      </w:pPr>
-      <w:r>
-        <w:rPr>
-          <w:color w:val="FF0000"/>
+          <w:color w:val="000000"/>
+        </w:rPr>
+      </w:pPr>
+      <w:r>
+        <w:rPr>
+          <w:color w:val="000000"/>
         </w:rPr>
         <w:t xml:space="preserve">Gnjato, S.; Popov, T.; Ivanišević, M.; Trbić, G. Long-term streamflow trends in Bosnia and Herzegovina (BH). </w:t>
       </w:r>
@@ -9982,13 +11409,13 @@
         <w:rPr>
           <w:i/>
           <w:iCs/>
-          <w:color w:val="FF0000"/>
+          <w:color w:val="000000"/>
         </w:rPr>
         <w:t>Environ. Earth Sci.</w:t>
       </w:r>
       <w:r>
         <w:rPr>
-          <w:color w:val="FF0000"/>
+          <w:color w:val="000000"/>
         </w:rPr>
         <w:t xml:space="preserve"> </w:t>
       </w:r>
@@ -9996,13 +11423,13 @@
         <w:rPr>
           <w:b/>
           <w:bCs/>
-          <w:color w:val="FF0000"/>
+          <w:color w:val="000000"/>
         </w:rPr>
         <w:t>2023</w:t>
       </w:r>
       <w:r>
         <w:rPr>
-          <w:color w:val="FF0000"/>
+          <w:color w:val="000000"/>
         </w:rPr>
         <w:t xml:space="preserve">, </w:t>
       </w:r>
@@ -10010,13 +11437,13 @@
         <w:rPr>
           <w:i/>
           <w:iCs/>
-          <w:color w:val="FF0000"/>
+          <w:color w:val="000000"/>
         </w:rPr>
         <w:t>82</w:t>
       </w:r>
       <w:r>
         <w:rPr>
-          <w:color w:val="FF0000"/>
+          <w:color w:val="000000"/>
         </w:rPr>
         <w:t>, 356. https://doi.org/10.1007/s12665-023-11040-9</w:t>
       </w:r>
@@ -10030,12 +11457,12 @@
         </w:numPr>
         <w:ind w:left="0" w:hanging="0"/>
         <w:rPr>
-          <w:color w:val="FF0000"/>
-        </w:rPr>
-      </w:pPr>
-      <w:r>
-        <w:rPr>
-          <w:color w:val="FF0000"/>
+          <w:color w:val="000000"/>
+        </w:rPr>
+      </w:pPr>
+      <w:r>
+        <w:rPr>
+          <w:color w:val="000000"/>
         </w:rPr>
       </w:r>
     </w:p>
@@ -10083,12 +11510,12 @@
       </w:r>
     </w:p>
     <w:sectPr>
-      <w:headerReference w:type="even" r:id="rId95"/>
-      <w:headerReference w:type="default" r:id="rId96"/>
-      <w:headerReference w:type="first" r:id="rId97"/>
-      <w:footerReference w:type="even" r:id="rId98"/>
-      <w:footerReference w:type="default" r:id="rId99"/>
-      <w:footerReference w:type="first" r:id="rId100"/>
+      <w:headerReference w:type="even" r:id="rId98"/>
+      <w:headerReference w:type="default" r:id="rId99"/>
+      <w:headerReference w:type="first" r:id="rId100"/>
+      <w:footerReference w:type="even" r:id="rId101"/>
+      <w:footerReference w:type="default" r:id="rId102"/>
+      <w:footerReference w:type="first" r:id="rId103"/>
       <w:type w:val="nextPage"/>
       <w:pgSz w:w="11906" w:h="16838"/>
       <w:pgMar w:left="720" w:right="720" w:gutter="0" w:header="720" w:top="1417" w:footer="612" w:bottom="907"/>
@@ -10102,128 +11529,6 @@
     </w:sectPr>
   </w:body>
 </w:document>
-</file>
-
-<file path=word/comments.xml><?xml version="1.0" encoding="utf-8"?>
-<w:comments xmlns:o="urn:schemas-microsoft-com:office:office" xmlns:r="http://schemas.openxmlformats.org/officeDocument/2006/relationships" xmlns:v="urn:schemas-microsoft-com:vml" xmlns:w="http://schemas.openxmlformats.org/wordprocessingml/2006/main" xmlns:w10="urn:schemas-microsoft-com:office:word" xmlns:wp="http://schemas.openxmlformats.org/drawingml/2006/wordprocessingDrawing" xmlns:wps="http://schemas.microsoft.com/office/word/2010/wordprocessingShape" xmlns:wpg="http://schemas.microsoft.com/office/word/2010/wordprocessingGroup" xmlns:mc="http://schemas.openxmlformats.org/markup-compatibility/2006" xmlns:wp14="http://schemas.microsoft.com/office/word/2010/wordprocessingDrawing" xmlns:w14="http://schemas.microsoft.com/office/word/2010/wordml" xmlns:w15="http://schemas.microsoft.com/office/word/2012/wordml" mc:Ignorable="w14 wp14 w15">
-  <w:comment w:id="1" w:author="Igor Lescesen" w:date="2026-04-20T11:01:00Z" w:initials="IL">
-    <w:p>
-      <w:r>
-        <w:rPr>
-          <w:rFonts w:ascii="Liberation Serif" w:hAnsi="Liberation Serif" w:eastAsia="DejaVu Sans" w:cs="DejaVu Sans"/>
-          <w:color w:val="auto"/>
-          <w:sz w:val="24"/>
-          <w:szCs w:val="24"/>
-          <w:lang w:val="en-US" w:eastAsia="en-US" w:bidi="en-US"/>
-        </w:rPr>
-        <w:t>Alternativni nazivi po komentaru Reviewer 3:</w:t>
-      </w:r>
-    </w:p>
-    <w:p>
-      <w:r>
-        <w:rPr>
-          <w:rFonts w:ascii="Liberation Serif" w:hAnsi="Liberation Serif" w:eastAsia="DejaVu Sans" w:cs="DejaVu Sans"/>
-          <w:color w:val="auto"/>
-          <w:sz w:val="24"/>
-          <w:szCs w:val="24"/>
-          <w:lang w:val="en-US" w:eastAsia="en-US" w:bidi="en-US"/>
-        </w:rPr>
-      </w:r>
-    </w:p>
-    <w:p>
-      <w:r>
-        <w:rPr>
-          <w:rFonts w:ascii="Liberation Serif" w:hAnsi="Liberation Serif" w:eastAsia="DejaVu Sans" w:cs="DejaVu Sans"/>
-          <w:color w:val="auto"/>
-          <w:sz w:val="24"/>
-          <w:szCs w:val="24"/>
-          <w:lang w:val="en-US" w:eastAsia="en-US" w:bidi="en-US"/>
-        </w:rPr>
-        <w:t xml:space="preserve">1. </w:t>
-      </w:r>
-      <w:r>
-        <w:rPr>
-          <w:rFonts w:cs="DejaVu Sans" w:ascii="Times New Roman" w:hAnsi="Times New Roman" w:eastAsia="Times New Roman"/>
-          <w:color w:val="auto"/>
-          <w:sz w:val="24"/>
-          <w:szCs w:val="24"/>
-          <w:lang w:bidi="en-US" w:val="en-GB" w:eastAsia="en-GB"/>
-        </w:rPr>
-        <w:t>First Explainable Machine-Learning Streamflow Forecasting in Bosnia and Herzegovina: Tree-Based Ensembles Outperform LSTM in the Data-Limited Bosna River Basin</w:t>
-      </w:r>
-    </w:p>
-    <w:p>
-      <w:r>
-        <w:rPr>
-          <w:rFonts w:ascii="Liberation Serif" w:hAnsi="Liberation Serif" w:eastAsia="DejaVu Sans" w:cs="DejaVu Sans"/>
-          <w:color w:val="auto"/>
-          <w:sz w:val="24"/>
-          <w:szCs w:val="24"/>
-          <w:lang w:val="en-US" w:eastAsia="en-US" w:bidi="en-US"/>
-        </w:rPr>
-      </w:r>
-    </w:p>
-    <w:p>
-      <w:r>
-        <w:rPr>
-          <w:rFonts w:ascii="Liberation Serif" w:hAnsi="Liberation Serif" w:eastAsia="DejaVu Sans" w:cs="DejaVu Sans"/>
-          <w:color w:val="auto"/>
-          <w:sz w:val="24"/>
-          <w:szCs w:val="24"/>
-          <w:lang w:val="en-US" w:eastAsia="en-US" w:bidi="en-US"/>
-        </w:rPr>
-        <w:t xml:space="preserve">2. </w:t>
-      </w:r>
-      <w:r>
-        <w:rPr>
-          <w:rFonts w:cs="DejaVu Sans" w:ascii="Times New Roman" w:hAnsi="Times New Roman" w:eastAsia="Times New Roman"/>
-          <w:color w:val="auto"/>
-          <w:sz w:val="24"/>
-          <w:szCs w:val="24"/>
-          <w:lang w:bidi="en-US" w:val="en-GB" w:eastAsia="en-GB"/>
-        </w:rPr>
-        <w:t>Explainable AI for Operational Monthly Streamflow Prediction in a Data-Scarce Balkan Basin: Benchmarking Random Forest, XGBoost, and LSTM for Water Management in the Bosna River, Bosnia and Herzegovina</w:t>
-      </w:r>
-    </w:p>
-    <w:p>
-      <w:r>
-        <w:rPr>
-          <w:rFonts w:ascii="Liberation Serif" w:hAnsi="Liberation Serif" w:eastAsia="DejaVu Sans" w:cs="DejaVu Sans"/>
-          <w:color w:val="auto"/>
-          <w:sz w:val="24"/>
-          <w:szCs w:val="24"/>
-          <w:lang w:val="en-US" w:eastAsia="en-US" w:bidi="en-US"/>
-        </w:rPr>
-      </w:r>
-    </w:p>
-    <w:p>
-      <w:r>
-        <w:rPr>
-          <w:rFonts w:ascii="Liberation Serif" w:hAnsi="Liberation Serif" w:eastAsia="DejaVu Sans" w:cs="DejaVu Sans"/>
-          <w:color w:val="auto"/>
-          <w:sz w:val="24"/>
-          <w:szCs w:val="24"/>
-          <w:lang w:val="en-US" w:eastAsia="en-US" w:bidi="en-US"/>
-        </w:rPr>
-        <w:t>Meni broj 1 bolje zvuči.</w:t>
-      </w:r>
-    </w:p>
-  </w:comment>
-  <w:comment w:id="0" w:author="Slobodan Gnjato" w:date="2026-04-20T20:50:00Z" w:initials="SG">
-    <w:p>
-      <w:r>
-        <w:rPr>
-          <w:rFonts w:ascii="Liberation Serif" w:hAnsi="Liberation Serif" w:eastAsia="DejaVu Sans" w:cs="DejaVu Sans"/>
-          <w:color w:val="auto"/>
-          <w:sz w:val="24"/>
-          <w:szCs w:val="24"/>
-          <w:lang w:val="en-US" w:eastAsia="en-US" w:bidi="en-US"/>
-        </w:rPr>
-        <w:t>Moze 1.</w:t>
-      </w:r>
-    </w:p>
-  </w:comment>
-</w:comments>
 </file>
 
 <file path=word/footer1.xml><?xml version="1.0" encoding="utf-8"?>
@@ -10455,7 +11760,7 @@
       <w:rPr>
         <w:sz w:val="16"/>
       </w:rPr>
-      <w:t>27</w:t>
+      <w:t>28</w:t>
     </w:r>
     <w:r>
       <w:rPr>
@@ -10491,7 +11796,7 @@
       <w:rPr>
         <w:sz w:val="16"/>
       </w:rPr>
-      <w:t>27</w:t>
+      <w:t>28</w:t>
     </w:r>
     <w:r>
       <w:rPr>
@@ -10543,8 +11848,8 @@
       <w:tblLook w:val="04a0" w:noHBand="0" w:noVBand="1" w:firstColumn="1" w:lastRow="0" w:lastColumn="0" w:firstRow="1"/>
     </w:tblPr>
     <w:tblGrid>
-      <w:gridCol w:w="3676"/>
-      <w:gridCol w:w="4538"/>
+      <w:gridCol w:w="3675"/>
+      <w:gridCol w:w="4539"/>
       <w:gridCol w:w="2273"/>
     </w:tblGrid>
     <w:tr>
@@ -10553,7 +11858,7 @@
       </w:trPr>
       <w:tc>
         <w:tcPr>
-          <w:tcW w:w="3676" w:type="dxa"/>
+          <w:tcW w:w="3675" w:type="dxa"/>
           <w:tcBorders/>
           <w:vAlign w:val="center"/>
         </w:tcPr>
@@ -10578,7 +11883,7 @@
               <wp:inline distT="0" distB="0" distL="0" distR="0">
                 <wp:extent cx="1019175" cy="431800"/>
                 <wp:effectExtent l="0" t="0" r="0" b="0"/>
-                <wp:docPr id="26" name="Image6" descr=""/>
+                <wp:docPr id="29" name="Image6" descr=""/>
                 <wp:cNvGraphicFramePr>
                   <a:graphicFrameLocks xmlns:a="http://schemas.openxmlformats.org/drawingml/2006/main" noChangeAspect="1"/>
                 </wp:cNvGraphicFramePr>
@@ -10586,7 +11891,7 @@
                   <a:graphicData uri="http://schemas.openxmlformats.org/drawingml/2006/picture">
                     <pic:pic xmlns:pic="http://schemas.openxmlformats.org/drawingml/2006/picture">
                       <pic:nvPicPr>
-                        <pic:cNvPr id="26" name="Image6" descr=""/>
+                        <pic:cNvPr id="29" name="Image6" descr=""/>
                         <pic:cNvPicPr>
                           <a:picLocks noChangeAspect="1" noChangeArrowheads="1"/>
                         </pic:cNvPicPr>
@@ -10616,7 +11921,7 @@
       </w:tc>
       <w:tc>
         <w:tcPr>
-          <w:tcW w:w="4538" w:type="dxa"/>
+          <w:tcW w:w="4539" w:type="dxa"/>
           <w:tcBorders/>
           <w:vAlign w:val="center"/>
         </w:tcPr>
@@ -10670,7 +11975,7 @@
               <wp:inline distT="0" distB="0" distL="0" distR="0">
                 <wp:extent cx="539750" cy="360045"/>
                 <wp:effectExtent l="0" t="0" r="0" b="0"/>
-                <wp:docPr id="27" name="Image7" descr=""/>
+                <wp:docPr id="30" name="Image7" descr=""/>
                 <wp:cNvGraphicFramePr>
                   <a:graphicFrameLocks xmlns:a="http://schemas.openxmlformats.org/drawingml/2006/main" noChangeAspect="1"/>
                 </wp:cNvGraphicFramePr>
@@ -10678,7 +11983,7 @@
                   <a:graphicData uri="http://schemas.openxmlformats.org/drawingml/2006/picture">
                     <pic:pic xmlns:pic="http://schemas.openxmlformats.org/drawingml/2006/picture">
                       <pic:nvPicPr>
-                        <pic:cNvPr id="27" name="Image7" descr=""/>
+                        <pic:cNvPr id="30" name="Image7" descr=""/>
                         <pic:cNvPicPr>
                           <a:picLocks noChangeAspect="1" noChangeArrowheads="1"/>
                         </pic:cNvPicPr>
@@ -18488,6 +19793,1809 @@
     </w:lvl>
   </w:abstractNum>
   <w:abstractNum w:abstractNumId="66">
+    <w:lvl w:ilvl="0">
+      <w:start w:val="1"/>
+      <w:numFmt w:val="decimal"/>
+      <w:lvlText w:val="%1."/>
+      <w:lvlJc w:val="left"/>
+      <w:pPr>
+        <w:tabs>
+          <w:tab w:val="num" w:pos="0"/>
+        </w:tabs>
+        <w:ind w:left="780" w:hanging="420"/>
+      </w:pPr>
+      <w:rPr/>
+    </w:lvl>
+    <w:lvl w:ilvl="1">
+      <w:start w:val="1"/>
+      <w:numFmt w:val="lowerLetter"/>
+      <w:lvlText w:val="%2."/>
+      <w:lvlJc w:val="left"/>
+      <w:pPr>
+        <w:tabs>
+          <w:tab w:val="num" w:pos="0"/>
+        </w:tabs>
+        <w:ind w:left="1440" w:hanging="360"/>
+      </w:pPr>
+      <w:rPr/>
+    </w:lvl>
+    <w:lvl w:ilvl="2">
+      <w:start w:val="1"/>
+      <w:numFmt w:val="lowerRoman"/>
+      <w:lvlText w:val="%3."/>
+      <w:lvlJc w:val="right"/>
+      <w:pPr>
+        <w:tabs>
+          <w:tab w:val="num" w:pos="0"/>
+        </w:tabs>
+        <w:ind w:left="2160" w:hanging="180"/>
+      </w:pPr>
+      <w:rPr/>
+    </w:lvl>
+    <w:lvl w:ilvl="3">
+      <w:start w:val="1"/>
+      <w:numFmt w:val="decimal"/>
+      <w:lvlText w:val="%4."/>
+      <w:lvlJc w:val="left"/>
+      <w:pPr>
+        <w:tabs>
+          <w:tab w:val="num" w:pos="0"/>
+        </w:tabs>
+        <w:ind w:left="2880" w:hanging="360"/>
+      </w:pPr>
+      <w:rPr/>
+    </w:lvl>
+    <w:lvl w:ilvl="4">
+      <w:start w:val="1"/>
+      <w:numFmt w:val="lowerLetter"/>
+      <w:lvlText w:val="%5."/>
+      <w:lvlJc w:val="left"/>
+      <w:pPr>
+        <w:tabs>
+          <w:tab w:val="num" w:pos="0"/>
+        </w:tabs>
+        <w:ind w:left="3600" w:hanging="360"/>
+      </w:pPr>
+      <w:rPr/>
+    </w:lvl>
+    <w:lvl w:ilvl="5">
+      <w:start w:val="1"/>
+      <w:numFmt w:val="lowerRoman"/>
+      <w:lvlText w:val="%6."/>
+      <w:lvlJc w:val="right"/>
+      <w:pPr>
+        <w:tabs>
+          <w:tab w:val="num" w:pos="0"/>
+        </w:tabs>
+        <w:ind w:left="4320" w:hanging="180"/>
+      </w:pPr>
+      <w:rPr/>
+    </w:lvl>
+    <w:lvl w:ilvl="6">
+      <w:start w:val="1"/>
+      <w:numFmt w:val="decimal"/>
+      <w:lvlText w:val="%7."/>
+      <w:lvlJc w:val="left"/>
+      <w:pPr>
+        <w:tabs>
+          <w:tab w:val="num" w:pos="0"/>
+        </w:tabs>
+        <w:ind w:left="5040" w:hanging="360"/>
+      </w:pPr>
+      <w:rPr/>
+    </w:lvl>
+    <w:lvl w:ilvl="7">
+      <w:start w:val="1"/>
+      <w:numFmt w:val="lowerLetter"/>
+      <w:lvlText w:val="%8."/>
+      <w:lvlJc w:val="left"/>
+      <w:pPr>
+        <w:tabs>
+          <w:tab w:val="num" w:pos="0"/>
+        </w:tabs>
+        <w:ind w:left="5760" w:hanging="360"/>
+      </w:pPr>
+      <w:rPr/>
+    </w:lvl>
+    <w:lvl w:ilvl="8">
+      <w:start w:val="1"/>
+      <w:numFmt w:val="lowerRoman"/>
+      <w:lvlText w:val="%9."/>
+      <w:lvlJc w:val="right"/>
+      <w:pPr>
+        <w:tabs>
+          <w:tab w:val="num" w:pos="0"/>
+        </w:tabs>
+        <w:ind w:left="6480" w:hanging="180"/>
+      </w:pPr>
+      <w:rPr/>
+    </w:lvl>
+  </w:abstractNum>
+  <w:abstractNum w:abstractNumId="67">
+    <w:lvl w:ilvl="0">
+      <w:start w:val="1"/>
+      <w:numFmt w:val="decimal"/>
+      <w:lvlText w:val="%1."/>
+      <w:lvlJc w:val="left"/>
+      <w:pPr>
+        <w:tabs>
+          <w:tab w:val="num" w:pos="0"/>
+        </w:tabs>
+        <w:ind w:left="780" w:hanging="420"/>
+      </w:pPr>
+      <w:rPr/>
+    </w:lvl>
+    <w:lvl w:ilvl="1">
+      <w:start w:val="1"/>
+      <w:numFmt w:val="lowerLetter"/>
+      <w:lvlText w:val="%2."/>
+      <w:lvlJc w:val="left"/>
+      <w:pPr>
+        <w:tabs>
+          <w:tab w:val="num" w:pos="0"/>
+        </w:tabs>
+        <w:ind w:left="1440" w:hanging="360"/>
+      </w:pPr>
+      <w:rPr/>
+    </w:lvl>
+    <w:lvl w:ilvl="2">
+      <w:start w:val="1"/>
+      <w:numFmt w:val="lowerRoman"/>
+      <w:lvlText w:val="%3."/>
+      <w:lvlJc w:val="right"/>
+      <w:pPr>
+        <w:tabs>
+          <w:tab w:val="num" w:pos="0"/>
+        </w:tabs>
+        <w:ind w:left="2160" w:hanging="180"/>
+      </w:pPr>
+      <w:rPr/>
+    </w:lvl>
+    <w:lvl w:ilvl="3">
+      <w:start w:val="1"/>
+      <w:numFmt w:val="decimal"/>
+      <w:lvlText w:val="%4."/>
+      <w:lvlJc w:val="left"/>
+      <w:pPr>
+        <w:tabs>
+          <w:tab w:val="num" w:pos="0"/>
+        </w:tabs>
+        <w:ind w:left="2880" w:hanging="360"/>
+      </w:pPr>
+      <w:rPr/>
+    </w:lvl>
+    <w:lvl w:ilvl="4">
+      <w:start w:val="1"/>
+      <w:numFmt w:val="lowerLetter"/>
+      <w:lvlText w:val="%5."/>
+      <w:lvlJc w:val="left"/>
+      <w:pPr>
+        <w:tabs>
+          <w:tab w:val="num" w:pos="0"/>
+        </w:tabs>
+        <w:ind w:left="3600" w:hanging="360"/>
+      </w:pPr>
+      <w:rPr/>
+    </w:lvl>
+    <w:lvl w:ilvl="5">
+      <w:start w:val="1"/>
+      <w:numFmt w:val="lowerRoman"/>
+      <w:lvlText w:val="%6."/>
+      <w:lvlJc w:val="right"/>
+      <w:pPr>
+        <w:tabs>
+          <w:tab w:val="num" w:pos="0"/>
+        </w:tabs>
+        <w:ind w:left="4320" w:hanging="180"/>
+      </w:pPr>
+      <w:rPr/>
+    </w:lvl>
+    <w:lvl w:ilvl="6">
+      <w:start w:val="1"/>
+      <w:numFmt w:val="decimal"/>
+      <w:lvlText w:val="%7."/>
+      <w:lvlJc w:val="left"/>
+      <w:pPr>
+        <w:tabs>
+          <w:tab w:val="num" w:pos="0"/>
+        </w:tabs>
+        <w:ind w:left="5040" w:hanging="360"/>
+      </w:pPr>
+      <w:rPr/>
+    </w:lvl>
+    <w:lvl w:ilvl="7">
+      <w:start w:val="1"/>
+      <w:numFmt w:val="lowerLetter"/>
+      <w:lvlText w:val="%8."/>
+      <w:lvlJc w:val="left"/>
+      <w:pPr>
+        <w:tabs>
+          <w:tab w:val="num" w:pos="0"/>
+        </w:tabs>
+        <w:ind w:left="5760" w:hanging="360"/>
+      </w:pPr>
+      <w:rPr/>
+    </w:lvl>
+    <w:lvl w:ilvl="8">
+      <w:start w:val="1"/>
+      <w:numFmt w:val="lowerRoman"/>
+      <w:lvlText w:val="%9."/>
+      <w:lvlJc w:val="right"/>
+      <w:pPr>
+        <w:tabs>
+          <w:tab w:val="num" w:pos="0"/>
+        </w:tabs>
+        <w:ind w:left="6480" w:hanging="180"/>
+      </w:pPr>
+      <w:rPr/>
+    </w:lvl>
+  </w:abstractNum>
+  <w:abstractNum w:abstractNumId="68">
+    <w:lvl w:ilvl="0">
+      <w:start w:val="1"/>
+      <w:numFmt w:val="decimal"/>
+      <w:lvlText w:val="%1."/>
+      <w:lvlJc w:val="left"/>
+      <w:pPr>
+        <w:tabs>
+          <w:tab w:val="num" w:pos="0"/>
+        </w:tabs>
+        <w:ind w:left="780" w:hanging="420"/>
+      </w:pPr>
+      <w:rPr/>
+    </w:lvl>
+    <w:lvl w:ilvl="1">
+      <w:start w:val="1"/>
+      <w:numFmt w:val="lowerLetter"/>
+      <w:lvlText w:val="%2."/>
+      <w:lvlJc w:val="left"/>
+      <w:pPr>
+        <w:tabs>
+          <w:tab w:val="num" w:pos="0"/>
+        </w:tabs>
+        <w:ind w:left="1440" w:hanging="360"/>
+      </w:pPr>
+      <w:rPr/>
+    </w:lvl>
+    <w:lvl w:ilvl="2">
+      <w:start w:val="1"/>
+      <w:numFmt w:val="lowerRoman"/>
+      <w:lvlText w:val="%3."/>
+      <w:lvlJc w:val="right"/>
+      <w:pPr>
+        <w:tabs>
+          <w:tab w:val="num" w:pos="0"/>
+        </w:tabs>
+        <w:ind w:left="2160" w:hanging="180"/>
+      </w:pPr>
+      <w:rPr/>
+    </w:lvl>
+    <w:lvl w:ilvl="3">
+      <w:start w:val="1"/>
+      <w:numFmt w:val="decimal"/>
+      <w:lvlText w:val="%4."/>
+      <w:lvlJc w:val="left"/>
+      <w:pPr>
+        <w:tabs>
+          <w:tab w:val="num" w:pos="0"/>
+        </w:tabs>
+        <w:ind w:left="2880" w:hanging="360"/>
+      </w:pPr>
+      <w:rPr/>
+    </w:lvl>
+    <w:lvl w:ilvl="4">
+      <w:start w:val="1"/>
+      <w:numFmt w:val="lowerLetter"/>
+      <w:lvlText w:val="%5."/>
+      <w:lvlJc w:val="left"/>
+      <w:pPr>
+        <w:tabs>
+          <w:tab w:val="num" w:pos="0"/>
+        </w:tabs>
+        <w:ind w:left="3600" w:hanging="360"/>
+      </w:pPr>
+      <w:rPr/>
+    </w:lvl>
+    <w:lvl w:ilvl="5">
+      <w:start w:val="1"/>
+      <w:numFmt w:val="lowerRoman"/>
+      <w:lvlText w:val="%6."/>
+      <w:lvlJc w:val="right"/>
+      <w:pPr>
+        <w:tabs>
+          <w:tab w:val="num" w:pos="0"/>
+        </w:tabs>
+        <w:ind w:left="4320" w:hanging="180"/>
+      </w:pPr>
+      <w:rPr/>
+    </w:lvl>
+    <w:lvl w:ilvl="6">
+      <w:start w:val="1"/>
+      <w:numFmt w:val="decimal"/>
+      <w:lvlText w:val="%7."/>
+      <w:lvlJc w:val="left"/>
+      <w:pPr>
+        <w:tabs>
+          <w:tab w:val="num" w:pos="0"/>
+        </w:tabs>
+        <w:ind w:left="5040" w:hanging="360"/>
+      </w:pPr>
+      <w:rPr/>
+    </w:lvl>
+    <w:lvl w:ilvl="7">
+      <w:start w:val="1"/>
+      <w:numFmt w:val="lowerLetter"/>
+      <w:lvlText w:val="%8."/>
+      <w:lvlJc w:val="left"/>
+      <w:pPr>
+        <w:tabs>
+          <w:tab w:val="num" w:pos="0"/>
+        </w:tabs>
+        <w:ind w:left="5760" w:hanging="360"/>
+      </w:pPr>
+      <w:rPr/>
+    </w:lvl>
+    <w:lvl w:ilvl="8">
+      <w:start w:val="1"/>
+      <w:numFmt w:val="lowerRoman"/>
+      <w:lvlText w:val="%9."/>
+      <w:lvlJc w:val="right"/>
+      <w:pPr>
+        <w:tabs>
+          <w:tab w:val="num" w:pos="0"/>
+        </w:tabs>
+        <w:ind w:left="6480" w:hanging="180"/>
+      </w:pPr>
+      <w:rPr/>
+    </w:lvl>
+  </w:abstractNum>
+  <w:abstractNum w:abstractNumId="69">
+    <w:lvl w:ilvl="0">
+      <w:start w:val="1"/>
+      <w:numFmt w:val="decimal"/>
+      <w:lvlText w:val="%1."/>
+      <w:lvlJc w:val="left"/>
+      <w:pPr>
+        <w:tabs>
+          <w:tab w:val="num" w:pos="0"/>
+        </w:tabs>
+        <w:ind w:left="780" w:hanging="420"/>
+      </w:pPr>
+      <w:rPr/>
+    </w:lvl>
+    <w:lvl w:ilvl="1">
+      <w:start w:val="1"/>
+      <w:numFmt w:val="lowerLetter"/>
+      <w:lvlText w:val="%2."/>
+      <w:lvlJc w:val="left"/>
+      <w:pPr>
+        <w:tabs>
+          <w:tab w:val="num" w:pos="0"/>
+        </w:tabs>
+        <w:ind w:left="1440" w:hanging="360"/>
+      </w:pPr>
+      <w:rPr/>
+    </w:lvl>
+    <w:lvl w:ilvl="2">
+      <w:start w:val="1"/>
+      <w:numFmt w:val="lowerRoman"/>
+      <w:lvlText w:val="%3."/>
+      <w:lvlJc w:val="right"/>
+      <w:pPr>
+        <w:tabs>
+          <w:tab w:val="num" w:pos="0"/>
+        </w:tabs>
+        <w:ind w:left="2160" w:hanging="180"/>
+      </w:pPr>
+      <w:rPr/>
+    </w:lvl>
+    <w:lvl w:ilvl="3">
+      <w:start w:val="1"/>
+      <w:numFmt w:val="decimal"/>
+      <w:lvlText w:val="%4."/>
+      <w:lvlJc w:val="left"/>
+      <w:pPr>
+        <w:tabs>
+          <w:tab w:val="num" w:pos="0"/>
+        </w:tabs>
+        <w:ind w:left="2880" w:hanging="360"/>
+      </w:pPr>
+      <w:rPr/>
+    </w:lvl>
+    <w:lvl w:ilvl="4">
+      <w:start w:val="1"/>
+      <w:numFmt w:val="lowerLetter"/>
+      <w:lvlText w:val="%5."/>
+      <w:lvlJc w:val="left"/>
+      <w:pPr>
+        <w:tabs>
+          <w:tab w:val="num" w:pos="0"/>
+        </w:tabs>
+        <w:ind w:left="3600" w:hanging="360"/>
+      </w:pPr>
+      <w:rPr/>
+    </w:lvl>
+    <w:lvl w:ilvl="5">
+      <w:start w:val="1"/>
+      <w:numFmt w:val="lowerRoman"/>
+      <w:lvlText w:val="%6."/>
+      <w:lvlJc w:val="right"/>
+      <w:pPr>
+        <w:tabs>
+          <w:tab w:val="num" w:pos="0"/>
+        </w:tabs>
+        <w:ind w:left="4320" w:hanging="180"/>
+      </w:pPr>
+      <w:rPr/>
+    </w:lvl>
+    <w:lvl w:ilvl="6">
+      <w:start w:val="1"/>
+      <w:numFmt w:val="decimal"/>
+      <w:lvlText w:val="%7."/>
+      <w:lvlJc w:val="left"/>
+      <w:pPr>
+        <w:tabs>
+          <w:tab w:val="num" w:pos="0"/>
+        </w:tabs>
+        <w:ind w:left="5040" w:hanging="360"/>
+      </w:pPr>
+      <w:rPr/>
+    </w:lvl>
+    <w:lvl w:ilvl="7">
+      <w:start w:val="1"/>
+      <w:numFmt w:val="lowerLetter"/>
+      <w:lvlText w:val="%8."/>
+      <w:lvlJc w:val="left"/>
+      <w:pPr>
+        <w:tabs>
+          <w:tab w:val="num" w:pos="0"/>
+        </w:tabs>
+        <w:ind w:left="5760" w:hanging="360"/>
+      </w:pPr>
+      <w:rPr/>
+    </w:lvl>
+    <w:lvl w:ilvl="8">
+      <w:start w:val="1"/>
+      <w:numFmt w:val="lowerRoman"/>
+      <w:lvlText w:val="%9."/>
+      <w:lvlJc w:val="right"/>
+      <w:pPr>
+        <w:tabs>
+          <w:tab w:val="num" w:pos="0"/>
+        </w:tabs>
+        <w:ind w:left="6480" w:hanging="180"/>
+      </w:pPr>
+      <w:rPr/>
+    </w:lvl>
+  </w:abstractNum>
+  <w:abstractNum w:abstractNumId="70">
+    <w:lvl w:ilvl="0">
+      <w:start w:val="1"/>
+      <w:numFmt w:val="decimal"/>
+      <w:lvlText w:val="%1."/>
+      <w:lvlJc w:val="left"/>
+      <w:pPr>
+        <w:tabs>
+          <w:tab w:val="num" w:pos="0"/>
+        </w:tabs>
+        <w:ind w:left="780" w:hanging="420"/>
+      </w:pPr>
+      <w:rPr/>
+    </w:lvl>
+    <w:lvl w:ilvl="1">
+      <w:start w:val="1"/>
+      <w:numFmt w:val="lowerLetter"/>
+      <w:lvlText w:val="%2."/>
+      <w:lvlJc w:val="left"/>
+      <w:pPr>
+        <w:tabs>
+          <w:tab w:val="num" w:pos="0"/>
+        </w:tabs>
+        <w:ind w:left="1440" w:hanging="360"/>
+      </w:pPr>
+      <w:rPr/>
+    </w:lvl>
+    <w:lvl w:ilvl="2">
+      <w:start w:val="1"/>
+      <w:numFmt w:val="lowerRoman"/>
+      <w:lvlText w:val="%3."/>
+      <w:lvlJc w:val="right"/>
+      <w:pPr>
+        <w:tabs>
+          <w:tab w:val="num" w:pos="0"/>
+        </w:tabs>
+        <w:ind w:left="2160" w:hanging="180"/>
+      </w:pPr>
+      <w:rPr/>
+    </w:lvl>
+    <w:lvl w:ilvl="3">
+      <w:start w:val="1"/>
+      <w:numFmt w:val="decimal"/>
+      <w:lvlText w:val="%4."/>
+      <w:lvlJc w:val="left"/>
+      <w:pPr>
+        <w:tabs>
+          <w:tab w:val="num" w:pos="0"/>
+        </w:tabs>
+        <w:ind w:left="2880" w:hanging="360"/>
+      </w:pPr>
+      <w:rPr/>
+    </w:lvl>
+    <w:lvl w:ilvl="4">
+      <w:start w:val="1"/>
+      <w:numFmt w:val="lowerLetter"/>
+      <w:lvlText w:val="%5."/>
+      <w:lvlJc w:val="left"/>
+      <w:pPr>
+        <w:tabs>
+          <w:tab w:val="num" w:pos="0"/>
+        </w:tabs>
+        <w:ind w:left="3600" w:hanging="360"/>
+      </w:pPr>
+      <w:rPr/>
+    </w:lvl>
+    <w:lvl w:ilvl="5">
+      <w:start w:val="1"/>
+      <w:numFmt w:val="lowerRoman"/>
+      <w:lvlText w:val="%6."/>
+      <w:lvlJc w:val="right"/>
+      <w:pPr>
+        <w:tabs>
+          <w:tab w:val="num" w:pos="0"/>
+        </w:tabs>
+        <w:ind w:left="4320" w:hanging="180"/>
+      </w:pPr>
+      <w:rPr/>
+    </w:lvl>
+    <w:lvl w:ilvl="6">
+      <w:start w:val="1"/>
+      <w:numFmt w:val="decimal"/>
+      <w:lvlText w:val="%7."/>
+      <w:lvlJc w:val="left"/>
+      <w:pPr>
+        <w:tabs>
+          <w:tab w:val="num" w:pos="0"/>
+        </w:tabs>
+        <w:ind w:left="5040" w:hanging="360"/>
+      </w:pPr>
+      <w:rPr/>
+    </w:lvl>
+    <w:lvl w:ilvl="7">
+      <w:start w:val="1"/>
+      <w:numFmt w:val="lowerLetter"/>
+      <w:lvlText w:val="%8."/>
+      <w:lvlJc w:val="left"/>
+      <w:pPr>
+        <w:tabs>
+          <w:tab w:val="num" w:pos="0"/>
+        </w:tabs>
+        <w:ind w:left="5760" w:hanging="360"/>
+      </w:pPr>
+      <w:rPr/>
+    </w:lvl>
+    <w:lvl w:ilvl="8">
+      <w:start w:val="1"/>
+      <w:numFmt w:val="lowerRoman"/>
+      <w:lvlText w:val="%9."/>
+      <w:lvlJc w:val="right"/>
+      <w:pPr>
+        <w:tabs>
+          <w:tab w:val="num" w:pos="0"/>
+        </w:tabs>
+        <w:ind w:left="6480" w:hanging="180"/>
+      </w:pPr>
+      <w:rPr/>
+    </w:lvl>
+  </w:abstractNum>
+  <w:abstractNum w:abstractNumId="71">
+    <w:lvl w:ilvl="0">
+      <w:start w:val="1"/>
+      <w:numFmt w:val="decimal"/>
+      <w:lvlText w:val="%1."/>
+      <w:lvlJc w:val="left"/>
+      <w:pPr>
+        <w:tabs>
+          <w:tab w:val="num" w:pos="0"/>
+        </w:tabs>
+        <w:ind w:left="780" w:hanging="420"/>
+      </w:pPr>
+      <w:rPr/>
+    </w:lvl>
+    <w:lvl w:ilvl="1">
+      <w:start w:val="1"/>
+      <w:numFmt w:val="lowerLetter"/>
+      <w:lvlText w:val="%2."/>
+      <w:lvlJc w:val="left"/>
+      <w:pPr>
+        <w:tabs>
+          <w:tab w:val="num" w:pos="0"/>
+        </w:tabs>
+        <w:ind w:left="1440" w:hanging="360"/>
+      </w:pPr>
+      <w:rPr/>
+    </w:lvl>
+    <w:lvl w:ilvl="2">
+      <w:start w:val="1"/>
+      <w:numFmt w:val="lowerRoman"/>
+      <w:lvlText w:val="%3."/>
+      <w:lvlJc w:val="right"/>
+      <w:pPr>
+        <w:tabs>
+          <w:tab w:val="num" w:pos="0"/>
+        </w:tabs>
+        <w:ind w:left="2160" w:hanging="180"/>
+      </w:pPr>
+      <w:rPr/>
+    </w:lvl>
+    <w:lvl w:ilvl="3">
+      <w:start w:val="1"/>
+      <w:numFmt w:val="decimal"/>
+      <w:lvlText w:val="%4."/>
+      <w:lvlJc w:val="left"/>
+      <w:pPr>
+        <w:tabs>
+          <w:tab w:val="num" w:pos="0"/>
+        </w:tabs>
+        <w:ind w:left="2880" w:hanging="360"/>
+      </w:pPr>
+      <w:rPr/>
+    </w:lvl>
+    <w:lvl w:ilvl="4">
+      <w:start w:val="1"/>
+      <w:numFmt w:val="lowerLetter"/>
+      <w:lvlText w:val="%5."/>
+      <w:lvlJc w:val="left"/>
+      <w:pPr>
+        <w:tabs>
+          <w:tab w:val="num" w:pos="0"/>
+        </w:tabs>
+        <w:ind w:left="3600" w:hanging="360"/>
+      </w:pPr>
+      <w:rPr/>
+    </w:lvl>
+    <w:lvl w:ilvl="5">
+      <w:start w:val="1"/>
+      <w:numFmt w:val="lowerRoman"/>
+      <w:lvlText w:val="%6."/>
+      <w:lvlJc w:val="right"/>
+      <w:pPr>
+        <w:tabs>
+          <w:tab w:val="num" w:pos="0"/>
+        </w:tabs>
+        <w:ind w:left="4320" w:hanging="180"/>
+      </w:pPr>
+      <w:rPr/>
+    </w:lvl>
+    <w:lvl w:ilvl="6">
+      <w:start w:val="1"/>
+      <w:numFmt w:val="decimal"/>
+      <w:lvlText w:val="%7."/>
+      <w:lvlJc w:val="left"/>
+      <w:pPr>
+        <w:tabs>
+          <w:tab w:val="num" w:pos="0"/>
+        </w:tabs>
+        <w:ind w:left="5040" w:hanging="360"/>
+      </w:pPr>
+      <w:rPr/>
+    </w:lvl>
+    <w:lvl w:ilvl="7">
+      <w:start w:val="1"/>
+      <w:numFmt w:val="lowerLetter"/>
+      <w:lvlText w:val="%8."/>
+      <w:lvlJc w:val="left"/>
+      <w:pPr>
+        <w:tabs>
+          <w:tab w:val="num" w:pos="0"/>
+        </w:tabs>
+        <w:ind w:left="5760" w:hanging="360"/>
+      </w:pPr>
+      <w:rPr/>
+    </w:lvl>
+    <w:lvl w:ilvl="8">
+      <w:start w:val="1"/>
+      <w:numFmt w:val="lowerRoman"/>
+      <w:lvlText w:val="%9."/>
+      <w:lvlJc w:val="right"/>
+      <w:pPr>
+        <w:tabs>
+          <w:tab w:val="num" w:pos="0"/>
+        </w:tabs>
+        <w:ind w:left="6480" w:hanging="180"/>
+      </w:pPr>
+      <w:rPr/>
+    </w:lvl>
+  </w:abstractNum>
+  <w:abstractNum w:abstractNumId="72">
+    <w:lvl w:ilvl="0">
+      <w:start w:val="1"/>
+      <w:numFmt w:val="decimal"/>
+      <w:lvlText w:val="%1."/>
+      <w:lvlJc w:val="left"/>
+      <w:pPr>
+        <w:tabs>
+          <w:tab w:val="num" w:pos="0"/>
+        </w:tabs>
+        <w:ind w:left="780" w:hanging="420"/>
+      </w:pPr>
+      <w:rPr/>
+    </w:lvl>
+    <w:lvl w:ilvl="1">
+      <w:start w:val="1"/>
+      <w:numFmt w:val="lowerLetter"/>
+      <w:lvlText w:val="%2."/>
+      <w:lvlJc w:val="left"/>
+      <w:pPr>
+        <w:tabs>
+          <w:tab w:val="num" w:pos="0"/>
+        </w:tabs>
+        <w:ind w:left="1440" w:hanging="360"/>
+      </w:pPr>
+      <w:rPr/>
+    </w:lvl>
+    <w:lvl w:ilvl="2">
+      <w:start w:val="1"/>
+      <w:numFmt w:val="lowerRoman"/>
+      <w:lvlText w:val="%3."/>
+      <w:lvlJc w:val="right"/>
+      <w:pPr>
+        <w:tabs>
+          <w:tab w:val="num" w:pos="0"/>
+        </w:tabs>
+        <w:ind w:left="2160" w:hanging="180"/>
+      </w:pPr>
+      <w:rPr/>
+    </w:lvl>
+    <w:lvl w:ilvl="3">
+      <w:start w:val="1"/>
+      <w:numFmt w:val="decimal"/>
+      <w:lvlText w:val="%4."/>
+      <w:lvlJc w:val="left"/>
+      <w:pPr>
+        <w:tabs>
+          <w:tab w:val="num" w:pos="0"/>
+        </w:tabs>
+        <w:ind w:left="2880" w:hanging="360"/>
+      </w:pPr>
+      <w:rPr/>
+    </w:lvl>
+    <w:lvl w:ilvl="4">
+      <w:start w:val="1"/>
+      <w:numFmt w:val="lowerLetter"/>
+      <w:lvlText w:val="%5."/>
+      <w:lvlJc w:val="left"/>
+      <w:pPr>
+        <w:tabs>
+          <w:tab w:val="num" w:pos="0"/>
+        </w:tabs>
+        <w:ind w:left="3600" w:hanging="360"/>
+      </w:pPr>
+      <w:rPr/>
+    </w:lvl>
+    <w:lvl w:ilvl="5">
+      <w:start w:val="1"/>
+      <w:numFmt w:val="lowerRoman"/>
+      <w:lvlText w:val="%6."/>
+      <w:lvlJc w:val="right"/>
+      <w:pPr>
+        <w:tabs>
+          <w:tab w:val="num" w:pos="0"/>
+        </w:tabs>
+        <w:ind w:left="4320" w:hanging="180"/>
+      </w:pPr>
+      <w:rPr/>
+    </w:lvl>
+    <w:lvl w:ilvl="6">
+      <w:start w:val="1"/>
+      <w:numFmt w:val="decimal"/>
+      <w:lvlText w:val="%7."/>
+      <w:lvlJc w:val="left"/>
+      <w:pPr>
+        <w:tabs>
+          <w:tab w:val="num" w:pos="0"/>
+        </w:tabs>
+        <w:ind w:left="5040" w:hanging="360"/>
+      </w:pPr>
+      <w:rPr/>
+    </w:lvl>
+    <w:lvl w:ilvl="7">
+      <w:start w:val="1"/>
+      <w:numFmt w:val="lowerLetter"/>
+      <w:lvlText w:val="%8."/>
+      <w:lvlJc w:val="left"/>
+      <w:pPr>
+        <w:tabs>
+          <w:tab w:val="num" w:pos="0"/>
+        </w:tabs>
+        <w:ind w:left="5760" w:hanging="360"/>
+      </w:pPr>
+      <w:rPr/>
+    </w:lvl>
+    <w:lvl w:ilvl="8">
+      <w:start w:val="1"/>
+      <w:numFmt w:val="lowerRoman"/>
+      <w:lvlText w:val="%9."/>
+      <w:lvlJc w:val="right"/>
+      <w:pPr>
+        <w:tabs>
+          <w:tab w:val="num" w:pos="0"/>
+        </w:tabs>
+        <w:ind w:left="6480" w:hanging="180"/>
+      </w:pPr>
+      <w:rPr/>
+    </w:lvl>
+  </w:abstractNum>
+  <w:abstractNum w:abstractNumId="73">
+    <w:lvl w:ilvl="0">
+      <w:start w:val="1"/>
+      <w:numFmt w:val="decimal"/>
+      <w:lvlText w:val="%1."/>
+      <w:lvlJc w:val="left"/>
+      <w:pPr>
+        <w:tabs>
+          <w:tab w:val="num" w:pos="0"/>
+        </w:tabs>
+        <w:ind w:left="780" w:hanging="420"/>
+      </w:pPr>
+      <w:rPr/>
+    </w:lvl>
+    <w:lvl w:ilvl="1">
+      <w:start w:val="1"/>
+      <w:numFmt w:val="lowerLetter"/>
+      <w:lvlText w:val="%2."/>
+      <w:lvlJc w:val="left"/>
+      <w:pPr>
+        <w:tabs>
+          <w:tab w:val="num" w:pos="0"/>
+        </w:tabs>
+        <w:ind w:left="1440" w:hanging="360"/>
+      </w:pPr>
+      <w:rPr/>
+    </w:lvl>
+    <w:lvl w:ilvl="2">
+      <w:start w:val="1"/>
+      <w:numFmt w:val="lowerRoman"/>
+      <w:lvlText w:val="%3."/>
+      <w:lvlJc w:val="right"/>
+      <w:pPr>
+        <w:tabs>
+          <w:tab w:val="num" w:pos="0"/>
+        </w:tabs>
+        <w:ind w:left="2160" w:hanging="180"/>
+      </w:pPr>
+      <w:rPr/>
+    </w:lvl>
+    <w:lvl w:ilvl="3">
+      <w:start w:val="1"/>
+      <w:numFmt w:val="decimal"/>
+      <w:lvlText w:val="%4."/>
+      <w:lvlJc w:val="left"/>
+      <w:pPr>
+        <w:tabs>
+          <w:tab w:val="num" w:pos="0"/>
+        </w:tabs>
+        <w:ind w:left="2880" w:hanging="360"/>
+      </w:pPr>
+      <w:rPr/>
+    </w:lvl>
+    <w:lvl w:ilvl="4">
+      <w:start w:val="1"/>
+      <w:numFmt w:val="lowerLetter"/>
+      <w:lvlText w:val="%5."/>
+      <w:lvlJc w:val="left"/>
+      <w:pPr>
+        <w:tabs>
+          <w:tab w:val="num" w:pos="0"/>
+        </w:tabs>
+        <w:ind w:left="3600" w:hanging="360"/>
+      </w:pPr>
+      <w:rPr/>
+    </w:lvl>
+    <w:lvl w:ilvl="5">
+      <w:start w:val="1"/>
+      <w:numFmt w:val="lowerRoman"/>
+      <w:lvlText w:val="%6."/>
+      <w:lvlJc w:val="right"/>
+      <w:pPr>
+        <w:tabs>
+          <w:tab w:val="num" w:pos="0"/>
+        </w:tabs>
+        <w:ind w:left="4320" w:hanging="180"/>
+      </w:pPr>
+      <w:rPr/>
+    </w:lvl>
+    <w:lvl w:ilvl="6">
+      <w:start w:val="1"/>
+      <w:numFmt w:val="decimal"/>
+      <w:lvlText w:val="%7."/>
+      <w:lvlJc w:val="left"/>
+      <w:pPr>
+        <w:tabs>
+          <w:tab w:val="num" w:pos="0"/>
+        </w:tabs>
+        <w:ind w:left="5040" w:hanging="360"/>
+      </w:pPr>
+      <w:rPr/>
+    </w:lvl>
+    <w:lvl w:ilvl="7">
+      <w:start w:val="1"/>
+      <w:numFmt w:val="lowerLetter"/>
+      <w:lvlText w:val="%8."/>
+      <w:lvlJc w:val="left"/>
+      <w:pPr>
+        <w:tabs>
+          <w:tab w:val="num" w:pos="0"/>
+        </w:tabs>
+        <w:ind w:left="5760" w:hanging="360"/>
+      </w:pPr>
+      <w:rPr/>
+    </w:lvl>
+    <w:lvl w:ilvl="8">
+      <w:start w:val="1"/>
+      <w:numFmt w:val="lowerRoman"/>
+      <w:lvlText w:val="%9."/>
+      <w:lvlJc w:val="right"/>
+      <w:pPr>
+        <w:tabs>
+          <w:tab w:val="num" w:pos="0"/>
+        </w:tabs>
+        <w:ind w:left="6480" w:hanging="180"/>
+      </w:pPr>
+      <w:rPr/>
+    </w:lvl>
+  </w:abstractNum>
+  <w:abstractNum w:abstractNumId="74">
+    <w:lvl w:ilvl="0">
+      <w:start w:val="1"/>
+      <w:numFmt w:val="decimal"/>
+      <w:lvlText w:val="%1."/>
+      <w:lvlJc w:val="left"/>
+      <w:pPr>
+        <w:tabs>
+          <w:tab w:val="num" w:pos="0"/>
+        </w:tabs>
+        <w:ind w:left="780" w:hanging="420"/>
+      </w:pPr>
+      <w:rPr/>
+    </w:lvl>
+    <w:lvl w:ilvl="1">
+      <w:start w:val="1"/>
+      <w:numFmt w:val="lowerLetter"/>
+      <w:lvlText w:val="%2."/>
+      <w:lvlJc w:val="left"/>
+      <w:pPr>
+        <w:tabs>
+          <w:tab w:val="num" w:pos="0"/>
+        </w:tabs>
+        <w:ind w:left="1440" w:hanging="360"/>
+      </w:pPr>
+      <w:rPr/>
+    </w:lvl>
+    <w:lvl w:ilvl="2">
+      <w:start w:val="1"/>
+      <w:numFmt w:val="lowerRoman"/>
+      <w:lvlText w:val="%3."/>
+      <w:lvlJc w:val="right"/>
+      <w:pPr>
+        <w:tabs>
+          <w:tab w:val="num" w:pos="0"/>
+        </w:tabs>
+        <w:ind w:left="2160" w:hanging="180"/>
+      </w:pPr>
+      <w:rPr/>
+    </w:lvl>
+    <w:lvl w:ilvl="3">
+      <w:start w:val="1"/>
+      <w:numFmt w:val="decimal"/>
+      <w:lvlText w:val="%4."/>
+      <w:lvlJc w:val="left"/>
+      <w:pPr>
+        <w:tabs>
+          <w:tab w:val="num" w:pos="0"/>
+        </w:tabs>
+        <w:ind w:left="2880" w:hanging="360"/>
+      </w:pPr>
+      <w:rPr/>
+    </w:lvl>
+    <w:lvl w:ilvl="4">
+      <w:start w:val="1"/>
+      <w:numFmt w:val="lowerLetter"/>
+      <w:lvlText w:val="%5."/>
+      <w:lvlJc w:val="left"/>
+      <w:pPr>
+        <w:tabs>
+          <w:tab w:val="num" w:pos="0"/>
+        </w:tabs>
+        <w:ind w:left="3600" w:hanging="360"/>
+      </w:pPr>
+      <w:rPr/>
+    </w:lvl>
+    <w:lvl w:ilvl="5">
+      <w:start w:val="1"/>
+      <w:numFmt w:val="lowerRoman"/>
+      <w:lvlText w:val="%6."/>
+      <w:lvlJc w:val="right"/>
+      <w:pPr>
+        <w:tabs>
+          <w:tab w:val="num" w:pos="0"/>
+        </w:tabs>
+        <w:ind w:left="4320" w:hanging="180"/>
+      </w:pPr>
+      <w:rPr/>
+    </w:lvl>
+    <w:lvl w:ilvl="6">
+      <w:start w:val="1"/>
+      <w:numFmt w:val="decimal"/>
+      <w:lvlText w:val="%7."/>
+      <w:lvlJc w:val="left"/>
+      <w:pPr>
+        <w:tabs>
+          <w:tab w:val="num" w:pos="0"/>
+        </w:tabs>
+        <w:ind w:left="5040" w:hanging="360"/>
+      </w:pPr>
+      <w:rPr/>
+    </w:lvl>
+    <w:lvl w:ilvl="7">
+      <w:start w:val="1"/>
+      <w:numFmt w:val="lowerLetter"/>
+      <w:lvlText w:val="%8."/>
+      <w:lvlJc w:val="left"/>
+      <w:pPr>
+        <w:tabs>
+          <w:tab w:val="num" w:pos="0"/>
+        </w:tabs>
+        <w:ind w:left="5760" w:hanging="360"/>
+      </w:pPr>
+      <w:rPr/>
+    </w:lvl>
+    <w:lvl w:ilvl="8">
+      <w:start w:val="1"/>
+      <w:numFmt w:val="lowerRoman"/>
+      <w:lvlText w:val="%9."/>
+      <w:lvlJc w:val="right"/>
+      <w:pPr>
+        <w:tabs>
+          <w:tab w:val="num" w:pos="0"/>
+        </w:tabs>
+        <w:ind w:left="6480" w:hanging="180"/>
+      </w:pPr>
+      <w:rPr/>
+    </w:lvl>
+  </w:abstractNum>
+  <w:abstractNum w:abstractNumId="75">
+    <w:lvl w:ilvl="0">
+      <w:start w:val="1"/>
+      <w:numFmt w:val="decimal"/>
+      <w:lvlText w:val="%1."/>
+      <w:lvlJc w:val="left"/>
+      <w:pPr>
+        <w:tabs>
+          <w:tab w:val="num" w:pos="0"/>
+        </w:tabs>
+        <w:ind w:left="780" w:hanging="420"/>
+      </w:pPr>
+      <w:rPr/>
+    </w:lvl>
+    <w:lvl w:ilvl="1">
+      <w:start w:val="1"/>
+      <w:numFmt w:val="lowerLetter"/>
+      <w:lvlText w:val="%2."/>
+      <w:lvlJc w:val="left"/>
+      <w:pPr>
+        <w:tabs>
+          <w:tab w:val="num" w:pos="0"/>
+        </w:tabs>
+        <w:ind w:left="1440" w:hanging="360"/>
+      </w:pPr>
+      <w:rPr/>
+    </w:lvl>
+    <w:lvl w:ilvl="2">
+      <w:start w:val="1"/>
+      <w:numFmt w:val="lowerRoman"/>
+      <w:lvlText w:val="%3."/>
+      <w:lvlJc w:val="right"/>
+      <w:pPr>
+        <w:tabs>
+          <w:tab w:val="num" w:pos="0"/>
+        </w:tabs>
+        <w:ind w:left="2160" w:hanging="180"/>
+      </w:pPr>
+      <w:rPr/>
+    </w:lvl>
+    <w:lvl w:ilvl="3">
+      <w:start w:val="1"/>
+      <w:numFmt w:val="decimal"/>
+      <w:lvlText w:val="%4."/>
+      <w:lvlJc w:val="left"/>
+      <w:pPr>
+        <w:tabs>
+          <w:tab w:val="num" w:pos="0"/>
+        </w:tabs>
+        <w:ind w:left="2880" w:hanging="360"/>
+      </w:pPr>
+      <w:rPr/>
+    </w:lvl>
+    <w:lvl w:ilvl="4">
+      <w:start w:val="1"/>
+      <w:numFmt w:val="lowerLetter"/>
+      <w:lvlText w:val="%5."/>
+      <w:lvlJc w:val="left"/>
+      <w:pPr>
+        <w:tabs>
+          <w:tab w:val="num" w:pos="0"/>
+        </w:tabs>
+        <w:ind w:left="3600" w:hanging="360"/>
+      </w:pPr>
+      <w:rPr/>
+    </w:lvl>
+    <w:lvl w:ilvl="5">
+      <w:start w:val="1"/>
+      <w:numFmt w:val="lowerRoman"/>
+      <w:lvlText w:val="%6."/>
+      <w:lvlJc w:val="right"/>
+      <w:pPr>
+        <w:tabs>
+          <w:tab w:val="num" w:pos="0"/>
+        </w:tabs>
+        <w:ind w:left="4320" w:hanging="180"/>
+      </w:pPr>
+      <w:rPr/>
+    </w:lvl>
+    <w:lvl w:ilvl="6">
+      <w:start w:val="1"/>
+      <w:numFmt w:val="decimal"/>
+      <w:lvlText w:val="%7."/>
+      <w:lvlJc w:val="left"/>
+      <w:pPr>
+        <w:tabs>
+          <w:tab w:val="num" w:pos="0"/>
+        </w:tabs>
+        <w:ind w:left="5040" w:hanging="360"/>
+      </w:pPr>
+      <w:rPr/>
+    </w:lvl>
+    <w:lvl w:ilvl="7">
+      <w:start w:val="1"/>
+      <w:numFmt w:val="lowerLetter"/>
+      <w:lvlText w:val="%8."/>
+      <w:lvlJc w:val="left"/>
+      <w:pPr>
+        <w:tabs>
+          <w:tab w:val="num" w:pos="0"/>
+        </w:tabs>
+        <w:ind w:left="5760" w:hanging="360"/>
+      </w:pPr>
+      <w:rPr/>
+    </w:lvl>
+    <w:lvl w:ilvl="8">
+      <w:start w:val="1"/>
+      <w:numFmt w:val="lowerRoman"/>
+      <w:lvlText w:val="%9."/>
+      <w:lvlJc w:val="right"/>
+      <w:pPr>
+        <w:tabs>
+          <w:tab w:val="num" w:pos="0"/>
+        </w:tabs>
+        <w:ind w:left="6480" w:hanging="180"/>
+      </w:pPr>
+      <w:rPr/>
+    </w:lvl>
+  </w:abstractNum>
+  <w:abstractNum w:abstractNumId="76">
+    <w:lvl w:ilvl="0">
+      <w:start w:val="1"/>
+      <w:numFmt w:val="decimal"/>
+      <w:lvlText w:val="%1."/>
+      <w:lvlJc w:val="left"/>
+      <w:pPr>
+        <w:tabs>
+          <w:tab w:val="num" w:pos="0"/>
+        </w:tabs>
+        <w:ind w:left="780" w:hanging="420"/>
+      </w:pPr>
+      <w:rPr/>
+    </w:lvl>
+    <w:lvl w:ilvl="1">
+      <w:start w:val="1"/>
+      <w:numFmt w:val="lowerLetter"/>
+      <w:lvlText w:val="%2."/>
+      <w:lvlJc w:val="left"/>
+      <w:pPr>
+        <w:tabs>
+          <w:tab w:val="num" w:pos="0"/>
+        </w:tabs>
+        <w:ind w:left="1440" w:hanging="360"/>
+      </w:pPr>
+      <w:rPr/>
+    </w:lvl>
+    <w:lvl w:ilvl="2">
+      <w:start w:val="1"/>
+      <w:numFmt w:val="lowerRoman"/>
+      <w:lvlText w:val="%3."/>
+      <w:lvlJc w:val="right"/>
+      <w:pPr>
+        <w:tabs>
+          <w:tab w:val="num" w:pos="0"/>
+        </w:tabs>
+        <w:ind w:left="2160" w:hanging="180"/>
+      </w:pPr>
+      <w:rPr/>
+    </w:lvl>
+    <w:lvl w:ilvl="3">
+      <w:start w:val="1"/>
+      <w:numFmt w:val="decimal"/>
+      <w:lvlText w:val="%4."/>
+      <w:lvlJc w:val="left"/>
+      <w:pPr>
+        <w:tabs>
+          <w:tab w:val="num" w:pos="0"/>
+        </w:tabs>
+        <w:ind w:left="2880" w:hanging="360"/>
+      </w:pPr>
+      <w:rPr/>
+    </w:lvl>
+    <w:lvl w:ilvl="4">
+      <w:start w:val="1"/>
+      <w:numFmt w:val="lowerLetter"/>
+      <w:lvlText w:val="%5."/>
+      <w:lvlJc w:val="left"/>
+      <w:pPr>
+        <w:tabs>
+          <w:tab w:val="num" w:pos="0"/>
+        </w:tabs>
+        <w:ind w:left="3600" w:hanging="360"/>
+      </w:pPr>
+      <w:rPr/>
+    </w:lvl>
+    <w:lvl w:ilvl="5">
+      <w:start w:val="1"/>
+      <w:numFmt w:val="lowerRoman"/>
+      <w:lvlText w:val="%6."/>
+      <w:lvlJc w:val="right"/>
+      <w:pPr>
+        <w:tabs>
+          <w:tab w:val="num" w:pos="0"/>
+        </w:tabs>
+        <w:ind w:left="4320" w:hanging="180"/>
+      </w:pPr>
+      <w:rPr/>
+    </w:lvl>
+    <w:lvl w:ilvl="6">
+      <w:start w:val="1"/>
+      <w:numFmt w:val="decimal"/>
+      <w:lvlText w:val="%7."/>
+      <w:lvlJc w:val="left"/>
+      <w:pPr>
+        <w:tabs>
+          <w:tab w:val="num" w:pos="0"/>
+        </w:tabs>
+        <w:ind w:left="5040" w:hanging="360"/>
+      </w:pPr>
+      <w:rPr/>
+    </w:lvl>
+    <w:lvl w:ilvl="7">
+      <w:start w:val="1"/>
+      <w:numFmt w:val="lowerLetter"/>
+      <w:lvlText w:val="%8."/>
+      <w:lvlJc w:val="left"/>
+      <w:pPr>
+        <w:tabs>
+          <w:tab w:val="num" w:pos="0"/>
+        </w:tabs>
+        <w:ind w:left="5760" w:hanging="360"/>
+      </w:pPr>
+      <w:rPr/>
+    </w:lvl>
+    <w:lvl w:ilvl="8">
+      <w:start w:val="1"/>
+      <w:numFmt w:val="lowerRoman"/>
+      <w:lvlText w:val="%9."/>
+      <w:lvlJc w:val="right"/>
+      <w:pPr>
+        <w:tabs>
+          <w:tab w:val="num" w:pos="0"/>
+        </w:tabs>
+        <w:ind w:left="6480" w:hanging="180"/>
+      </w:pPr>
+      <w:rPr/>
+    </w:lvl>
+  </w:abstractNum>
+  <w:abstractNum w:abstractNumId="77">
+    <w:lvl w:ilvl="0">
+      <w:start w:val="1"/>
+      <w:numFmt w:val="decimal"/>
+      <w:lvlText w:val="%1."/>
+      <w:lvlJc w:val="left"/>
+      <w:pPr>
+        <w:tabs>
+          <w:tab w:val="num" w:pos="0"/>
+        </w:tabs>
+        <w:ind w:left="780" w:hanging="420"/>
+      </w:pPr>
+      <w:rPr/>
+    </w:lvl>
+    <w:lvl w:ilvl="1">
+      <w:start w:val="1"/>
+      <w:numFmt w:val="lowerLetter"/>
+      <w:lvlText w:val="%2."/>
+      <w:lvlJc w:val="left"/>
+      <w:pPr>
+        <w:tabs>
+          <w:tab w:val="num" w:pos="0"/>
+        </w:tabs>
+        <w:ind w:left="1440" w:hanging="360"/>
+      </w:pPr>
+      <w:rPr/>
+    </w:lvl>
+    <w:lvl w:ilvl="2">
+      <w:start w:val="1"/>
+      <w:numFmt w:val="lowerRoman"/>
+      <w:lvlText w:val="%3."/>
+      <w:lvlJc w:val="right"/>
+      <w:pPr>
+        <w:tabs>
+          <w:tab w:val="num" w:pos="0"/>
+        </w:tabs>
+        <w:ind w:left="2160" w:hanging="180"/>
+      </w:pPr>
+      <w:rPr/>
+    </w:lvl>
+    <w:lvl w:ilvl="3">
+      <w:start w:val="1"/>
+      <w:numFmt w:val="decimal"/>
+      <w:lvlText w:val="%4."/>
+      <w:lvlJc w:val="left"/>
+      <w:pPr>
+        <w:tabs>
+          <w:tab w:val="num" w:pos="0"/>
+        </w:tabs>
+        <w:ind w:left="2880" w:hanging="360"/>
+      </w:pPr>
+      <w:rPr/>
+    </w:lvl>
+    <w:lvl w:ilvl="4">
+      <w:start w:val="1"/>
+      <w:numFmt w:val="lowerLetter"/>
+      <w:lvlText w:val="%5."/>
+      <w:lvlJc w:val="left"/>
+      <w:pPr>
+        <w:tabs>
+          <w:tab w:val="num" w:pos="0"/>
+        </w:tabs>
+        <w:ind w:left="3600" w:hanging="360"/>
+      </w:pPr>
+      <w:rPr/>
+    </w:lvl>
+    <w:lvl w:ilvl="5">
+      <w:start w:val="1"/>
+      <w:numFmt w:val="lowerRoman"/>
+      <w:lvlText w:val="%6."/>
+      <w:lvlJc w:val="right"/>
+      <w:pPr>
+        <w:tabs>
+          <w:tab w:val="num" w:pos="0"/>
+        </w:tabs>
+        <w:ind w:left="4320" w:hanging="180"/>
+      </w:pPr>
+      <w:rPr/>
+    </w:lvl>
+    <w:lvl w:ilvl="6">
+      <w:start w:val="1"/>
+      <w:numFmt w:val="decimal"/>
+      <w:lvlText w:val="%7."/>
+      <w:lvlJc w:val="left"/>
+      <w:pPr>
+        <w:tabs>
+          <w:tab w:val="num" w:pos="0"/>
+        </w:tabs>
+        <w:ind w:left="5040" w:hanging="360"/>
+      </w:pPr>
+      <w:rPr/>
+    </w:lvl>
+    <w:lvl w:ilvl="7">
+      <w:start w:val="1"/>
+      <w:numFmt w:val="lowerLetter"/>
+      <w:lvlText w:val="%8."/>
+      <w:lvlJc w:val="left"/>
+      <w:pPr>
+        <w:tabs>
+          <w:tab w:val="num" w:pos="0"/>
+        </w:tabs>
+        <w:ind w:left="5760" w:hanging="360"/>
+      </w:pPr>
+      <w:rPr/>
+    </w:lvl>
+    <w:lvl w:ilvl="8">
+      <w:start w:val="1"/>
+      <w:numFmt w:val="lowerRoman"/>
+      <w:lvlText w:val="%9."/>
+      <w:lvlJc w:val="right"/>
+      <w:pPr>
+        <w:tabs>
+          <w:tab w:val="num" w:pos="0"/>
+        </w:tabs>
+        <w:ind w:left="6480" w:hanging="180"/>
+      </w:pPr>
+      <w:rPr/>
+    </w:lvl>
+  </w:abstractNum>
+  <w:abstractNum w:abstractNumId="78">
+    <w:lvl w:ilvl="0">
+      <w:start w:val="1"/>
+      <w:numFmt w:val="decimal"/>
+      <w:lvlText w:val="%1."/>
+      <w:lvlJc w:val="left"/>
+      <w:pPr>
+        <w:tabs>
+          <w:tab w:val="num" w:pos="0"/>
+        </w:tabs>
+        <w:ind w:left="780" w:hanging="420"/>
+      </w:pPr>
+      <w:rPr/>
+    </w:lvl>
+    <w:lvl w:ilvl="1">
+      <w:start w:val="1"/>
+      <w:numFmt w:val="lowerLetter"/>
+      <w:lvlText w:val="%2."/>
+      <w:lvlJc w:val="left"/>
+      <w:pPr>
+        <w:tabs>
+          <w:tab w:val="num" w:pos="0"/>
+        </w:tabs>
+        <w:ind w:left="1440" w:hanging="360"/>
+      </w:pPr>
+      <w:rPr/>
+    </w:lvl>
+    <w:lvl w:ilvl="2">
+      <w:start w:val="1"/>
+      <w:numFmt w:val="lowerRoman"/>
+      <w:lvlText w:val="%3."/>
+      <w:lvlJc w:val="right"/>
+      <w:pPr>
+        <w:tabs>
+          <w:tab w:val="num" w:pos="0"/>
+        </w:tabs>
+        <w:ind w:left="2160" w:hanging="180"/>
+      </w:pPr>
+      <w:rPr/>
+    </w:lvl>
+    <w:lvl w:ilvl="3">
+      <w:start w:val="1"/>
+      <w:numFmt w:val="decimal"/>
+      <w:lvlText w:val="%4."/>
+      <w:lvlJc w:val="left"/>
+      <w:pPr>
+        <w:tabs>
+          <w:tab w:val="num" w:pos="0"/>
+        </w:tabs>
+        <w:ind w:left="2880" w:hanging="360"/>
+      </w:pPr>
+      <w:rPr/>
+    </w:lvl>
+    <w:lvl w:ilvl="4">
+      <w:start w:val="1"/>
+      <w:numFmt w:val="lowerLetter"/>
+      <w:lvlText w:val="%5."/>
+      <w:lvlJc w:val="left"/>
+      <w:pPr>
+        <w:tabs>
+          <w:tab w:val="num" w:pos="0"/>
+        </w:tabs>
+        <w:ind w:left="3600" w:hanging="360"/>
+      </w:pPr>
+      <w:rPr/>
+    </w:lvl>
+    <w:lvl w:ilvl="5">
+      <w:start w:val="1"/>
+      <w:numFmt w:val="lowerRoman"/>
+      <w:lvlText w:val="%6."/>
+      <w:lvlJc w:val="right"/>
+      <w:pPr>
+        <w:tabs>
+          <w:tab w:val="num" w:pos="0"/>
+        </w:tabs>
+        <w:ind w:left="4320" w:hanging="180"/>
+      </w:pPr>
+      <w:rPr/>
+    </w:lvl>
+    <w:lvl w:ilvl="6">
+      <w:start w:val="1"/>
+      <w:numFmt w:val="decimal"/>
+      <w:lvlText w:val="%7."/>
+      <w:lvlJc w:val="left"/>
+      <w:pPr>
+        <w:tabs>
+          <w:tab w:val="num" w:pos="0"/>
+        </w:tabs>
+        <w:ind w:left="5040" w:hanging="360"/>
+      </w:pPr>
+      <w:rPr/>
+    </w:lvl>
+    <w:lvl w:ilvl="7">
+      <w:start w:val="1"/>
+      <w:numFmt w:val="lowerLetter"/>
+      <w:lvlText w:val="%8."/>
+      <w:lvlJc w:val="left"/>
+      <w:pPr>
+        <w:tabs>
+          <w:tab w:val="num" w:pos="0"/>
+        </w:tabs>
+        <w:ind w:left="5760" w:hanging="360"/>
+      </w:pPr>
+      <w:rPr/>
+    </w:lvl>
+    <w:lvl w:ilvl="8">
+      <w:start w:val="1"/>
+      <w:numFmt w:val="lowerRoman"/>
+      <w:lvlText w:val="%9."/>
+      <w:lvlJc w:val="right"/>
+      <w:pPr>
+        <w:tabs>
+          <w:tab w:val="num" w:pos="0"/>
+        </w:tabs>
+        <w:ind w:left="6480" w:hanging="180"/>
+      </w:pPr>
+      <w:rPr/>
+    </w:lvl>
+  </w:abstractNum>
+  <w:abstractNum w:abstractNumId="79">
+    <w:lvl w:ilvl="0">
+      <w:start w:val="1"/>
+      <w:numFmt w:val="decimal"/>
+      <w:lvlText w:val="%1."/>
+      <w:lvlJc w:val="left"/>
+      <w:pPr>
+        <w:tabs>
+          <w:tab w:val="num" w:pos="0"/>
+        </w:tabs>
+        <w:ind w:left="780" w:hanging="420"/>
+      </w:pPr>
+      <w:rPr/>
+    </w:lvl>
+    <w:lvl w:ilvl="1">
+      <w:start w:val="1"/>
+      <w:numFmt w:val="lowerLetter"/>
+      <w:lvlText w:val="%2."/>
+      <w:lvlJc w:val="left"/>
+      <w:pPr>
+        <w:tabs>
+          <w:tab w:val="num" w:pos="0"/>
+        </w:tabs>
+        <w:ind w:left="1440" w:hanging="360"/>
+      </w:pPr>
+      <w:rPr/>
+    </w:lvl>
+    <w:lvl w:ilvl="2">
+      <w:start w:val="1"/>
+      <w:numFmt w:val="lowerRoman"/>
+      <w:lvlText w:val="%3."/>
+      <w:lvlJc w:val="right"/>
+      <w:pPr>
+        <w:tabs>
+          <w:tab w:val="num" w:pos="0"/>
+        </w:tabs>
+        <w:ind w:left="2160" w:hanging="180"/>
+      </w:pPr>
+      <w:rPr/>
+    </w:lvl>
+    <w:lvl w:ilvl="3">
+      <w:start w:val="1"/>
+      <w:numFmt w:val="decimal"/>
+      <w:lvlText w:val="%4."/>
+      <w:lvlJc w:val="left"/>
+      <w:pPr>
+        <w:tabs>
+          <w:tab w:val="num" w:pos="0"/>
+        </w:tabs>
+        <w:ind w:left="2880" w:hanging="360"/>
+      </w:pPr>
+      <w:rPr/>
+    </w:lvl>
+    <w:lvl w:ilvl="4">
+      <w:start w:val="1"/>
+      <w:numFmt w:val="lowerLetter"/>
+      <w:lvlText w:val="%5."/>
+      <w:lvlJc w:val="left"/>
+      <w:pPr>
+        <w:tabs>
+          <w:tab w:val="num" w:pos="0"/>
+        </w:tabs>
+        <w:ind w:left="3600" w:hanging="360"/>
+      </w:pPr>
+      <w:rPr/>
+    </w:lvl>
+    <w:lvl w:ilvl="5">
+      <w:start w:val="1"/>
+      <w:numFmt w:val="lowerRoman"/>
+      <w:lvlText w:val="%6."/>
+      <w:lvlJc w:val="right"/>
+      <w:pPr>
+        <w:tabs>
+          <w:tab w:val="num" w:pos="0"/>
+        </w:tabs>
+        <w:ind w:left="4320" w:hanging="180"/>
+      </w:pPr>
+      <w:rPr/>
+    </w:lvl>
+    <w:lvl w:ilvl="6">
+      <w:start w:val="1"/>
+      <w:numFmt w:val="decimal"/>
+      <w:lvlText w:val="%7."/>
+      <w:lvlJc w:val="left"/>
+      <w:pPr>
+        <w:tabs>
+          <w:tab w:val="num" w:pos="0"/>
+        </w:tabs>
+        <w:ind w:left="5040" w:hanging="360"/>
+      </w:pPr>
+      <w:rPr/>
+    </w:lvl>
+    <w:lvl w:ilvl="7">
+      <w:start w:val="1"/>
+      <w:numFmt w:val="lowerLetter"/>
+      <w:lvlText w:val="%8."/>
+      <w:lvlJc w:val="left"/>
+      <w:pPr>
+        <w:tabs>
+          <w:tab w:val="num" w:pos="0"/>
+        </w:tabs>
+        <w:ind w:left="5760" w:hanging="360"/>
+      </w:pPr>
+      <w:rPr/>
+    </w:lvl>
+    <w:lvl w:ilvl="8">
+      <w:start w:val="1"/>
+      <w:numFmt w:val="lowerRoman"/>
+      <w:lvlText w:val="%9."/>
+      <w:lvlJc w:val="right"/>
+      <w:pPr>
+        <w:tabs>
+          <w:tab w:val="num" w:pos="0"/>
+        </w:tabs>
+        <w:ind w:left="6480" w:hanging="180"/>
+      </w:pPr>
+      <w:rPr/>
+    </w:lvl>
+  </w:abstractNum>
+  <w:abstractNum w:abstractNumId="80">
+    <w:lvl w:ilvl="0">
+      <w:start w:val="1"/>
+      <w:numFmt w:val="bullet"/>
+      <w:lvlText w:val=""/>
+      <w:lvlJc w:val="left"/>
+      <w:pPr>
+        <w:tabs>
+          <w:tab w:val="num" w:pos="709"/>
+        </w:tabs>
+        <w:ind w:left="709" w:hanging="283"/>
+      </w:pPr>
+      <w:rPr>
+        <w:rFonts w:ascii="Symbol" w:hAnsi="Symbol" w:cs="Symbol" w:hint="default"/>
+      </w:rPr>
+    </w:lvl>
+    <w:lvl w:ilvl="1">
+      <w:start w:val="1"/>
+      <w:numFmt w:val="bullet"/>
+      <w:lvlText w:val=""/>
+      <w:lvlJc w:val="left"/>
+      <w:pPr>
+        <w:tabs>
+          <w:tab w:val="num" w:pos="1418"/>
+        </w:tabs>
+        <w:ind w:left="1418" w:hanging="283"/>
+      </w:pPr>
+      <w:rPr>
+        <w:rFonts w:ascii="Symbol" w:hAnsi="Symbol" w:cs="Symbol" w:hint="default"/>
+      </w:rPr>
+    </w:lvl>
+    <w:lvl w:ilvl="2">
+      <w:start w:val="1"/>
+      <w:numFmt w:val="bullet"/>
+      <w:lvlText w:val=""/>
+      <w:lvlJc w:val="left"/>
+      <w:pPr>
+        <w:tabs>
+          <w:tab w:val="num" w:pos="2127"/>
+        </w:tabs>
+        <w:ind w:left="2127" w:hanging="283"/>
+      </w:pPr>
+      <w:rPr>
+        <w:rFonts w:ascii="Symbol" w:hAnsi="Symbol" w:cs="Symbol" w:hint="default"/>
+      </w:rPr>
+    </w:lvl>
+    <w:lvl w:ilvl="3">
+      <w:start w:val="1"/>
+      <w:numFmt w:val="bullet"/>
+      <w:lvlText w:val=""/>
+      <w:lvlJc w:val="left"/>
+      <w:pPr>
+        <w:tabs>
+          <w:tab w:val="num" w:pos="2836"/>
+        </w:tabs>
+        <w:ind w:left="2836" w:hanging="283"/>
+      </w:pPr>
+      <w:rPr>
+        <w:rFonts w:ascii="Symbol" w:hAnsi="Symbol" w:cs="Symbol" w:hint="default"/>
+      </w:rPr>
+    </w:lvl>
+    <w:lvl w:ilvl="4">
+      <w:start w:val="1"/>
+      <w:numFmt w:val="bullet"/>
+      <w:lvlText w:val=""/>
+      <w:lvlJc w:val="left"/>
+      <w:pPr>
+        <w:tabs>
+          <w:tab w:val="num" w:pos="3545"/>
+        </w:tabs>
+        <w:ind w:left="3545" w:hanging="283"/>
+      </w:pPr>
+      <w:rPr>
+        <w:rFonts w:ascii="Symbol" w:hAnsi="Symbol" w:cs="Symbol" w:hint="default"/>
+      </w:rPr>
+    </w:lvl>
+    <w:lvl w:ilvl="5">
+      <w:start w:val="1"/>
+      <w:numFmt w:val="bullet"/>
+      <w:lvlText w:val=""/>
+      <w:lvlJc w:val="left"/>
+      <w:pPr>
+        <w:tabs>
+          <w:tab w:val="num" w:pos="4254"/>
+        </w:tabs>
+        <w:ind w:left="4254" w:hanging="283"/>
+      </w:pPr>
+      <w:rPr>
+        <w:rFonts w:ascii="Symbol" w:hAnsi="Symbol" w:cs="Symbol" w:hint="default"/>
+      </w:rPr>
+    </w:lvl>
+    <w:lvl w:ilvl="6">
+      <w:start w:val="1"/>
+      <w:numFmt w:val="bullet"/>
+      <w:lvlText w:val=""/>
+      <w:lvlJc w:val="left"/>
+      <w:pPr>
+        <w:tabs>
+          <w:tab w:val="num" w:pos="4963"/>
+        </w:tabs>
+        <w:ind w:left="4963" w:hanging="283"/>
+      </w:pPr>
+      <w:rPr>
+        <w:rFonts w:ascii="Symbol" w:hAnsi="Symbol" w:cs="Symbol" w:hint="default"/>
+      </w:rPr>
+    </w:lvl>
+    <w:lvl w:ilvl="7">
+      <w:start w:val="1"/>
+      <w:numFmt w:val="bullet"/>
+      <w:lvlText w:val=""/>
+      <w:lvlJc w:val="left"/>
+      <w:pPr>
+        <w:tabs>
+          <w:tab w:val="num" w:pos="5672"/>
+        </w:tabs>
+        <w:ind w:left="5672" w:hanging="283"/>
+      </w:pPr>
+      <w:rPr>
+        <w:rFonts w:ascii="Symbol" w:hAnsi="Symbol" w:cs="Symbol" w:hint="default"/>
+      </w:rPr>
+    </w:lvl>
+    <w:lvl w:ilvl="8">
+      <w:start w:val="1"/>
+      <w:numFmt w:val="bullet"/>
+      <w:lvlText w:val=""/>
+      <w:lvlJc w:val="left"/>
+      <w:pPr>
+        <w:tabs>
+          <w:tab w:val="num" w:pos="6381"/>
+        </w:tabs>
+        <w:ind w:left="6381" w:hanging="283"/>
+      </w:pPr>
+      <w:rPr>
+        <w:rFonts w:ascii="Symbol" w:hAnsi="Symbol" w:cs="Symbol" w:hint="default"/>
+      </w:rPr>
+    </w:lvl>
+  </w:abstractNum>
+  <w:abstractNum w:abstractNumId="81">
     <w:lvl w:ilvl="0">
       <w:start w:val="1"/>
       <w:numFmt w:val="none"/>
@@ -18805,55 +21913,55 @@
     <w:abstractNumId w:val="66"/>
   </w:num>
   <w:num w:numId="67">
+    <w:abstractNumId w:val="67"/>
+  </w:num>
+  <w:num w:numId="68">
+    <w:abstractNumId w:val="68"/>
+  </w:num>
+  <w:num w:numId="69">
+    <w:abstractNumId w:val="69"/>
+  </w:num>
+  <w:num w:numId="70">
+    <w:abstractNumId w:val="70"/>
+  </w:num>
+  <w:num w:numId="71">
+    <w:abstractNumId w:val="71"/>
+  </w:num>
+  <w:num w:numId="72">
+    <w:abstractNumId w:val="72"/>
+  </w:num>
+  <w:num w:numId="73">
+    <w:abstractNumId w:val="73"/>
+  </w:num>
+  <w:num w:numId="74">
+    <w:abstractNumId w:val="74"/>
+  </w:num>
+  <w:num w:numId="75">
+    <w:abstractNumId w:val="75"/>
+  </w:num>
+  <w:num w:numId="76">
+    <w:abstractNumId w:val="76"/>
+  </w:num>
+  <w:num w:numId="77">
+    <w:abstractNumId w:val="77"/>
+  </w:num>
+  <w:num w:numId="78">
+    <w:abstractNumId w:val="78"/>
+  </w:num>
+  <w:num w:numId="79">
+    <w:abstractNumId w:val="79"/>
+  </w:num>
+  <w:num w:numId="80">
+    <w:abstractNumId w:val="80"/>
+  </w:num>
+  <w:num w:numId="81">
+    <w:abstractNumId w:val="81"/>
+  </w:num>
+  <w:num w:numId="82">
     <w:abstractNumId w:val="5"/>
     <w:lvlOverride w:ilvl="0">
       <w:startOverride w:val="1"/>
     </w:lvlOverride>
-  </w:num>
-  <w:num w:numId="68">
-    <w:abstractNumId w:val="5"/>
-  </w:num>
-  <w:num w:numId="69">
-    <w:abstractNumId w:val="5"/>
-  </w:num>
-  <w:num w:numId="70">
-    <w:abstractNumId w:val="5"/>
-  </w:num>
-  <w:num w:numId="71">
-    <w:abstractNumId w:val="5"/>
-  </w:num>
-  <w:num w:numId="72">
-    <w:abstractNumId w:val="5"/>
-  </w:num>
-  <w:num w:numId="73">
-    <w:abstractNumId w:val="5"/>
-  </w:num>
-  <w:num w:numId="74">
-    <w:abstractNumId w:val="5"/>
-  </w:num>
-  <w:num w:numId="75">
-    <w:abstractNumId w:val="5"/>
-  </w:num>
-  <w:num w:numId="76">
-    <w:abstractNumId w:val="5"/>
-  </w:num>
-  <w:num w:numId="77">
-    <w:abstractNumId w:val="5"/>
-  </w:num>
-  <w:num w:numId="78">
-    <w:abstractNumId w:val="5"/>
-  </w:num>
-  <w:num w:numId="79">
-    <w:abstractNumId w:val="5"/>
-  </w:num>
-  <w:num w:numId="80">
-    <w:abstractNumId w:val="5"/>
-  </w:num>
-  <w:num w:numId="81">
-    <w:abstractNumId w:val="5"/>
-  </w:num>
-  <w:num w:numId="82">
-    <w:abstractNumId w:val="5"/>
   </w:num>
   <w:num w:numId="83">
     <w:abstractNumId w:val="5"/>
@@ -19030,6 +22138,51 @@
     <w:abstractNumId w:val="5"/>
   </w:num>
   <w:num w:numId="141">
+    <w:abstractNumId w:val="5"/>
+  </w:num>
+  <w:num w:numId="142">
+    <w:abstractNumId w:val="5"/>
+  </w:num>
+  <w:num w:numId="143">
+    <w:abstractNumId w:val="5"/>
+  </w:num>
+  <w:num w:numId="144">
+    <w:abstractNumId w:val="5"/>
+  </w:num>
+  <w:num w:numId="145">
+    <w:abstractNumId w:val="5"/>
+  </w:num>
+  <w:num w:numId="146">
+    <w:abstractNumId w:val="5"/>
+  </w:num>
+  <w:num w:numId="147">
+    <w:abstractNumId w:val="5"/>
+  </w:num>
+  <w:num w:numId="148">
+    <w:abstractNumId w:val="5"/>
+  </w:num>
+  <w:num w:numId="149">
+    <w:abstractNumId w:val="5"/>
+  </w:num>
+  <w:num w:numId="150">
+    <w:abstractNumId w:val="5"/>
+  </w:num>
+  <w:num w:numId="151">
+    <w:abstractNumId w:val="5"/>
+  </w:num>
+  <w:num w:numId="152">
+    <w:abstractNumId w:val="5"/>
+  </w:num>
+  <w:num w:numId="153">
+    <w:abstractNumId w:val="5"/>
+  </w:num>
+  <w:num w:numId="154">
+    <w:abstractNumId w:val="5"/>
+  </w:num>
+  <w:num w:numId="155">
+    <w:abstractNumId w:val="5"/>
+  </w:num>
+  <w:num w:numId="156">
     <w:abstractNumId w:val="5"/>
   </w:num>
 </w:numbering>
@@ -19780,7 +22933,7 @@
       <w:kern w:val="0"/>
       <w:sz w:val="24"/>
       <w:szCs w:val="20"/>
-      <w:lang w:eastAsia="de-DE" w:val="en-US" w:bidi="ar-SA"/>
+      <w:lang w:val="en-US" w:eastAsia="de-DE" w:bidi="ar-SA"/>
     </w:rPr>
   </w:style>
   <w:style w:type="paragraph" w:styleId="List">
@@ -19854,7 +23007,7 @@
       <w:kern w:val="0"/>
       <w:sz w:val="20"/>
       <w:szCs w:val="22"/>
-      <w:lang w:eastAsia="de-DE" w:bidi="en-US" w:val="en-US"/>
+      <w:lang w:val="en-US" w:eastAsia="de-DE" w:bidi="en-US"/>
     </w:rPr>
   </w:style>
   <w:style w:type="paragraph" w:styleId="MDPI12title" w:customStyle="1">
@@ -19877,7 +23030,7 @@
       <w:kern w:val="0"/>
       <w:sz w:val="36"/>
       <w:szCs w:val="20"/>
-      <w:lang w:eastAsia="de-DE" w:bidi="en-US" w:val="en-US"/>
+      <w:lang w:val="en-US" w:eastAsia="de-DE" w:bidi="en-US"/>
     </w:rPr>
   </w:style>
   <w:style w:type="paragraph" w:styleId="MDPI13authornames" w:customStyle="1">
@@ -19900,7 +23053,7 @@
       <w:kern w:val="0"/>
       <w:sz w:val="20"/>
       <w:szCs w:val="22"/>
-      <w:lang w:eastAsia="de-DE" w:bidi="en-US" w:val="en-US"/>
+      <w:lang w:val="en-US" w:eastAsia="de-DE" w:bidi="en-US"/>
     </w:rPr>
   </w:style>
   <w:style w:type="paragraph" w:styleId="MDPI14history" w:customStyle="1">
@@ -19940,7 +23093,7 @@
       <w:kern w:val="0"/>
       <w:sz w:val="16"/>
       <w:szCs w:val="18"/>
-      <w:lang w:eastAsia="de-DE" w:bidi="en-US" w:val="en-US"/>
+      <w:lang w:val="en-US" w:eastAsia="de-DE" w:bidi="en-US"/>
     </w:rPr>
   </w:style>
   <w:style w:type="paragraph" w:styleId="MDPI17abstract" w:customStyle="1">
@@ -19963,7 +23116,7 @@
       <w:kern w:val="0"/>
       <w:sz w:val="20"/>
       <w:szCs w:val="22"/>
-      <w:lang w:eastAsia="de-DE" w:bidi="en-US" w:val="en-US"/>
+      <w:lang w:val="en-US" w:eastAsia="de-DE" w:bidi="en-US"/>
     </w:rPr>
   </w:style>
   <w:style w:type="paragraph" w:styleId="MDPI18keywords" w:customStyle="1">
@@ -19986,7 +23139,7 @@
       <w:kern w:val="0"/>
       <w:sz w:val="20"/>
       <w:szCs w:val="22"/>
-      <w:lang w:eastAsia="de-DE" w:bidi="en-US" w:val="en-US"/>
+      <w:lang w:val="en-US" w:eastAsia="de-DE" w:bidi="en-US"/>
     </w:rPr>
   </w:style>
   <w:style w:type="paragraph" w:styleId="MDPI19line" w:customStyle="1">
@@ -20011,7 +23164,7 @@
       <w:kern w:val="0"/>
       <w:sz w:val="20"/>
       <w:szCs w:val="24"/>
-      <w:lang w:eastAsia="de-DE" w:bidi="en-US" w:val="en-US"/>
+      <w:lang w:val="en-US" w:eastAsia="de-DE" w:bidi="en-US"/>
     </w:rPr>
   </w:style>
   <w:style w:type="paragraph" w:styleId="HeaderandFooter" w:customStyle="1">
@@ -20094,7 +23247,7 @@
       <w:kern w:val="0"/>
       <w:sz w:val="20"/>
       <w:szCs w:val="22"/>
-      <w:lang w:eastAsia="de-DE" w:bidi="en-US" w:val="en-US"/>
+      <w:lang w:val="en-US" w:eastAsia="de-DE" w:bidi="en-US"/>
     </w:rPr>
   </w:style>
   <w:style w:type="paragraph" w:styleId="MDPI33textspaceafter" w:customStyle="1">
@@ -20116,7 +23269,7 @@
       <w:kern w:val="0"/>
       <w:sz w:val="20"/>
       <w:szCs w:val="22"/>
-      <w:lang w:eastAsia="de-DE" w:bidi="en-US" w:val="en-US"/>
+      <w:lang w:val="en-US" w:eastAsia="de-DE" w:bidi="en-US"/>
     </w:rPr>
   </w:style>
   <w:style w:type="paragraph" w:styleId="MDPI35textbeforelist" w:customStyle="1">
@@ -20138,7 +23291,7 @@
       <w:kern w:val="0"/>
       <w:sz w:val="20"/>
       <w:szCs w:val="22"/>
-      <w:lang w:eastAsia="de-DE" w:bidi="en-US" w:val="en-US"/>
+      <w:lang w:val="en-US" w:eastAsia="de-DE" w:bidi="en-US"/>
     </w:rPr>
   </w:style>
   <w:style w:type="paragraph" w:styleId="MDPI36textafterlist" w:customStyle="1">
@@ -20160,7 +23313,7 @@
       <w:kern w:val="0"/>
       <w:sz w:val="20"/>
       <w:szCs w:val="22"/>
-      <w:lang w:eastAsia="de-DE" w:bidi="en-US" w:val="en-US"/>
+      <w:lang w:val="en-US" w:eastAsia="de-DE" w:bidi="en-US"/>
     </w:rPr>
   </w:style>
   <w:style w:type="paragraph" w:styleId="MDPI37itemize" w:customStyle="1">
@@ -20185,7 +23338,7 @@
       <w:kern w:val="0"/>
       <w:sz w:val="20"/>
       <w:szCs w:val="22"/>
-      <w:lang w:eastAsia="de-DE" w:bidi="en-US" w:val="en-US"/>
+      <w:lang w:val="en-US" w:eastAsia="de-DE" w:bidi="en-US"/>
     </w:rPr>
   </w:style>
   <w:style w:type="paragraph" w:styleId="MDPI38bullet" w:customStyle="1">
@@ -20210,7 +23363,7 @@
       <w:kern w:val="0"/>
       <w:sz w:val="20"/>
       <w:szCs w:val="22"/>
-      <w:lang w:eastAsia="de-DE" w:bidi="en-US" w:val="en-US"/>
+      <w:lang w:val="en-US" w:eastAsia="de-DE" w:bidi="en-US"/>
     </w:rPr>
   </w:style>
   <w:style w:type="paragraph" w:styleId="MDPI39equation" w:customStyle="1">
@@ -20232,7 +23385,7 @@
       <w:kern w:val="0"/>
       <w:sz w:val="20"/>
       <w:szCs w:val="22"/>
-      <w:lang w:eastAsia="de-DE" w:bidi="en-US" w:val="en-US"/>
+      <w:lang w:val="en-US" w:eastAsia="de-DE" w:bidi="en-US"/>
     </w:rPr>
   </w:style>
   <w:style w:type="paragraph" w:styleId="MDPI3aequationnumber" w:customStyle="1">
@@ -20252,7 +23405,7 @@
       <w:kern w:val="0"/>
       <w:sz w:val="20"/>
       <w:szCs w:val="22"/>
-      <w:lang w:eastAsia="de-DE" w:bidi="en-US" w:val="en-US"/>
+      <w:lang w:val="en-US" w:eastAsia="de-DE" w:bidi="en-US"/>
     </w:rPr>
   </w:style>
   <w:style w:type="paragraph" w:styleId="MDPI41tablecaption" w:customStyle="1">
@@ -20274,7 +23427,7 @@
       <w:kern w:val="0"/>
       <w:sz w:val="18"/>
       <w:szCs w:val="22"/>
-      <w:lang w:eastAsia="de-DE" w:bidi="en-US" w:val="en-US"/>
+      <w:lang w:val="en-US" w:eastAsia="de-DE" w:bidi="en-US"/>
     </w:rPr>
   </w:style>
   <w:style w:type="paragraph" w:styleId="MDPI42tablebody" w:customStyle="1">
@@ -20295,7 +23448,7 @@
       <w:kern w:val="0"/>
       <w:sz w:val="20"/>
       <w:szCs w:val="20"/>
-      <w:lang w:eastAsia="de-DE" w:bidi="en-US" w:val="en-US"/>
+      <w:lang w:val="en-US" w:eastAsia="de-DE" w:bidi="en-US"/>
     </w:rPr>
   </w:style>
   <w:style w:type="paragraph" w:styleId="MDPI43tablefooter" w:customStyle="1">
@@ -20318,7 +23471,7 @@
       <w:kern w:val="0"/>
       <w:sz w:val="18"/>
       <w:szCs w:val="22"/>
-      <w:lang w:eastAsia="de-DE" w:bidi="en-US" w:val="en-US"/>
+      <w:lang w:val="en-US" w:eastAsia="de-DE" w:bidi="en-US"/>
     </w:rPr>
   </w:style>
   <w:style w:type="paragraph" w:styleId="MDPI51figurecaption" w:customStyle="1">
@@ -20340,7 +23493,7 @@
       <w:kern w:val="0"/>
       <w:sz w:val="18"/>
       <w:szCs w:val="20"/>
-      <w:lang w:eastAsia="de-DE" w:bidi="en-US" w:val="en-US"/>
+      <w:lang w:val="en-US" w:eastAsia="de-DE" w:bidi="en-US"/>
     </w:rPr>
   </w:style>
   <w:style w:type="paragraph" w:styleId="MDPI52figure" w:customStyle="1">
@@ -20361,7 +23514,7 @@
       <w:kern w:val="0"/>
       <w:sz w:val="20"/>
       <w:szCs w:val="20"/>
-      <w:lang w:eastAsia="de-DE" w:bidi="en-US" w:val="en-US"/>
+      <w:lang w:val="en-US" w:eastAsia="de-DE" w:bidi="en-US"/>
     </w:rPr>
   </w:style>
   <w:style w:type="paragraph" w:styleId="MDPI23heading3" w:customStyle="1">
@@ -20384,7 +23537,7 @@
       <w:kern w:val="0"/>
       <w:sz w:val="20"/>
       <w:szCs w:val="22"/>
-      <w:lang w:eastAsia="de-DE" w:bidi="en-US" w:val="en-US"/>
+      <w:lang w:val="en-US" w:eastAsia="de-DE" w:bidi="en-US"/>
     </w:rPr>
   </w:style>
   <w:style w:type="paragraph" w:styleId="MDPI21heading1" w:customStyle="1">
@@ -20408,7 +23561,7 @@
       <w:kern w:val="0"/>
       <w:sz w:val="24"/>
       <w:szCs w:val="22"/>
-      <w:lang w:eastAsia="de-DE" w:bidi="en-US" w:val="en-US"/>
+      <w:lang w:val="en-US" w:eastAsia="de-DE" w:bidi="en-US"/>
     </w:rPr>
   </w:style>
   <w:style w:type="paragraph" w:styleId="MDPI22heading2" w:customStyle="1">
@@ -20432,7 +23585,7 @@
       <w:kern w:val="0"/>
       <w:sz w:val="20"/>
       <w:szCs w:val="22"/>
-      <w:lang w:eastAsia="de-DE" w:bidi="en-US" w:val="en-US"/>
+      <w:lang w:val="en-US" w:eastAsia="de-DE" w:bidi="en-US"/>
     </w:rPr>
   </w:style>
   <w:style w:type="paragraph" w:styleId="MDPI81references" w:customStyle="1">
@@ -20457,7 +23610,7 @@
       <w:kern w:val="0"/>
       <w:sz w:val="18"/>
       <w:szCs w:val="20"/>
-      <w:lang w:eastAsia="de-DE" w:bidi="en-US" w:val="en-US"/>
+      <w:lang w:val="en-US" w:eastAsia="de-DE" w:bidi="en-US"/>
     </w:rPr>
   </w:style>
   <w:style w:type="paragraph" w:styleId="BalloonText">
@@ -20492,7 +23645,7 @@
       <w:kern w:val="0"/>
       <w:sz w:val="20"/>
       <w:szCs w:val="22"/>
-      <w:lang w:eastAsia="de-DE" w:bidi="en-US" w:val="en-US"/>
+      <w:lang w:val="en-US" w:eastAsia="de-DE" w:bidi="en-US"/>
     </w:rPr>
   </w:style>
   <w:style w:type="paragraph" w:styleId="MDPI82theorem" w:customStyle="1">
@@ -20515,7 +23668,7 @@
       <w:kern w:val="0"/>
       <w:sz w:val="20"/>
       <w:szCs w:val="22"/>
-      <w:lang w:eastAsia="de-DE" w:bidi="en-US" w:val="en-US"/>
+      <w:lang w:val="en-US" w:eastAsia="de-DE" w:bidi="en-US"/>
     </w:rPr>
   </w:style>
   <w:style w:type="paragraph" w:styleId="MDPI83proof" w:customStyle="1">
@@ -20537,7 +23690,7 @@
       <w:kern w:val="0"/>
       <w:sz w:val="20"/>
       <w:szCs w:val="22"/>
-      <w:lang w:eastAsia="de-DE" w:bidi="en-US" w:val="en-US"/>
+      <w:lang w:val="en-US" w:eastAsia="de-DE" w:bidi="en-US"/>
     </w:rPr>
   </w:style>
   <w:style w:type="paragraph" w:styleId="MDPI61citation" w:customStyle="1">
@@ -20554,7 +23707,7 @@
       <w:jc w:val="left"/>
     </w:pPr>
     <w:rPr>
-      <w:rFonts w:ascii="Palatino Linotype" w:hAnsi="Palatino Linotype" w:cs="Cordia New" w:eastAsia="SimSun"/>
+      <w:rFonts w:ascii="Palatino Linotype" w:hAnsi="Palatino Linotype" w:eastAsia="SimSun" w:cs="Cordia New"/>
       <w:color w:val="auto"/>
       <w:kern w:val="0"/>
       <w:sz w:val="14"/>
@@ -20581,7 +23734,7 @@
       <w:kern w:val="0"/>
       <w:sz w:val="18"/>
       <w:szCs w:val="20"/>
-      <w:lang w:eastAsia="en-US" w:bidi="en-US" w:val="en-US"/>
+      <w:lang w:val="en-US" w:eastAsia="en-US" w:bidi="en-US"/>
     </w:rPr>
   </w:style>
   <w:style w:type="paragraph" w:styleId="MDPI63notes" w:customStyle="1">
@@ -20602,7 +23755,7 @@
       <w:kern w:val="0"/>
       <w:sz w:val="18"/>
       <w:szCs w:val="20"/>
-      <w:lang w:eastAsia="en-US" w:bidi="en-US" w:val="en-US"/>
+      <w:lang w:val="en-US" w:eastAsia="en-US" w:bidi="en-US"/>
     </w:rPr>
   </w:style>
   <w:style w:type="paragraph" w:styleId="MDPI15academiceditor" w:customStyle="1">
@@ -20624,7 +23777,7 @@
       <w:kern w:val="0"/>
       <w:sz w:val="14"/>
       <w:szCs w:val="22"/>
-      <w:lang w:eastAsia="de-DE" w:bidi="en-US" w:val="en-US"/>
+      <w:lang w:val="en-US" w:eastAsia="de-DE" w:bidi="en-US"/>
     </w:rPr>
   </w:style>
   <w:style w:type="paragraph" w:styleId="MDPI411onetablecaption" w:customStyle="1">
@@ -20640,12 +23793,12 @@
       <w:jc w:val="center"/>
     </w:pPr>
     <w:rPr>
-      <w:rFonts w:ascii="Palatino Linotype" w:hAnsi="Palatino Linotype" w:cs="Cordia New" w:eastAsia="SimSun"/>
+      <w:rFonts w:ascii="Palatino Linotype" w:hAnsi="Palatino Linotype" w:eastAsia="SimSun" w:cs="Cordia New"/>
       <w:color w:val="000000"/>
       <w:kern w:val="0"/>
       <w:sz w:val="18"/>
       <w:szCs w:val="22"/>
-      <w:lang w:bidi="en-US" w:val="en-US" w:eastAsia="zh-CN"/>
+      <w:lang w:val="en-US" w:eastAsia="zh-CN" w:bidi="en-US"/>
     </w:rPr>
   </w:style>
   <w:style w:type="paragraph" w:styleId="MDPI511onefigurecaption" w:customStyle="1">
@@ -20666,7 +23819,7 @@
       <w:kern w:val="0"/>
       <w:sz w:val="18"/>
       <w:szCs w:val="20"/>
-      <w:lang w:bidi="en-US" w:val="en-US" w:eastAsia="zh-CN"/>
+      <w:lang w:val="en-US" w:eastAsia="zh-CN" w:bidi="en-US"/>
     </w:rPr>
   </w:style>
   <w:style w:type="paragraph" w:styleId="MDPI72copyright" w:customStyle="1">
@@ -20787,7 +23940,7 @@
       <w:jc w:val="left"/>
     </w:pPr>
     <w:rPr>
-      <w:rFonts w:ascii="Palatino Linotype" w:hAnsi="Palatino Linotype" w:eastAsia="等线" w:eastAsiaTheme="minorEastAsia" w:cs="Times New Roman"/>
+      <w:rFonts w:ascii="Palatino Linotype" w:hAnsi="Palatino Linotype" w:eastAsia="等线" w:cs="Times New Roman" w:eastAsiaTheme="minorEastAsia"/>
       <w:color w:val="000000"/>
       <w:kern w:val="0"/>
       <w:sz w:val="18"/>
